--- a/Paper_ODT/Panorama_Pipeline_Paper/Manuscript_SoftwareX_EN.docx
+++ b/Paper_ODT/Panorama_Pipeline_Paper/Manuscript_SoftwareX_EN.docx
@@ -148,7 +148,7 @@
         <w:t xml:space="preserve">Angel Naya, Independent researcher, [city, country]</w:t>
       </w:r>
       <w:r>
-        <w:t xml:space="preserve"> </w:t>
+        <w:br/>
       </w:r>
       <w:r>
         <w:rPr>
@@ -164,7 +164,7 @@
         <w:t xml:space="preserve">Angel Naya, angel.naya@posteo.de</w:t>
       </w:r>
       <w:r>
-        <w:t xml:space="preserve"> </w:t>
+        <w:br/>
       </w:r>
       <w:r>
         <w:rPr>

--- a/Paper_ODT/Panorama_Pipeline_Paper/Manuscript_SoftwareX_EN.docx
+++ b/Paper_ODT/Panorama_Pipeline_Paper/Manuscript_SoftwareX_EN.docx
@@ -145,7 +145,7 @@
         <w:t xml:space="preserve"> </w:t>
       </w:r>
       <w:r>
-        <w:t xml:space="preserve">Angel Naya, Independent researcher, [city, country]</w:t>
+        <w:t xml:space="preserve">Angel Naya, Independent Researcher, Berlin, Germany</w:t>
       </w:r>
       <w:r>
         <w:br/>

--- a/Paper_ODT/Panorama_Pipeline_Paper/Manuscript_SoftwareX_EN.docx
+++ b/Paper_ODT/Panorama_Pipeline_Paper/Manuscript_SoftwareX_EN.docx
@@ -3896,13 +3896,13 @@
         <w:t xml:space="preserve"> </w:t>
       </w:r>
       <w:r>
-        <w:t xml:space="preserve">7864, Three-Dimensional Imaging, Interaction, and Measurement.</w:t>
-      </w:r>
-      <w:r>
-        <w:t xml:space="preserve"> </w:t>
-      </w:r>
-      <w:r>
-        <w:t xml:space="preserve">https://doi.org/10.1117/12.876555</w:t>
+        <w:t xml:space="preserve">7864, Three-Dimensional Imaging, Interaction, and Measurement,</w:t>
+      </w:r>
+      <w:r>
+        <w:t xml:space="preserve"> </w:t>
+      </w:r>
+      <w:r>
+        <w:t xml:space="preserve">78640A. https://doi.org/10.1117/12.876555</w:t>
       </w:r>
     </w:p>
     <w:p>
@@ -4414,7 +4414,7 @@
           <w:iCs/>
           <w:i/>
         </w:rPr>
-        <w:t xml:space="preserve">Checked against publisher records (Oct 2026): [1]–[3], [6], [7], [11]–[14]. Still to check: DOI of [5], [10].</w:t>
+        <w:t xml:space="preserve">Checked against publisher records (Oct 2026): [1]–[3], [5]–[7], [11]–[14], [17]. Still to check: [10].</w:t>
       </w:r>
     </w:p>
     <w:bookmarkEnd w:id="40"/>

--- a/Paper_ODT/Panorama_Pipeline_Paper/Manuscript_SoftwareX_EN.docx
+++ b/Paper_ODT/Panorama_Pipeline_Paper/Manuscript_SoftwareX_EN.docx
@@ -3732,7 +3732,7 @@
       </w:r>
     </w:p>
     <w:bookmarkEnd w:id="39"/>
-    <w:bookmarkStart w:id="40" w:name="references"/>
+    <w:bookmarkStart w:id="43" w:name="references"/>
     <w:p>
       <w:pPr>
         <w:pStyle w:val="Heading2"/>
@@ -4059,13 +4059,91 @@
         <w:pStyle w:val="BodyText"/>
       </w:pPr>
       <w:r>
-        <w:t xml:space="preserve">[10] Meneghetti, G., Danelljan, M., Felsberg, M., Nordberg, K. (2015). Image</w:t>
-      </w:r>
-      <w:r>
-        <w:t xml:space="preserve"> </w:t>
-      </w:r>
-      <w:r>
-        <w:t xml:space="preserve">alignment for panorama stitching in sparsely structured environments.</w:t>
+        <w:t xml:space="preserve">[10] Meneghetti, G., Danelljan, M., Felsberg, M. (2015). Image alignment for</w:t>
+      </w:r>
+      <w:r>
+        <w:t xml:space="preserve"> </w:t>
+      </w:r>
+      <w:r>
+        <w:t xml:space="preserve">panorama stitching in sparsely structured environments [Dataset]. Zenodo.</w:t>
+      </w:r>
+      <w:r>
+        <w:t xml:space="preserve"> </w:t>
+      </w:r>
+      <w:r>
+        <w:t xml:space="preserve">CC BY 4.0. https://doi.org/10.5281/zenodo.19663081</w:t>
+      </w:r>
+    </w:p>
+    <w:p>
+      <w:pPr>
+        <w:pStyle w:val="BodyText"/>
+      </w:pPr>
+      <w:r>
+        <w:t xml:space="preserve">[11] (authors’ configuration) |</w:t>
+      </w:r>
+      <w:r>
+        <w:t xml:space="preserve"> </w:t>
+      </w:r>
+      <w:r>
+        <w:rPr>
+          <w:bCs/>
+          <w:b/>
+        </w:rPr>
+        <w:t xml:space="preserve">98.5 % / 95.7 %</w:t>
+      </w:r>
+      <w:r>
+        <w:t xml:space="preserve"> </w:t>
+      </w:r>
+      <w:r>
+        <w:t xml:space="preserve">|</w:t>
+      </w:r>
+      <w:r>
+        <w:t xml:space="preserve"> </w:t>
+      </w:r>
+      <w:r>
+        <w:rPr>
+          <w:bCs/>
+          <w:b/>
+        </w:rPr>
+        <w:t xml:space="preserve">94.5 % / 100 %</w:t>
+      </w:r>
+      <w:r>
+        <w:t xml:space="preserve"> </w:t>
+      </w:r>
+      <w:r>
+        <w:t xml:space="preserve">|</w:t>
+      </w:r>
+    </w:p>
+    <w:p>
+      <w:pPr>
+        <w:pStyle w:val="BodyText"/>
+      </w:pPr>
+      <w:r>
+        <w:t xml:space="preserve">We report the uncomfortable result openly: the established domain tool 3DFin</w:t>
+      </w:r>
+      <w:r>
+        <w:t xml:space="preserve"> </w:t>
+      </w:r>
+      <w:r>
+        <w:t xml:space="preserve">clearly outperforms our own baseline, consistently across both plots, and the</w:t>
+      </w:r>
+      <w:r>
+        <w:t xml:space="preserve"> </w:t>
+      </w:r>
+      <w:r>
+        <w:t xml:space="preserve">chain therefore uses it as the detector on plot-wide TLS clouds rather than</w:t>
+      </w:r>
+      <w:r>
+        <w:t xml:space="preserve"> </w:t>
+      </w:r>
+      <w:r>
+        <w:t xml:space="preserve">merely as a comparison. Because the dataset also labels shrubs, downed wood,</w:t>
+      </w:r>
+      <w:r>
+        <w:t xml:space="preserve"> </w:t>
+      </w:r>
+      <w:r>
+        <w:t xml:space="preserve">rocks, and stakes, it is further verifiable</w:t>
       </w:r>
       <w:r>
         <w:t xml:space="preserve"> </w:t>
@@ -4075,58 +4153,79 @@
           <w:iCs/>
           <w:i/>
         </w:rPr>
-        <w:t xml:space="preserve">Scandinavian Conference on Image Analysis (SCIA)</w:t>
-      </w:r>
-      <w:r>
-        <w:t xml:space="preserve">. Data: CC-BY-4.0,</w:t>
-      </w:r>
-      <w:r>
-        <w:t xml:space="preserve"> </w:t>
-      </w:r>
-      <w:r>
-        <w:t xml:space="preserve">https://doi.org/10.5281/zenodo.19663081</w:t>
+        <w:t xml:space="preserve">what</w:t>
+      </w:r>
+      <w:r>
+        <w:t xml:space="preserve"> </w:t>
+      </w:r>
+      <w:r>
+        <w:t xml:space="preserve">the weaker methods detect</w:t>
+      </w:r>
+      <w:r>
+        <w:t xml:space="preserve"> </w:t>
+      </w:r>
+      <w:r>
+        <w:t xml:space="preserve">instead of stems — for the baseline on plot_06, half of the false alarms sit on</w:t>
+      </w:r>
+      <w:r>
+        <w:t xml:space="preserve"> </w:t>
+      </w:r>
+      <w:r>
+        <w:t xml:space="preserve">shrub and ground vegetation.</w:t>
       </w:r>
     </w:p>
     <w:p>
       <w:pPr>
         <w:pStyle w:val="BodyText"/>
       </w:pPr>
-      <w:r>
-        <w:t xml:space="preserve">[11] Laino, D., Cabo, C., Prendes, C., et al. (2024). 3DFin: a software for</w:t>
-      </w:r>
-      <w:r>
-        <w:t xml:space="preserve"> </w:t>
-      </w:r>
-      <w:r>
-        <w:t xml:space="preserve">automated 3D forest inventories from terrestrial point clouds.</w:t>
-      </w:r>
-      <w:r>
-        <w:t xml:space="preserve"> </w:t>
-      </w:r>
       <w:r>
         <w:rPr>
           <w:iCs/>
           <w:i/>
         </w:rPr>
-        <w:t xml:space="preserve">Forestry</w:t>
-      </w:r>
-      <w:r>
-        <w:t xml:space="preserve"> </w:t>
-      </w:r>
-      <w:r>
-        <w:t xml:space="preserve">97(4),</w:t>
-      </w:r>
-      <w:r>
-        <w:t xml:space="preserve"> </w:t>
-      </w:r>
-      <w:r>
-        <w:t xml:space="preserve">479–496.</w:t>
-      </w:r>
-      <w:r>
-        <w:t xml:space="preserve"> </w:t>
-      </w:r>
-      <w:r>
-        <w:t xml:space="preserve">https://doi.org/10.1093/forestry/cpae020</w:t>
+        <w:t xml:space="preserve">Scope.</w:t>
+      </w:r>
+      <w:r>
+        <w:t xml:space="preserve"> </w:t>
+      </w:r>
+      <w:r>
+        <w:t xml:space="preserve">This superiority is conditional on circumferential coverage. On our own</w:t>
+      </w:r>
+      <w:r>
+        <w:t xml:space="preserve"> </w:t>
+      </w:r>
+      <w:r>
+        <w:t xml:space="preserve">Renon stand (median 180° arc versus 280–360° in the reference plots) 3DFin</w:t>
+      </w:r>
+      <w:r>
+        <w:t xml:space="preserve"> </w:t>
+      </w:r>
+      <w:r>
+        <w:t xml:space="preserve">refuses a diameter for 29 of 37 detections — correct behaviour, since the data do</w:t>
+      </w:r>
+      <w:r>
+        <w:t xml:space="preserve"> </w:t>
+      </w:r>
+      <w:r>
+        <w:t xml:space="preserve">not support one; a sweep over the ground-model resolution (cloth simulation</w:t>
+      </w:r>
+      <w:r>
+        <w:t xml:space="preserve"> </w:t>
+      </w:r>
+      <w:r>
+        <w:t xml:space="preserve">filter [14]) does not change this.</w:t>
+      </w:r>
+      <w:r>
+        <w:t xml:space="preserve"> </w:t>
+      </w:r>
+      <w:r>
+        <w:t xml:space="preserve">Our own methods still return numbers there, resting on 180° arcs — a statement</w:t>
+      </w:r>
+      <w:r>
+        <w:t xml:space="preserve"> </w:t>
+      </w:r>
+      <w:r>
+        <w:t xml:space="preserve">about the acquisition, not about the methods.</w:t>
       </w:r>
     </w:p>
     <w:p>
@@ -4134,49 +4233,439 @@
         <w:pStyle w:val="BodyText"/>
       </w:pPr>
       <w:r>
-        <w:t xml:space="preserve">[12] Laino, D., Cabo, C., Ordóñez, C., et al. (2026). SegmentedForests: a labelled</w:t>
-      </w:r>
-      <w:r>
-        <w:t xml:space="preserve"> </w:t>
-      </w:r>
-      <w:r>
-        <w:t xml:space="preserve">dataset of terrestrial LiDAR point clouds for semantic segmentation of forests.</w:t>
-      </w:r>
-      <w:r>
-        <w:t xml:space="preserve"> </w:t>
-      </w:r>
+        <w:rPr>
+          <w:bCs/>
+          <w:b/>
+        </w:rPr>
+        <w:t xml:space="preserve">Consumer/DSLR fisheye → scene (stitching).</w:t>
+      </w:r>
+      <w:r>
+        <w:t xml:space="preserve"> </w:t>
+      </w:r>
+      <w:r>
+        <w:t xml:space="preserve">Six overlapping fisheye frames are</w:t>
+      </w:r>
+      <w:r>
+        <w:t xml:space="preserve"> </w:t>
+      </w:r>
+      <w:r>
+        <w:t xml:space="preserve">stitched automatically and published as a navigable scene, demonstrating the</w:t>
+      </w:r>
+      <w:r>
+        <w:t xml:space="preserve"> </w:t>
+      </w:r>
+      <w:r>
+        <w:t xml:space="preserve">pose-unknown branch across the low-cost end of the device spectrum.</w:t>
+      </w:r>
+    </w:p>
+    <w:p>
+      <w:pPr>
+        <w:pStyle w:val="BodyText"/>
+      </w:pPr>
+      <w:r>
+        <w:rPr>
+          <w:bCs/>
+          <w:b/>
+        </w:rPr>
+        <w:t xml:space="preserve">Quantitative comparison against CC0 ground truth.</w:t>
+      </w:r>
+      <w:r>
+        <w:t xml:space="preserve"> </w:t>
+      </w:r>
+      <w:r>
+        <w:t xml:space="preserve">From each of eleven CC0</w:t>
+      </w:r>
+      <w:r>
+        <w:t xml:space="preserve"> </w:t>
+      </w:r>
+      <w:r>
+        <w:t xml:space="preserve">reference panoramas (Poly Haven, 8192×4096) we render synthetic captures and rebuild</w:t>
+      </w:r>
+      <w:r>
+        <w:t xml:space="preserve"> </w:t>
+      </w:r>
+      <w:r>
+        <w:t xml:space="preserve">a panorama (2048×1024) — once by stitching six 180° fisheye frames (pose withheld),</w:t>
+      </w:r>
+      <w:r>
+        <w:t xml:space="preserve"> </w:t>
+      </w:r>
+      <w:r>
+        <w:t xml:space="preserve">once by reprojecting six 90° pinhole frames plus zenith/nadir (pose used) — and</w:t>
+      </w:r>
+      <w:r>
+        <w:t xml:space="preserve"> </w:t>
+      </w:r>
+      <w:r>
+        <w:t xml:space="preserve">measure both against the same original (PSNR, SSIM [8]).</w:t>
+      </w:r>
+    </w:p>
+    <w:p>
+      <w:pPr>
+        <w:pStyle w:val="BodyText"/>
+      </w:pPr>
       <w:r>
         <w:rPr>
           <w:iCs/>
           <w:i/>
         </w:rPr>
-        <w:t xml:space="preserve">Forestry</w:t>
-      </w:r>
-      <w:r>
-        <w:t xml:space="preserve"> </w:t>
-      </w:r>
-      <w:r>
-        <w:t xml:space="preserve">99(2). https://doi.org/10.1093/forestry/cpaf062 · Data:</w:t>
-      </w:r>
-      <w:r>
-        <w:t xml:space="preserve"> </w:t>
-      </w:r>
-      <w:r>
-        <w:t xml:space="preserve">https://doi.org/10.5281/zenodo.17396681</w:t>
-      </w:r>
-    </w:p>
+        <w:t xml:space="preserve">Counting convention (used throughout):</w:t>
+      </w:r>
+      <w:r>
+        <w:t xml:space="preserve"> </w:t>
+      </w:r>
+      <w:r>
+        <w:rPr>
+          <w:bCs/>
+          <w:b/>
+        </w:rPr>
+        <w:t xml:space="preserve">completed</w:t>
+      </w:r>
+      <w:r>
+        <w:t xml:space="preserve"> </w:t>
+      </w:r>
+      <w:r>
+        <w:t xml:space="preserve">means the chain wrote a</w:t>
+      </w:r>
+      <w:r>
+        <w:t xml:space="preserve"> </w:t>
+      </w:r>
+      <w:r>
+        <w:t xml:space="preserve">panorama at all;</w:t>
+      </w:r>
+      <w:r>
+        <w:t xml:space="preserve"> </w:t>
+      </w:r>
+      <w:r>
+        <w:rPr>
+          <w:bCs/>
+          <w:b/>
+        </w:rPr>
+        <w:t xml:space="preserve">usable</w:t>
+      </w:r>
+      <w:r>
+        <w:t xml:space="preserve"> </w:t>
+      </w:r>
+      <w:r>
+        <w:t xml:space="preserve">additionally means the result is geometrically</w:t>
+      </w:r>
+      <w:r>
+        <w:t xml:space="preserve"> </w:t>
+      </w:r>
+      <w:r>
+        <w:t xml:space="preserve">correct. The distinction matters for stitching, where two runs produce a</w:t>
+      </w:r>
+      <w:r>
+        <w:t xml:space="preserve"> </w:t>
+      </w:r>
+      <w:r>
+        <w:t xml:space="preserve">complete but misregistered image.</w:t>
+      </w:r>
+    </w:p>
+    <w:tbl>
+      <w:tblPr>
+        <w:tblStyle w:val="Table"/>
+        <w:tblW w:type="pct" w:w="5000"/>
+        <w:tblLook w:firstRow="1" w:lastRow="0" w:firstColumn="0" w:lastColumn="0" w:noHBand="0" w:noVBand="0" w:val="0020"/>
+        <w:jc w:val="start"/>
+      </w:tblPr>
+      <w:tblGrid>
+        <w:gridCol w:w="1131"/>
+        <w:gridCol w:w="1131"/>
+        <w:gridCol w:w="1131"/>
+        <w:gridCol w:w="1131"/>
+        <w:gridCol w:w="1131"/>
+        <w:gridCol w:w="1131"/>
+        <w:gridCol w:w="1131"/>
+      </w:tblGrid>
+      <w:tr>
+        <w:trPr>
+          <w:tblHeader w:val="true"/>
+        </w:trPr>
+        <w:tc>
+          <w:tcPr/>
+          <w:p>
+            <w:pPr>
+              <w:pStyle w:val="Compact"/>
+              <w:jc w:val="left"/>
+            </w:pPr>
+            <w:r>
+              <w:t xml:space="preserve">Branch</w:t>
+            </w:r>
+          </w:p>
+        </w:tc>
+        <w:tc>
+          <w:tcPr/>
+          <w:p>
+            <w:pPr>
+              <w:pStyle w:val="Compact"/>
+              <w:jc w:val="right"/>
+            </w:pPr>
+            <w:r>
+              <w:t xml:space="preserve">completed</w:t>
+            </w:r>
+          </w:p>
+        </w:tc>
+        <w:tc>
+          <w:tcPr/>
+          <w:p>
+            <w:pPr>
+              <w:pStyle w:val="Compact"/>
+              <w:jc w:val="right"/>
+            </w:pPr>
+            <w:r>
+              <w:t xml:space="preserve">usable</w:t>
+            </w:r>
+          </w:p>
+        </w:tc>
+        <w:tc>
+          <w:tcPr/>
+          <w:p>
+            <w:pPr>
+              <w:pStyle w:val="Compact"/>
+              <w:jc w:val="right"/>
+            </w:pPr>
+            <w:r>
+              <w:t xml:space="preserve">PSNR (dB)</w:t>
+            </w:r>
+          </w:p>
+        </w:tc>
+        <w:tc>
+          <w:tcPr/>
+          <w:p>
+            <w:pPr>
+              <w:pStyle w:val="Compact"/>
+              <w:jc w:val="right"/>
+            </w:pPr>
+            <w:r>
+              <w:t xml:space="preserve">SSIM</w:t>
+            </w:r>
+          </w:p>
+        </w:tc>
+        <w:tc>
+          <w:tcPr/>
+          <w:p>
+            <w:pPr>
+              <w:pStyle w:val="Compact"/>
+              <w:jc w:val="right"/>
+            </w:pPr>
+            <w:r>
+              <w:t xml:space="preserve">seam offset (px)</w:t>
+            </w:r>
+          </w:p>
+        </w:tc>
+        <w:tc>
+          <w:tcPr/>
+          <w:p>
+            <w:pPr>
+              <w:pStyle w:val="Compact"/>
+              <w:jc w:val="right"/>
+            </w:pPr>
+            <w:r>
+              <w:t xml:space="preserve">runtime</w:t>
+            </w:r>
+          </w:p>
+        </w:tc>
+      </w:tr>
+      <w:tr>
+        <w:tc>
+          <w:tcPr/>
+          <w:p>
+            <w:pPr>
+              <w:pStyle w:val="Compact"/>
+              <w:jc w:val="left"/>
+            </w:pPr>
+            <w:r>
+              <w:t xml:space="preserve">Stitching (pose estimated)</w:t>
+            </w:r>
+          </w:p>
+        </w:tc>
+        <w:tc>
+          <w:tcPr/>
+          <w:p>
+            <w:pPr>
+              <w:pStyle w:val="Compact"/>
+              <w:jc w:val="right"/>
+            </w:pPr>
+            <w:r>
+              <w:t xml:space="preserve">8 / 11</w:t>
+            </w:r>
+          </w:p>
+        </w:tc>
+        <w:tc>
+          <w:tcPr/>
+          <w:p>
+            <w:pPr>
+              <w:pStyle w:val="Compact"/>
+              <w:jc w:val="right"/>
+            </w:pPr>
+            <w:r>
+              <w:rPr>
+                <w:bCs/>
+                <w:b/>
+              </w:rPr>
+              <w:t xml:space="preserve">6 / 11</w:t>
+            </w:r>
+          </w:p>
+        </w:tc>
+        <w:tc>
+          <w:tcPr/>
+          <w:p>
+            <w:pPr>
+              <w:pStyle w:val="Compact"/>
+              <w:jc w:val="right"/>
+            </w:pPr>
+            <w:r>
+              <w:t xml:space="preserve">22.98 ± 2.74</w:t>
+            </w:r>
+          </w:p>
+        </w:tc>
+        <w:tc>
+          <w:tcPr/>
+          <w:p>
+            <w:pPr>
+              <w:pStyle w:val="Compact"/>
+              <w:jc w:val="right"/>
+            </w:pPr>
+            <w:r>
+              <w:t xml:space="preserve">0.837 ± 0.060</w:t>
+            </w:r>
+          </w:p>
+        </w:tc>
+        <w:tc>
+          <w:tcPr/>
+          <w:p>
+            <w:pPr>
+              <w:pStyle w:val="Compact"/>
+              <w:jc w:val="right"/>
+            </w:pPr>
+            <w:r>
+              <w:t xml:space="preserve">0.14 (p95 0.53)</w:t>
+            </w:r>
+          </w:p>
+        </w:tc>
+        <w:tc>
+          <w:tcPr/>
+          <w:p>
+            <w:pPr>
+              <w:pStyle w:val="Compact"/>
+              <w:jc w:val="right"/>
+            </w:pPr>
+            <w:r>
+              <w:t xml:space="preserve">14.6 s</w:t>
+            </w:r>
+          </w:p>
+        </w:tc>
+      </w:tr>
+      <w:tr>
+        <w:tc>
+          <w:tcPr/>
+          <w:p>
+            <w:pPr>
+              <w:pStyle w:val="Compact"/>
+              <w:jc w:val="left"/>
+            </w:pPr>
+            <w:r>
+              <w:t xml:space="preserve">Reprojection (pose known)</w:t>
+            </w:r>
+          </w:p>
+        </w:tc>
+        <w:tc>
+          <w:tcPr/>
+          <w:p>
+            <w:pPr>
+              <w:pStyle w:val="Compact"/>
+              <w:jc w:val="right"/>
+            </w:pPr>
+            <w:r>
+              <w:t xml:space="preserve">11 / 11</w:t>
+            </w:r>
+          </w:p>
+        </w:tc>
+        <w:tc>
+          <w:tcPr/>
+          <w:p>
+            <w:pPr>
+              <w:pStyle w:val="Compact"/>
+              <w:jc w:val="right"/>
+            </w:pPr>
+            <w:r>
+              <w:rPr>
+                <w:bCs/>
+                <w:b/>
+              </w:rPr>
+              <w:t xml:space="preserve">11 / 11</w:t>
+            </w:r>
+          </w:p>
+        </w:tc>
+        <w:tc>
+          <w:tcPr/>
+          <w:p>
+            <w:pPr>
+              <w:pStyle w:val="Compact"/>
+              <w:jc w:val="right"/>
+            </w:pPr>
+            <w:r>
+              <w:rPr>
+                <w:bCs/>
+                <w:b/>
+              </w:rPr>
+              <w:t xml:space="preserve">26.87 ± 1.96</w:t>
+            </w:r>
+          </w:p>
+        </w:tc>
+        <w:tc>
+          <w:tcPr/>
+          <w:p>
+            <w:pPr>
+              <w:pStyle w:val="Compact"/>
+              <w:jc w:val="right"/>
+            </w:pPr>
+            <w:r>
+              <w:rPr>
+                <w:bCs/>
+                <w:b/>
+              </w:rPr>
+              <w:t xml:space="preserve">0.886 ± 0.039</w:t>
+            </w:r>
+          </w:p>
+        </w:tc>
+        <w:tc>
+          <w:tcPr/>
+          <w:p>
+            <w:pPr>
+              <w:pStyle w:val="Compact"/>
+              <w:jc w:val="right"/>
+            </w:pPr>
+            <w:r>
+              <w:rPr>
+                <w:bCs/>
+                <w:b/>
+              </w:rPr>
+              <w:t xml:space="preserve">0.10 (p95 0.23)</w:t>
+            </w:r>
+          </w:p>
+        </w:tc>
+        <w:tc>
+          <w:tcPr/>
+          <w:p>
+            <w:pPr>
+              <w:pStyle w:val="Compact"/>
+              <w:jc w:val="right"/>
+            </w:pPr>
+            <w:r>
+              <w:t xml:space="preserve">2.1 s</w:t>
+            </w:r>
+          </w:p>
+        </w:tc>
+      </w:tr>
+    </w:tbl>
     <w:p>
       <w:pPr>
         <w:pStyle w:val="BodyText"/>
       </w:pPr>
       <w:r>
-        <w:t xml:space="preserve">[13] Roussel, J.-R., et al. (2020). lidR: An R package for analysis of Airborne</w:t>
-      </w:r>
-      <w:r>
-        <w:t xml:space="preserve"> </w:t>
-      </w:r>
-      <w:r>
-        <w:t xml:space="preserve">Laser Scanning (ALS) data.</w:t>
+        <w:t xml:space="preserve">Aggregate figures refer to the</w:t>
       </w:r>
       <w:r>
         <w:t xml:space="preserve"> </w:t>
@@ -4186,19 +4675,25 @@
           <w:iCs/>
           <w:i/>
         </w:rPr>
-        <w:t xml:space="preserve">Remote Sensing of Environment</w:t>
-      </w:r>
-      <w:r>
-        <w:t xml:space="preserve"> </w:t>
-      </w:r>
-      <w:r>
-        <w:t xml:space="preserve">251, 112061.</w:t>
-      </w:r>
-      <w:r>
-        <w:t xml:space="preserve"> </w:t>
-      </w:r>
-      <w:r>
-        <w:t xml:space="preserve">https://doi.org/10.1016/j.rse.2020.112061</w:t>
+        <w:t xml:space="preserve">usable</w:t>
+      </w:r>
+      <w:r>
+        <w:t xml:space="preserve"> </w:t>
+      </w:r>
+      <w:r>
+        <w:t xml:space="preserve">runs; the two misregistered stitches</w:t>
+      </w:r>
+      <w:r>
+        <w:t xml:space="preserve"> </w:t>
+      </w:r>
+      <w:r>
+        <w:t xml:space="preserve">(8.6 and 11.7 dB) are excluded because they would otherwise dominate mean and</w:t>
+      </w:r>
+      <w:r>
+        <w:t xml:space="preserve"> </w:t>
+      </w:r>
+      <w:r>
+        <w:t xml:space="preserve">spread, and are reported separately below.</w:t>
       </w:r>
     </w:p>
     <w:p>
@@ -4206,77 +4701,1152 @@
         <w:pStyle w:val="BodyText"/>
       </w:pPr>
       <w:r>
-        <w:t xml:space="preserve">[14] Zhang, W., et al. (2016). An easy-to-use airborne LiDAR data filtering method</w:t>
-      </w:r>
-      <w:r>
-        <w:t xml:space="preserve"> </w:t>
-      </w:r>
-      <w:r>
-        <w:t xml:space="preserve">based on cloth simulation.</w:t>
-      </w:r>
-      <w:r>
-        <w:t xml:space="preserve"> </w:t>
-      </w:r>
+        <w:t xml:space="preserve">The pose-based branch is better on every measure (+3.9 dB, +0.05 SSIM, a third</w:t>
+      </w:r>
+      <w:r>
+        <w:t xml:space="preserve"> </w:t>
+      </w:r>
+      <w:r>
+        <w:t xml:space="preserve">less local displacement) and reconstructs all eleven scenes, while stitching fails</w:t>
+      </w:r>
+      <w:r>
+        <w:t xml:space="preserve"> </w:t>
+      </w:r>
+      <w:r>
+        <w:t xml:space="preserve">on five: three times</w:t>
+      </w:r>
+      <w:r>
+        <w:t xml:space="preserve"> </w:t>
+      </w:r>
+      <w:r>
+        <w:rPr>
+          <w:rStyle w:val="VerbatimChar"/>
+        </w:rPr>
+        <w:t xml:space="preserve">enblend</w:t>
+      </w:r>
+      <w:r>
+        <w:t xml:space="preserve"> </w:t>
+      </w:r>
+      <w:r>
+        <w:t xml:space="preserve">aborts (excessive overlap, degenerate mask</w:t>
+      </w:r>
+      <w:r>
+        <w:t xml:space="preserve"> </w:t>
+      </w:r>
+      <w:r>
+        <w:t xml:space="preserve">geometry, no detectable seam) and twice a geometrically wrong panorama results</w:t>
+      </w:r>
+      <w:r>
+        <w:t xml:space="preserve"> </w:t>
+      </w:r>
+      <w:r>
+        <w:t xml:space="preserve">(confirmed under exhaustive search over rotation, tilt, and mirroring, staying</w:t>
+      </w:r>
+      <w:r>
+        <w:t xml:space="preserve"> </w:t>
+      </w:r>
+      <w:r>
+        <w:t xml:space="preserve">below 11.7 dB).</w:t>
+      </w:r>
+    </w:p>
+    <w:p>
+      <w:pPr>
+        <w:pStyle w:val="CaptionedFigure"/>
+      </w:pPr>
+      <w:r>
+        <w:drawing>
+          <wp:inline>
+            <wp:extent cx="5334000" cy="2255553"/>
+            <wp:effectExtent b="0" l="0" r="0" t="0"/>
+            <wp:docPr descr="Figure 2. Panorama evaluation against eleven CC0 references. The pose-based branch is more accurate and reconstructs every scene; the seam offset separates good from failed reconstructions by a factor of ~40 and is therefore usable as a ground-truth-free quality flag. Real captures with parallax lie ~56× above the synthetic case, which makes the synthetic figures a lower bound." title="" id="40" name="Picture"/>
+            <a:graphic>
+              <a:graphicData uri="http://schemas.openxmlformats.org/drawingml/2006/picture">
+                <pic:pic>
+                  <pic:nvPicPr>
+                    <pic:cNvPr descr="figures/fig2_evaluation.png" id="41" name="Picture"/>
+                    <pic:cNvPicPr>
+                      <a:picLocks noChangeArrowheads="1" noChangeAspect="1"/>
+                    </pic:cNvPicPr>
+                  </pic:nvPicPr>
+                  <pic:blipFill>
+                    <a:blip r:embed="rId29"/>
+                    <a:stretch>
+                      <a:fillRect/>
+                    </a:stretch>
+                  </pic:blipFill>
+                  <pic:spPr bwMode="auto">
+                    <a:xfrm>
+                      <a:off x="0" y="0"/>
+                      <a:ext cx="5334000" cy="2255553"/>
+                    </a:xfrm>
+                    <a:prstGeom prst="rect">
+                      <a:avLst/>
+                    </a:prstGeom>
+                    <a:noFill/>
+                    <a:ln w="9525">
+                      <a:noFill/>
+                      <a:headEnd/>
+                      <a:tailEnd/>
+                    </a:ln>
+                  </pic:spPr>
+                </pic:pic>
+              </a:graphicData>
+            </a:graphic>
+          </wp:inline>
+        </w:drawing>
+      </w:r>
+    </w:p>
+    <w:p>
+      <w:pPr>
+        <w:pStyle w:val="ImageCaption"/>
+      </w:pPr>
+      <w:r>
+        <w:rPr>
+          <w:bCs/>
+          <w:b/>
+        </w:rPr>
+        <w:t xml:space="preserve">Figure 2.</w:t>
+      </w:r>
+      <w:r>
+        <w:t xml:space="preserve"> </w:t>
+      </w:r>
+      <w:r>
+        <w:t xml:space="preserve">Panorama evaluation against eleven CC0 references. The pose-based</w:t>
+      </w:r>
+      <w:r>
+        <w:t xml:space="preserve"> </w:t>
+      </w:r>
+      <w:r>
+        <w:t xml:space="preserve">branch is more accurate and reconstructs every scene; the seam offset separates</w:t>
+      </w:r>
+      <w:r>
+        <w:t xml:space="preserve"> </w:t>
+      </w:r>
+      <w:r>
+        <w:t xml:space="preserve">good from failed reconstructions by a factor of ~40 and is therefore usable as a</w:t>
+      </w:r>
+      <w:r>
+        <w:t xml:space="preserve"> </w:t>
+      </w:r>
+      <w:r>
+        <w:t xml:space="preserve">ground-truth-free quality flag. Real captures with parallax lie ~56× above the</w:t>
+      </w:r>
+      <w:r>
+        <w:t xml:space="preserve"> </w:t>
+      </w:r>
+      <w:r>
+        <w:t xml:space="preserve">synthetic case, which makes the synthetic figures a lower bound.</w:t>
+      </w:r>
+    </w:p>
+    <w:p>
+      <w:pPr>
+        <w:pStyle w:val="BodyText"/>
+      </w:pPr>
+      <w:r>
+        <w:rPr>
+          <w:bCs/>
+          <w:b/>
+        </w:rPr>
+        <w:t xml:space="preserve">Seam offset as an automatic quality flag.</w:t>
+      </w:r>
+      <w:r>
+        <w:t xml:space="preserve"> </w:t>
+      </w:r>
+      <w:r>
+        <w:t xml:space="preserve">Block-wise phase correlation [9] against</w:t>
+      </w:r>
+      <w:r>
+        <w:t xml:space="preserve"> </w:t>
+      </w:r>
+      <w:r>
+        <w:t xml:space="preserve">the reference (64-px blocks, 50% overlap, low-structure blocks discarded)</w:t>
+      </w:r>
+      <w:r>
+        <w:t xml:space="preserve"> </w:t>
+      </w:r>
+      <w:r>
+        <w:t xml:space="preserve">separates good from failed reconstructions more sharply than PSNR or SSIM: median</w:t>
+      </w:r>
+      <w:r>
+        <w:t xml:space="preserve"> </w:t>
+      </w:r>
+      <w:r>
+        <w:t xml:space="preserve">seam offset 0.11–0.19 px (good stitches) and 0.07–0.13 px (reprojection) versus</w:t>
+      </w:r>
+      <w:r>
+        <w:t xml:space="preserve"> </w:t>
+      </w:r>
+      <w:r>
+        <w:t xml:space="preserve">5.95–6.14 px (failed stitches) — a factor of ~40, interpretable without knowing</w:t>
+      </w:r>
+      <w:r>
+        <w:t xml:space="preserve"> </w:t>
+      </w:r>
+      <w:r>
+        <w:t xml:space="preserve">the ground truth of a single scene, and thus a robust threshold (here &gt; 1 px</w:t>
+      </w:r>
+      <w:r>
+        <w:t xml:space="preserve"> </w:t>
+      </w:r>
+      <w:r>
+        <w:t xml:space="preserve">median) for a GUI quality flag.</w:t>
+      </w:r>
+    </w:p>
+    <w:bookmarkStart w:id="42" w:name="Xdd2eeefe0fa72e9ff9dff604cfb03bd70b719e9"/>
+    <w:p>
+      <w:pPr>
+        <w:pStyle w:val="Heading3"/>
+      </w:pPr>
+      <w:r>
+        <w:t xml:space="preserve">Real captures: the actual cost of parallax</w:t>
+      </w:r>
+    </w:p>
+    <w:p>
+      <w:pPr>
+        <w:pStyle w:val="FirstParagraph"/>
+      </w:pPr>
+      <w:r>
+        <w:t xml:space="preserve">The caveat that the synthetic figures are upper bounds can be resolved with open</w:t>
+      </w:r>
+      <w:r>
+        <w:t xml:space="preserve"> </w:t>
+      </w:r>
+      <w:r>
+        <w:t xml:space="preserve">data.</w:t>
+      </w:r>
+      <w:r>
+        <w:t xml:space="preserve"> </w:t>
+      </w:r>
+      <w:r>
+        <w:rPr>
+          <w:rStyle w:val="VerbatimChar"/>
+        </w:rPr>
+        <w:t xml:space="preserve">eval_seams.py</w:t>
+      </w:r>
+      <w:r>
+        <w:t xml:space="preserve"> </w:t>
+      </w:r>
+      <w:r>
+        <w:t xml:space="preserve">measures seam offset</w:t>
+      </w:r>
+      <w:r>
+        <w:t xml:space="preserve"> </w:t>
+      </w:r>
+      <w:r>
+        <w:rPr>
+          <w:bCs/>
+          <w:b/>
+        </w:rPr>
+        <w:t xml:space="preserve">without a reference panorama</w:t>
+      </w:r>
+      <w:r>
+        <w:t xml:space="preserve">:</w:t>
+      </w:r>
+      <w:r>
+        <w:t xml:space="preserve"> </w:t>
+      </w:r>
+      <w:r>
+        <w:rPr>
+          <w:rStyle w:val="VerbatimChar"/>
+        </w:rPr>
+        <w:t xml:space="preserve">nona</w:t>
+      </w:r>
+      <w:r>
+        <w:t xml:space="preserve"> </w:t>
+      </w:r>
+      <w:r>
+        <w:t xml:space="preserve">remaps each capture separately into the panorama canvas, and in the</w:t>
+      </w:r>
+      <w:r>
+        <w:t xml:space="preserve"> </w:t>
+      </w:r>
+      <w:r>
+        <w:t xml:space="preserve">overlaps two source images show the same viewing direction — with perfect</w:t>
+      </w:r>
+      <w:r>
+        <w:t xml:space="preserve"> </w:t>
+      </w:r>
+      <w:r>
+        <w:t xml:space="preserve">registration and rotation about the nodal point they would be identical there.</w:t>
+      </w:r>
+      <w:r>
+        <w:t xml:space="preserve"> </w:t>
+      </w:r>
+      <w:r>
+        <w:t xml:space="preserve">Their local displacement is the error.</w:t>
+      </w:r>
+    </w:p>
+    <w:p>
+      <w:pPr>
+        <w:pStyle w:val="BodyText"/>
+      </w:pPr>
+      <w:r>
+        <w:t xml:space="preserve">The real capture is</w:t>
+      </w:r>
+      <w:r>
+        <w:t xml:space="preserve"> </w:t>
+      </w:r>
+      <w:r>
+        <w:rPr>
+          <w:bCs/>
+          <w:b/>
+        </w:rPr>
+        <w:t xml:space="preserve">PASSTA LunchRoom</w:t>
+      </w:r>
+      <w:r>
+        <w:t xml:space="preserve"> </w:t>
+      </w:r>
+      <w:r>
+        <w:t xml:space="preserve">[10] (Zenodo, CC BY 4.0): 72 photographs from</w:t>
+      </w:r>
+      <w:r>
+        <w:t xml:space="preserve"> </w:t>
+      </w:r>
+      <w:r>
+        <w:t xml:space="preserve">a rotating Canon EOS 70D with supplied calibration. As a control, synthetic</w:t>
+      </w:r>
+      <w:r>
+        <w:t xml:space="preserve"> </w:t>
+      </w:r>
+      <w:r>
+        <w:t xml:space="preserve">captures with</w:t>
+      </w:r>
+      <w:r>
+        <w:t xml:space="preserve"> </w:t>
+      </w:r>
+      <w:r>
+        <w:rPr>
+          <w:bCs/>
+          <w:b/>
+        </w:rPr>
+        <w:t xml:space="preserve">identical geometry</w:t>
+      </w:r>
+      <w:r>
+        <w:t xml:space="preserve"> </w:t>
+      </w:r>
+      <w:r>
+        <w:t xml:space="preserve">are rendered from a CC0 panorama — 18</w:t>
+      </w:r>
+      <w:r>
+        <w:t xml:space="preserve"> </w:t>
+      </w:r>
+      <w:r>
+        <w:t xml:space="preserve">positions, 93.6° rectilinear, same stitching chain, same canvas width. The only</w:t>
+      </w:r>
+      <w:r>
+        <w:t xml:space="preserve"> </w:t>
+      </w:r>
+      <w:r>
+        <w:t xml:space="preserve">difference is that the real captures carry genuine parallax, sensor noise, and</w:t>
+      </w:r>
+      <w:r>
+        <w:t xml:space="preserve"> </w:t>
+      </w:r>
+      <w:r>
+        <w:t xml:space="preserve">exposure differences:</w:t>
+      </w:r>
+    </w:p>
+    <w:tbl>
+      <w:tblPr>
+        <w:tblStyle w:val="Table"/>
+        <w:tblW w:type="auto" w:w="0"/>
+        <w:tblLook w:firstRow="1" w:lastRow="0" w:firstColumn="0" w:lastColumn="0" w:noHBand="0" w:noVBand="0" w:val="0020"/>
+        <w:jc w:val="start"/>
+      </w:tblPr>
+      <w:tblGrid>
+        <w:gridCol w:w="2640"/>
+        <w:gridCol w:w="2640"/>
+        <w:gridCol w:w="2640"/>
+      </w:tblGrid>
+      <w:tr>
+        <w:trPr>
+          <w:tblHeader w:val="true"/>
+        </w:trPr>
+        <w:tc>
+          <w:tcPr/>
+          <w:p>
+            <w:pPr>
+              <w:pStyle w:val="Compact"/>
+            </w:pPr>
+          </w:p>
+        </w:tc>
+        <w:tc>
+          <w:tcPr/>
+          <w:p>
+            <w:pPr>
+              <w:pStyle w:val="Compact"/>
+              <w:jc w:val="right"/>
+            </w:pPr>
+            <w:r>
+              <w:t xml:space="preserve">synthetic (parallax-free)</w:t>
+            </w:r>
+          </w:p>
+        </w:tc>
+        <w:tc>
+          <w:tcPr/>
+          <w:p>
+            <w:pPr>
+              <w:pStyle w:val="Compact"/>
+              <w:jc w:val="right"/>
+            </w:pPr>
+            <w:r>
+              <w:t xml:space="preserve">real (rotating camera)</w:t>
+            </w:r>
+          </w:p>
+        </w:tc>
+      </w:tr>
+      <w:tr>
+        <w:tc>
+          <w:tcPr/>
+          <w:p>
+            <w:pPr>
+              <w:pStyle w:val="Compact"/>
+              <w:jc w:val="left"/>
+            </w:pPr>
+            <w:r>
+              <w:t xml:space="preserve">seam offset, median</w:t>
+            </w:r>
+          </w:p>
+        </w:tc>
+        <w:tc>
+          <w:tcPr/>
+          <w:p>
+            <w:pPr>
+              <w:pStyle w:val="Compact"/>
+              <w:jc w:val="right"/>
+            </w:pPr>
+            <w:r>
+              <w:rPr>
+                <w:bCs/>
+                <w:b/>
+              </w:rPr>
+              <w:t xml:space="preserve">0.07 px</w:t>
+            </w:r>
+          </w:p>
+        </w:tc>
+        <w:tc>
+          <w:tcPr/>
+          <w:p>
+            <w:pPr>
+              <w:pStyle w:val="Compact"/>
+              <w:jc w:val="right"/>
+            </w:pPr>
+            <w:r>
+              <w:rPr>
+                <w:bCs/>
+                <w:b/>
+              </w:rPr>
+              <w:t xml:space="preserve">3.95 px</w:t>
+            </w:r>
+          </w:p>
+        </w:tc>
+      </w:tr>
+      <w:tr>
+        <w:tc>
+          <w:tcPr/>
+          <w:p>
+            <w:pPr>
+              <w:pStyle w:val="Compact"/>
+              <w:jc w:val="left"/>
+            </w:pPr>
+            <w:r>
+              <w:t xml:space="preserve">p95</w:t>
+            </w:r>
+          </w:p>
+        </w:tc>
+        <w:tc>
+          <w:tcPr/>
+          <w:p>
+            <w:pPr>
+              <w:pStyle w:val="Compact"/>
+              <w:jc w:val="right"/>
+            </w:pPr>
+            <w:r>
+              <w:t xml:space="preserve">0.18 px</w:t>
+            </w:r>
+          </w:p>
+        </w:tc>
+        <w:tc>
+          <w:tcPr/>
+          <w:p>
+            <w:pPr>
+              <w:pStyle w:val="Compact"/>
+              <w:jc w:val="right"/>
+            </w:pPr>
+            <w:r>
+              <w:t xml:space="preserve">24.78 px</w:t>
+            </w:r>
+          </w:p>
+        </w:tc>
+      </w:tr>
+      <w:tr>
+        <w:tc>
+          <w:tcPr/>
+          <w:p>
+            <w:pPr>
+              <w:pStyle w:val="Compact"/>
+              <w:jc w:val="left"/>
+            </w:pPr>
+            <w:r>
+              <w:t xml:space="preserve">maximum</w:t>
+            </w:r>
+          </w:p>
+        </w:tc>
+        <w:tc>
+          <w:tcPr/>
+          <w:p>
+            <w:pPr>
+              <w:pStyle w:val="Compact"/>
+              <w:jc w:val="right"/>
+            </w:pPr>
+            <w:r>
+              <w:t xml:space="preserve">0.48 px</w:t>
+            </w:r>
+          </w:p>
+        </w:tc>
+        <w:tc>
+          <w:tcPr/>
+          <w:p>
+            <w:pPr>
+              <w:pStyle w:val="Compact"/>
+              <w:jc w:val="right"/>
+            </w:pPr>
+            <w:r>
+              <w:t xml:space="preserve">29.99 px</w:t>
+            </w:r>
+          </w:p>
+        </w:tc>
+      </w:tr>
+      <w:tr>
+        <w:tc>
+          <w:tcPr/>
+          <w:p>
+            <w:pPr>
+              <w:pStyle w:val="Compact"/>
+              <w:jc w:val="left"/>
+            </w:pPr>
+            <w:r>
+              <w:t xml:space="preserve">blocks above 1 px</w:t>
+            </w:r>
+          </w:p>
+        </w:tc>
+        <w:tc>
+          <w:tcPr/>
+          <w:p>
+            <w:pPr>
+              <w:pStyle w:val="Compact"/>
+              <w:jc w:val="right"/>
+            </w:pPr>
+            <w:r>
+              <w:t xml:space="preserve">0.0 %</w:t>
+            </w:r>
+          </w:p>
+        </w:tc>
+        <w:tc>
+          <w:tcPr/>
+          <w:p>
+            <w:pPr>
+              <w:pStyle w:val="Compact"/>
+              <w:jc w:val="right"/>
+            </w:pPr>
+            <w:r>
+              <w:t xml:space="preserve">67.5 %</w:t>
+            </w:r>
+          </w:p>
+        </w:tc>
+      </w:tr>
+    </w:tbl>
+    <w:p>
+      <w:pPr>
+        <w:pStyle w:val="BodyText"/>
+      </w:pPr>
+      <w:r>
+        <w:rPr>
+          <w:bCs/>
+          <w:b/>
+        </w:rPr>
+        <w:t xml:space="preserve">The median is ~56× higher and the 95th percentile ~140×.</w:t>
+      </w:r>
+      <w:r>
+        <w:t xml:space="preserve"> </w:t>
+      </w:r>
+      <w:r>
+        <w:t xml:space="preserve">This substantiates</w:t>
+      </w:r>
+      <w:r>
+        <w:t xml:space="preserve"> </w:t>
+      </w:r>
+      <w:r>
+        <w:t xml:space="preserve">what could previously only be asserted: the synthetic evaluation understates the</w:t>
+      </w:r>
+      <w:r>
+        <w:t xml:space="preserve"> </w:t>
+      </w:r>
+      <w:r>
+        <w:t xml:space="preserve">real stitching error by orders of magnitude, and the gap measured there between</w:t>
+      </w:r>
+      <w:r>
+        <w:t xml:space="preserve"> </w:t>
+      </w:r>
+      <w:r>
+        <w:t xml:space="preserve">the two branches is a</w:t>
+      </w:r>
+      <w:r>
+        <w:t xml:space="preserve"> </w:t>
+      </w:r>
+      <w:r>
+        <w:rPr>
+          <w:bCs/>
+          <w:b/>
+        </w:rPr>
+        <w:t xml:space="preserve">lower bound</w:t>
+      </w:r>
+      <w:r>
+        <w:t xml:space="preserve">.</w:t>
+      </w:r>
+    </w:p>
+    <w:p>
+      <w:pPr>
+        <w:pStyle w:val="BodyText"/>
+      </w:pPr>
       <w:r>
         <w:rPr>
           <w:iCs/>
           <w:i/>
         </w:rPr>
-        <w:t xml:space="preserve">Remote Sensing</w:t>
-      </w:r>
-      <w:r>
-        <w:t xml:space="preserve"> </w:t>
-      </w:r>
-      <w:r>
-        <w:t xml:space="preserve">8(6), 501.</w:t>
-      </w:r>
-      <w:r>
-        <w:t xml:space="preserve"> </w:t>
-      </w:r>
-      <w:r>
-        <w:t xml:space="preserve">https://doi.org/10.3390/rs8060501</w:t>
+        <w:t xml:space="preserve">Interpretation.</w:t>
+      </w:r>
+      <w:r>
+        <w:t xml:space="preserve"> </w:t>
+      </w:r>
+      <w:r>
+        <w:t xml:space="preserve">PASSTA LunchRoom is an indoor scene with nearby objects, and</w:t>
+      </w:r>
+      <w:r>
+        <w:t xml:space="preserve"> </w:t>
+      </w:r>
+      <w:r>
+        <w:t xml:space="preserve">parallax is worst at short range. An outdoor stand with predominantly distant</w:t>
+      </w:r>
+      <w:r>
+        <w:t xml:space="preserve"> </w:t>
+      </w:r>
+      <w:r>
+        <w:t xml:space="preserve">objects will fare better; the 3.95 px is therefore an example of the unfavourable</w:t>
+      </w:r>
+      <w:r>
+        <w:t xml:space="preserve"> </w:t>
+      </w:r>
+      <w:r>
+        <w:t xml:space="preserve">case, not a universal value. Part of the difference also stems from noise and</w:t>
+      </w:r>
+      <w:r>
+        <w:t xml:space="preserve"> </w:t>
+      </w:r>
+      <w:r>
+        <w:t xml:space="preserve">exposure variation rather than parallax alone. The pose-based branch is unaffected</w:t>
+      </w:r>
+      <w:r>
+        <w:t xml:space="preserve"> </w:t>
+      </w:r>
+      <w:r>
+        <w:t xml:space="preserve">by all of this: it has no overlap seams, because every viewing direction comes</w:t>
+      </w:r>
+      <w:r>
+        <w:t xml:space="preserve"> </w:t>
+      </w:r>
+      <w:r>
+        <w:t xml:space="preserve">from exactly one camera.</w:t>
       </w:r>
     </w:p>
     <w:p>
       <w:pPr>
         <w:pStyle w:val="BodyText"/>
       </w:pPr>
-      <w:r>
-        <w:t xml:space="preserve">[15] Brooke, J. (1996). SUS: a</w:t>
-      </w:r>
-      <w:r>
-        <w:t xml:space="preserve"> </w:t>
-      </w:r>
-      <w:r>
-        <w:t xml:space="preserve">“</w:t>
-      </w:r>
-      <w:r>
-        <w:t xml:space="preserve">quick and dirty</w:t>
-      </w:r>
-      <w:r>
-        <w:t xml:space="preserve">”</w:t>
-      </w:r>
-      <w:r>
-        <w:t xml:space="preserve"> </w:t>
-      </w:r>
-      <w:r>
-        <w:t xml:space="preserve">usability scale. In:</w:t>
-      </w:r>
-      <w:r>
-        <w:t xml:space="preserve"> </w:t>
-      </w:r>
       <w:r>
         <w:rPr>
           <w:iCs/>
           <w:i/>
         </w:rPr>
-        <w:t xml:space="preserve">Usability</w:t>
+        <w:t xml:space="preserve">Honesty of the numbers.</w:t>
+      </w:r>
+      <w:r>
+        <w:t xml:space="preserve"> </w:t>
+      </w:r>
+      <w:r>
+        <w:t xml:space="preserve">All synthetic captures share one nodal point; the</w:t>
+      </w:r>
+      <w:r>
+        <w:t xml:space="preserve"> </w:t>
+      </w:r>
+      <w:r>
+        <w:t xml:space="preserve">PSNR/SSIM stitching figures are therefore</w:t>
+      </w:r>
+      <w:r>
+        <w:t xml:space="preserve"> </w:t>
+      </w:r>
+      <w:r>
+        <w:rPr>
+          <w:bCs/>
+          <w:b/>
+        </w:rPr>
+        <w:t xml:space="preserve">upper bounds</w:t>
+      </w:r>
+      <w:r>
+        <w:t xml:space="preserve">, and the section above</w:t>
+      </w:r>
+      <w:r>
+        <w:t xml:space="preserve"> </w:t>
+      </w:r>
+      <w:r>
+        <w:t xml:space="preserve">quantifies the distance to reality (~56× in median seam offset). No sensor noise, exposure differences, or distortion are simulated — the</w:t>
+      </w:r>
+      <w:r>
+        <w:t xml:space="preserve"> </w:t>
+      </w:r>
+      <w:r>
+        <w:t xml:space="preserve">geometry of the chain is measured, not camera image quality. Absolute PSNR is</w:t>
+      </w:r>
+      <w:r>
+        <w:t xml:space="preserve"> </w:t>
+      </w:r>
+      <w:r>
+        <w:t xml:space="preserve">capped by the resolution chain and is meaningful only in the comparison of the two</w:t>
+      </w:r>
+      <w:r>
+        <w:t xml:space="preserve"> </w:t>
+      </w:r>
+      <w:r>
+        <w:t xml:space="preserve">branches. The reprojection figures hold only since switching to bilinear sampling;</w:t>
+      </w:r>
+      <w:r>
+        <w:t xml:space="preserve"> </w:t>
+      </w:r>
+      <w:r>
+        <w:t xml:space="preserve">with nearest-neighbour sampling the same branch scored 25.4 dB / SSIM 0.871</w:t>
+      </w:r>
+      <w:r>
+        <w:t xml:space="preserve"> </w:t>
+      </w:r>
+      <w:r>
+        <w:t xml:space="preserve">instead of 28.2 / 0.935 (ph-mossy-forest) — an implementation artefact that could</w:t>
+      </w:r>
+      <w:r>
+        <w:t xml:space="preserve"> </w:t>
+      </w:r>
+      <w:r>
+        <w:t xml:space="preserve">have been reported as a property of the method.</w:t>
+      </w:r>
+    </w:p>
+    <w:p>
+      <w:pPr>
+        <w:pStyle w:val="BodyText"/>
+      </w:pPr>
+      <w:r>
+        <w:rPr>
+          <w:bCs/>
+          <w:b/>
+        </w:rPr>
+        <w:t xml:space="preserve">Runtime per input class, end to end.</w:t>
+      </w:r>
+      <w:r>
+        <w:t xml:space="preserve"> </w:t>
+      </w:r>
+      <w:r>
+        <w:t xml:space="preserve">Measured through the running</w:t>
+      </w:r>
+      <w:r>
+        <w:t xml:space="preserve"> </w:t>
+      </w:r>
+      <w:r>
+        <w:t xml:space="preserve">containerized service — upload, queue, processing, and publication included — with</w:t>
+      </w:r>
+      <w:r>
+        <w:t xml:space="preserve"> </w:t>
+      </w:r>
+      <w:r>
+        <w:t xml:space="preserve">the input type</w:t>
+      </w:r>
+      <w:r>
+        <w:t xml:space="preserve"> </w:t>
       </w:r>
       <w:r>
         <w:rPr>
           <w:iCs/>
           <w:i/>
         </w:rPr>
+        <w:t xml:space="preserve">not</w:t>
+      </w:r>
+      <w:r>
+        <w:t xml:space="preserve"> </w:t>
+      </w:r>
+      <w:r>
+        <w:t xml:space="preserve">declared, so the chain detects it itself:</w:t>
+      </w:r>
+    </w:p>
+    <w:tbl>
+      <w:tblPr>
+        <w:tblStyle w:val="Table"/>
+        <w:tblW w:type="pct" w:w="5000"/>
+        <w:tblLook w:firstRow="1" w:lastRow="0" w:firstColumn="0" w:lastColumn="0" w:noHBand="0" w:noVBand="0" w:val="0020"/>
+        <w:jc w:val="start"/>
+      </w:tblPr>
+      <w:tblGrid>
+        <w:gridCol w:w="1320"/>
+        <w:gridCol w:w="1320"/>
+        <w:gridCol w:w="1320"/>
+        <w:gridCol w:w="1320"/>
+        <w:gridCol w:w="1320"/>
+        <w:gridCol w:w="1320"/>
+      </w:tblGrid>
+      <w:tr>
+        <w:trPr>
+          <w:tblHeader w:val="true"/>
+        </w:trPr>
+        <w:tc>
+          <w:tcPr/>
+          <w:p>
+            <w:pPr>
+              <w:pStyle w:val="Compact"/>
+              <w:jc w:val="left"/>
+            </w:pPr>
+            <w:r>
+              <w:t xml:space="preserve">Input class</w:t>
+            </w:r>
+          </w:p>
+        </w:tc>
+        <w:tc>
+          <w:tcPr/>
+          <w:p>
+            <w:pPr>
+              <w:pStyle w:val="Compact"/>
+              <w:jc w:val="right"/>
+            </w:pPr>
+            <w:r>
+              <w:t xml:space="preserve">captures</w:t>
+            </w:r>
+          </w:p>
+        </w:tc>
+        <w:tc>
+          <w:tcPr/>
+          <w:p>
+            <w:pPr>
+              <w:pStyle w:val="Compact"/>
+              <w:jc w:val="right"/>
+            </w:pPr>
+            <w:r>
+              <w:t xml:space="preserve">input</w:t>
+            </w:r>
+          </w:p>
+        </w:tc>
+        <w:tc>
+          <w:tcPr/>
+          <w:p>
+            <w:pPr>
+              <w:pStyle w:val="Compact"/>
+              <w:jc w:val="right"/>
+            </w:pPr>
+            <w:r>
+              <w:t xml:space="preserve">upload</w:t>
+            </w:r>
+          </w:p>
+        </w:tc>
+        <w:tc>
+          <w:tcPr/>
+          <w:p>
+            <w:pPr>
+              <w:pStyle w:val="Compact"/>
+              <w:jc w:val="right"/>
+            </w:pPr>
+            <w:r>
+              <w:t xml:space="preserve">processing</w:t>
+            </w:r>
+          </w:p>
+        </w:tc>
+        <w:tc>
+          <w:tcPr/>
+          <w:p>
+            <w:pPr>
+              <w:pStyle w:val="Compact"/>
+              <w:jc w:val="right"/>
+            </w:pPr>
+            <w:r>
+              <w:rPr>
+                <w:bCs/>
+                <w:b/>
+              </w:rPr>
+              <w:t xml:space="preserve">total</w:t>
+            </w:r>
+          </w:p>
+        </w:tc>
+      </w:tr>
+      <w:tr>
+        <w:tc>
+          <w:tcPr/>
+          <w:p>
+            <w:pPr>
+              <w:pStyle w:val="Compact"/>
+              <w:jc w:val="left"/>
+            </w:pPr>
+            <w:r>
+              <w:t xml:space="preserve">Consumer 360° (finished equirect)</w:t>
+            </w:r>
+          </w:p>
+        </w:tc>
+        <w:tc>
+          <w:tcPr/>
+          <w:p>
+            <w:pPr>
+              <w:pStyle w:val="Compact"/>
+              <w:jc w:val="right"/>
+            </w:pPr>
+            <w:r>
+              <w:t xml:space="preserve">1</w:t>
+            </w:r>
+          </w:p>
+        </w:tc>
+        <w:tc>
+          <w:tcPr/>
+          <w:p>
+            <w:pPr>
+              <w:pStyle w:val="Compact"/>
+              <w:jc w:val="right"/>
+            </w:pPr>
+            <w:r>
+              <w:t xml:space="preserve">2.5 MB</w:t>
+            </w:r>
+          </w:p>
+        </w:tc>
+        <w:tc>
+          <w:tcPr/>
+          <w:p>
+            <w:pPr>
+              <w:pStyle w:val="Compact"/>
+              <w:jc w:val="right"/>
+            </w:pPr>
+            <w:r>
+              <w:t xml:space="preserve">0.2 s</w:t>
+            </w:r>
+          </w:p>
+        </w:tc>
+        <w:tc>
+          <w:tcPr/>
+          <w:p>
+            <w:pPr>
+              <w:pStyle w:val="Compact"/>
+              <w:jc w:val="right"/>
+            </w:pPr>
+            <w:r>
+              <w:t xml:space="preserve">2.0 s</w:t>
+            </w:r>
+          </w:p>
+        </w:tc>
+        <w:tc>
+          <w:tcPr/>
+          <w:p>
+            <w:pPr>
+              <w:pStyle w:val="Compact"/>
+              <w:jc w:val="right"/>
+            </w:pPr>
+            <w:r>
+              <w:rPr>
+                <w:bCs/>
+                <w:b/>
+              </w:rPr>
+              <w:t xml:space="preserve">2.2 s</w:t>
+            </w:r>
+          </w:p>
+        </w:tc>
+      </w:tr>
+      <w:tr>
+        <w:tc>
+          <w:tcPr/>
+          <w:p>
+            <w:pPr>
+              <w:pStyle w:val="Compact"/>
+              <w:jc w:val="left"/>
+            </w:pPr>
+            <w:r>
+              <w:t xml:space="preserve">DSLR/fisheye (stitching)</w:t>
+            </w:r>
+          </w:p>
+        </w:tc>
+        <w:tc>
+          <w:tcPr/>
+          <w:p>
+            <w:pPr>
+              <w:pStyle w:val="Compact"/>
+              <w:jc w:val="right"/>
+            </w:pPr>
+            <w:r>
+              <w:t xml:space="preserve">18</w:t>
+            </w:r>
+          </w:p>
+        </w:tc>
+        <w:tc>
+          <w:tcPr/>
+          <w:p>
+            <w:pPr>
+              <w:pStyle w:val="Compact"/>
+              <w:jc w:val="right"/>
+            </w:pPr>
+            <w:r>
+              <w:t xml:space="preserve">6.9 MB</w:t>
+            </w:r>
+          </w:p>
+        </w:tc>
+        <w:tc>
+          <w:tcPr/>
+          <w:p>
+            <w:pPr>
+              <w:pStyle w:val="Compact"/>
+              <w:jc w:val="right"/>
+            </w:pPr>
+            <w:r>
+              <w:t xml:space="preserve">0.4 s</w:t>
+            </w:r>
+          </w:p>
+        </w:tc>
+        <w:tc>
+          <w:tcPr/>
+          <w:p>
+            <w:pPr>
+              <w:pStyle w:val="Compact"/>
+              <w:jc w:val="right"/>
+            </w:pPr>
+            <w:r>
+              <w:t xml:space="preserve">69.3 s</w:t>
+            </w:r>
+          </w:p>
+        </w:tc>
+        <w:tc>
+          <w:tcPr/>
+          <w:p>
+            <w:pPr>
+              <w:pStyle w:val="Compact"/>
+              <w:jc w:val="right"/>
+            </w:pPr>
+            <w:r>
+              <w:rPr>
+                <w:bCs/>
+                <w:b/>
+              </w:rPr>
+              <w:t xml:space="preserve">69.7 s</w:t>
+            </w:r>
+          </w:p>
+        </w:tc>
+      </w:tr>
+      <w:tr>
+        <w:tc>
+          <w:tcPr/>
+          <w:p>
+            <w:pPr>
+              <w:pStyle w:val="Compact"/>
+              <w:jc w:val="left"/>
+            </w:pPr>
+            <w:r>
+              <w:t xml:space="preserve">TLS scan (E57, reprojection)</w:t>
+            </w:r>
+          </w:p>
+        </w:tc>
+        <w:tc>
+          <w:tcPr/>
+          <w:p>
+            <w:pPr>
+              <w:pStyle w:val="Compact"/>
+              <w:jc w:val="right"/>
+            </w:pPr>
+            <w:r>
+              <w:t xml:space="preserve">1</w:t>
+            </w:r>
+          </w:p>
+        </w:tc>
+        <w:tc>
+          <w:tcPr/>
+          <w:p>
+            <w:pPr>
+              <w:pStyle w:val="Compact"/>
+              <w:jc w:val="right"/>
+            </w:pPr>
+            <w:r>
+              <w:t xml:space="preserve">177.9 MB</w:t>
+            </w:r>
+          </w:p>
+        </w:tc>
+        <w:tc>
+          <w:tcPr/>
+          <w:p>
+            <w:pPr>
+              <w:pStyle w:val="Compact"/>
+              <w:jc w:val="right"/>
+            </w:pPr>
+            <w:r>
+              <w:t xml:space="preserve">4.8 s</w:t>
+            </w:r>
+          </w:p>
+        </w:tc>
+        <w:tc>
+          <w:tcPr/>
+          <w:p>
+            <w:pPr>
+              <w:pStyle w:val="Compact"/>
+              <w:jc w:val="right"/>
+            </w:pPr>
+            <w:r>
+              <w:t xml:space="preserve">27.7 s</w:t>
+            </w:r>
+          </w:p>
+        </w:tc>
+        <w:tc>
+          <w:tcPr/>
+          <w:p>
+            <w:pPr>
+              <w:pStyle w:val="Compact"/>
+              <w:jc w:val="right"/>
+            </w:pPr>
+            <w:r>
+              <w:rPr>
+                <w:bCs/>
+                <w:b/>
+              </w:rPr>
+              <w:t xml:space="preserve">32.5 s</w:t>
+            </w:r>
+          </w:p>
+        </w:tc>
+      </w:tr>
+    </w:tbl>
+    <w:p>
+      <w:pPr>
+        <w:pStyle w:val="BodyText"/>
+      </w:pPr>
+      <w:r>
+        <w:t xml:space="preserve">(Medians of two runs each, consumer CPU.) The input class was detected correctly</w:t>
+      </w:r>
+      <w:r>
+        <w:t xml:space="preserve"> </w:t>
+      </w:r>
+      <w:r>
+        <w:t xml:space="preserve">in all six runs — an independent confirmation of the dispatch described in</w:t>
+      </w:r>
+      <w:r>
+        <w:t xml:space="preserve"> </w:t>
+      </w:r>
+      <w:r>
+        <w:t xml:space="preserve">Section 2.1. Note that the most expensive case is not the largest dataset: the</w:t>
+      </w:r>
+      <w:r>
+        <w:t xml:space="preserve"> </w:t>
+      </w:r>
+      <w:r>
+        <w:t xml:space="preserve">178 MB scan finishes in 32 s while 6.9 MB of individual frames take 70 s. Cost</w:t>
+      </w:r>
+      <w:r>
+        <w:t xml:space="preserve"> </w:t>
+      </w:r>
+      <w:r>
+        <w:t xml:space="preserve">comes from</w:t>
+      </w:r>
+      <w:r>
         <w:t xml:space="preserve"> </w:t>
       </w:r>
       <w:r>
@@ -4284,18 +5854,351 @@
           <w:iCs/>
           <w:i/>
         </w:rPr>
-        <w:t xml:space="preserve">Evaluation in Industry</w:t>
-      </w:r>
-      <w:r>
-        <w:t xml:space="preserve">, Taylor &amp; Francis, 189–194.</w:t>
-      </w:r>
-    </w:p>
-    <w:p>
-      <w:pPr>
-        <w:pStyle w:val="BodyText"/>
-      </w:pPr>
-      <w:r>
-        <w:t xml:space="preserve">[16] Sauro, J., Lewis, J. R. (2016).</w:t>
+        <w:t xml:space="preserve">registration</w:t>
+      </w:r>
+      <w:r>
+        <w:t xml:space="preserve">, not data volume — precisely what pose-based</w:t>
+      </w:r>
+      <w:r>
+        <w:t xml:space="preserve"> </w:t>
+      </w:r>
+      <w:r>
+        <w:t xml:space="preserve">reprojection avoids. No manual intervention was required in any class.</w:t>
+      </w:r>
+    </w:p>
+    <w:bookmarkEnd w:id="42"/>
+    <w:bookmarkEnd w:id="43"/>
+    <w:bookmarkStart w:id="44" w:name="impact-1"/>
+    <w:p>
+      <w:pPr>
+        <w:pStyle w:val="Heading2"/>
+      </w:pPr>
+      <w:r>
+        <w:t xml:space="preserve">4. Impact</w:t>
+      </w:r>
+    </w:p>
+    <w:p>
+      <w:pPr>
+        <w:pStyle w:val="FirstParagraph"/>
+      </w:pPr>
+      <w:r>
+        <w:t xml:space="preserve">The tool makes reproducible, self-hosted 360°/3D documentation accessible without</w:t>
+      </w:r>
+      <w:r>
+        <w:t xml:space="preserve"> </w:t>
+      </w:r>
+      <w:r>
+        <w:t xml:space="preserve">vendor lock-in and across the full device–cost spectrum. Two contributions are of</w:t>
+      </w:r>
+      <w:r>
+        <w:t xml:space="preserve"> </w:t>
+      </w:r>
+      <w:r>
+        <w:t xml:space="preserve">wider use. First, it turns the routinely discarded, pose-bearing scanner RGB</w:t>
+      </w:r>
+      <w:r>
+        <w:t xml:space="preserve"> </w:t>
+      </w:r>
+      <w:r>
+        <w:t xml:space="preserve">images into first-class navigable panoramas and data carriers; the evaluation</w:t>
+      </w:r>
+      <w:r>
+        <w:t xml:space="preserve"> </w:t>
+      </w:r>
+      <w:r>
+        <w:t xml:space="preserve">quantifies why this is preferable when pose is available (seamless, ~7× faster,</w:t>
+      </w:r>
+      <w:r>
+        <w:t xml:space="preserve"> </w:t>
+      </w:r>
+      <w:r>
+        <w:t xml:space="preserve">no stitching failures). Second, the seam-offset metric provides a ground-truth-free</w:t>
+      </w:r>
+      <w:r>
+        <w:t xml:space="preserve"> </w:t>
+      </w:r>
+      <w:r>
+        <w:t xml:space="preserve">quality signal that can gate automated batch processing. For environmental and</w:t>
+      </w:r>
+      <w:r>
+        <w:t xml:space="preserve"> </w:t>
+      </w:r>
+      <w:r>
+        <w:t xml:space="preserve">forest monitoring specifically, the enrichment path couples a walkable visual</w:t>
+      </w:r>
+      <w:r>
+        <w:t xml:space="preserve"> </w:t>
+      </w:r>
+      <w:r>
+        <w:t xml:space="preserve">record with quantitative inventory on the same acquisition, supporting</w:t>
+      </w:r>
+      <w:r>
+        <w:t xml:space="preserve"> </w:t>
+      </w:r>
+      <w:r>
+        <w:t xml:space="preserve">communication and revisitation of plots.</w:t>
+      </w:r>
+    </w:p>
+    <w:bookmarkEnd w:id="44"/>
+    <w:bookmarkStart w:id="45" w:name="conclusions-1"/>
+    <w:p>
+      <w:pPr>
+        <w:pStyle w:val="Heading2"/>
+      </w:pPr>
+      <w:r>
+        <w:t xml:space="preserve">5. Conclusions</w:t>
+      </w:r>
+    </w:p>
+    <w:p>
+      <w:pPr>
+        <w:pStyle w:val="FirstParagraph"/>
+      </w:pPr>
+      <w:r>
+        <w:t xml:space="preserve">We presented an open-source, containerized, GUI-driven chain that converts</w:t>
+      </w:r>
+      <w:r>
+        <w:t xml:space="preserve"> </w:t>
+      </w:r>
+      <w:r>
+        <w:t xml:space="preserve">multi-image captures — with or without known pose — into walkable web 3D scenes,</w:t>
+      </w:r>
+      <w:r>
+        <w:t xml:space="preserve"> </w:t>
+      </w:r>
+      <w:r>
+        <w:t xml:space="preserve">self-hostable end to end. A ground-truth evaluation shows the pose-based</w:t>
+      </w:r>
+      <w:r>
+        <w:t xml:space="preserve"> </w:t>
+      </w:r>
+      <w:r>
+        <w:t xml:space="preserve">reprojection branch to be more accurate, more robust, and faster than stitching</w:t>
+      </w:r>
+      <w:r>
+        <w:t xml:space="preserve"> </w:t>
+      </w:r>
+      <w:r>
+        <w:t xml:space="preserve">when scanner poses are available, and yields an interpretable automatic quality</w:t>
+      </w:r>
+      <w:r>
+        <w:t xml:space="preserve"> </w:t>
+      </w:r>
+      <w:r>
+        <w:t xml:space="preserve">flag for the stitching branch. Future work: wire the quality flag into the GUI;</w:t>
+      </w:r>
+      <w:r>
+        <w:t xml:space="preserve"> </w:t>
+      </w:r>
+      <w:r>
+        <w:t xml:space="preserve">integrate further representations (3D Gaussian splatting, meshes) in the same</w:t>
+      </w:r>
+      <w:r>
+        <w:t xml:space="preserve"> </w:t>
+      </w:r>
+      <w:r>
+        <w:t xml:space="preserve">viewer; obtain a freely licensed set of raw dual-fisheye frames from a consumer</w:t>
+      </w:r>
+      <w:r>
+        <w:t xml:space="preserve"> </w:t>
+      </w:r>
+      <w:r>
+        <w:t xml:space="preserve">360° camera, which would close the last gap in device coverage for the stitching</w:t>
+      </w:r>
+      <w:r>
+        <w:t xml:space="preserve"> </w:t>
+      </w:r>
+      <w:r>
+        <w:t xml:space="preserve">branch; and run the prepared usability study (System Usability Scale [15, 16]).</w:t>
+      </w:r>
+    </w:p>
+    <w:bookmarkEnd w:id="45"/>
+    <w:bookmarkStart w:id="46" w:name="data-availability-1"/>
+    <w:p>
+      <w:pPr>
+        <w:pStyle w:val="Heading2"/>
+      </w:pPr>
+      <w:r>
+        <w:t xml:space="preserve">Data availability</w:t>
+      </w:r>
+    </w:p>
+    <w:p>
+      <w:pPr>
+        <w:pStyle w:val="FirstParagraph"/>
+      </w:pPr>
+      <w:r>
+        <w:t xml:space="preserve">All data used in this work are third-party open data. Terrestrial laser scans:</w:t>
+      </w:r>
+      <w:r>
+        <w:t xml:space="preserve"> </w:t>
+      </w:r>
+      <w:r>
+        <w:t xml:space="preserve">Renon / ICOS IT-Ren (Leica BLK360, E57; CC BY 4.0) [17] and SegmentedForests</w:t>
+      </w:r>
+      <w:r>
+        <w:t xml:space="preserve"> </w:t>
+      </w:r>
+      <w:r>
+        <w:t xml:space="preserve">(MIT) [12]. Reference panoramas for the quantitative evaluation: eleven Poly Haven</w:t>
+      </w:r>
+      <w:r>
+        <w:t xml:space="preserve"> </w:t>
+      </w:r>
+      <w:r>
+        <w:t xml:space="preserve">HDRIs (CC0, https://polyhaven.com). Real multi-image capture: PASSTA LunchRoom</w:t>
+      </w:r>
+      <w:r>
+        <w:t xml:space="preserve"> </w:t>
+      </w:r>
+      <w:r>
+        <w:t xml:space="preserve">(CC BY 4.0) [10]. Source code, container recipe and evaluation scripts:</w:t>
+      </w:r>
+      <w:r>
+        <w:t xml:space="preserve"> </w:t>
+      </w:r>
+      <w:r>
+        <w:t xml:space="preserve">https://github.com/anayana/For3Dsuite (GPL-3.0-or-later), archived at</w:t>
+      </w:r>
+      <w:r>
+        <w:t xml:space="preserve"> </w:t>
+      </w:r>
+      <w:r>
+        <w:t xml:space="preserve">[Zenodo DOI].</w:t>
+      </w:r>
+    </w:p>
+    <w:bookmarkEnd w:id="46"/>
+    <w:bookmarkStart w:id="47" w:name="declaration-of-competing-interest-1"/>
+    <w:p>
+      <w:pPr>
+        <w:pStyle w:val="Heading2"/>
+      </w:pPr>
+      <w:r>
+        <w:t xml:space="preserve">Declaration of competing interest</w:t>
+      </w:r>
+    </w:p>
+    <w:p>
+      <w:pPr>
+        <w:pStyle w:val="FirstParagraph"/>
+      </w:pPr>
+      <w:r>
+        <w:t xml:space="preserve">The author declares no known competing financial interests or personal</w:t>
+      </w:r>
+      <w:r>
+        <w:t xml:space="preserve"> </w:t>
+      </w:r>
+      <w:r>
+        <w:t xml:space="preserve">relationships that could have appeared to influence the work reported in this</w:t>
+      </w:r>
+      <w:r>
+        <w:t xml:space="preserve"> </w:t>
+      </w:r>
+      <w:r>
+        <w:t xml:space="preserve">paper.</w:t>
+      </w:r>
+    </w:p>
+    <w:bookmarkEnd w:id="47"/>
+    <w:bookmarkStart w:id="48" w:name="X62f0e0ad3a93e6397531f4cde20d8fe1b9e9558"/>
+    <w:p>
+      <w:pPr>
+        <w:pStyle w:val="Heading2"/>
+      </w:pPr>
+      <w:r>
+        <w:t xml:space="preserve">CRediT authorship contribution statement</w:t>
+      </w:r>
+    </w:p>
+    <w:p>
+      <w:pPr>
+        <w:pStyle w:val="FirstParagraph"/>
+      </w:pPr>
+      <w:r>
+        <w:rPr>
+          <w:bCs/>
+          <w:b/>
+        </w:rPr>
+        <w:t xml:space="preserve">Angel Naya:</w:t>
+      </w:r>
+      <w:r>
+        <w:t xml:space="preserve"> </w:t>
+      </w:r>
+      <w:r>
+        <w:t xml:space="preserve">Conceptualization, Methodology, Software, Validation, Formal</w:t>
+      </w:r>
+      <w:r>
+        <w:t xml:space="preserve"> </w:t>
+      </w:r>
+      <w:r>
+        <w:t xml:space="preserve">analysis, Data curation, Visualization, Writing – original draft, Writing –</w:t>
+      </w:r>
+      <w:r>
+        <w:t xml:space="preserve"> </w:t>
+      </w:r>
+      <w:r>
+        <w:t xml:space="preserve">review &amp; editing.</w:t>
+      </w:r>
+    </w:p>
+    <w:bookmarkEnd w:id="48"/>
+    <w:bookmarkStart w:id="49" w:name="acknowledgements-1"/>
+    <w:p>
+      <w:pPr>
+        <w:pStyle w:val="Heading2"/>
+      </w:pPr>
+      <w:r>
+        <w:t xml:space="preserve">Acknowledgements</w:t>
+      </w:r>
+    </w:p>
+    <w:p>
+      <w:pPr>
+        <w:pStyle w:val="FirstParagraph"/>
+      </w:pPr>
+      <w:r>
+        <w:t xml:space="preserve">The author thanks the providers of the open datasets used here: the ICOS</w:t>
+      </w:r>
+      <w:r>
+        <w:t xml:space="preserve"> </w:t>
+      </w:r>
+      <w:r>
+        <w:t xml:space="preserve">ecosystem station IT-Ren (Renon) and Chang et al. for the Renon laser scans, the</w:t>
+      </w:r>
+      <w:r>
+        <w:t xml:space="preserve"> </w:t>
+      </w:r>
+      <w:r>
+        <w:t xml:space="preserve">authors of SegmentedForests and PASSTA, and</w:t>
+      </w:r>
+      <w:r>
+        <w:t xml:space="preserve"> </w:t>
+      </w:r>
+      <w:r>
+        <w:t xml:space="preserve">the Poly Haven contributors. This research received no specific grant from any</w:t>
+      </w:r>
+      <w:r>
+        <w:t xml:space="preserve"> </w:t>
+      </w:r>
+      <w:r>
+        <w:t xml:space="preserve">funding agency in the public, commercial, or not-for-profit sectors.</w:t>
+      </w:r>
+    </w:p>
+    <w:bookmarkEnd w:id="49"/>
+    <w:bookmarkStart w:id="50" w:name="references-1"/>
+    <w:p>
+      <w:pPr>
+        <w:pStyle w:val="Heading2"/>
+      </w:pPr>
+      <w:r>
+        <w:t xml:space="preserve">References</w:t>
+      </w:r>
+    </w:p>
+    <w:p>
+      <w:pPr>
+        <w:pStyle w:val="FirstParagraph"/>
+      </w:pPr>
+      <w:r>
+        <w:t xml:space="preserve">[1] Brown, M., Lowe, D. G. (2007). Automatic panoramic image stitching using</w:t>
+      </w:r>
+      <w:r>
+        <w:t xml:space="preserve"> </w:t>
+      </w:r>
+      <w:r>
+        <w:t xml:space="preserve">invariant features.</w:t>
       </w:r>
       <w:r>
         <w:t xml:space="preserve"> </w:t>
@@ -4305,119 +6208,662 @@
           <w:iCs/>
           <w:i/>
         </w:rPr>
-        <w:t xml:space="preserve">Quantifying the User Experience: Practical</w:t>
+        <w:t xml:space="preserve">International Journal of Computer Vision</w:t>
+      </w:r>
+      <w:r>
+        <w:t xml:space="preserve"> </w:t>
+      </w:r>
+      <w:r>
+        <w:t xml:space="preserve">74(1), 59–73.</w:t>
+      </w:r>
+      <w:r>
+        <w:t xml:space="preserve"> </w:t>
+      </w:r>
+      <w:r>
+        <w:t xml:space="preserve">https://doi.org/10.1007/s11263-006-0002-3</w:t>
+      </w:r>
+    </w:p>
+    <w:p>
+      <w:pPr>
+        <w:pStyle w:val="BodyText"/>
+      </w:pPr>
+      <w:r>
+        <w:t xml:space="preserve">[2] Szeliski, R. (2006). Image alignment and stitching: a tutorial.</w:t>
+      </w:r>
+      <w:r>
+        <w:t xml:space="preserve"> </w:t>
       </w:r>
       <w:r>
         <w:rPr>
           <w:iCs/>
           <w:i/>
         </w:rPr>
-        <w:t xml:space="preserve"> </w:t>
+        <w:t xml:space="preserve">Foundations</w:t>
       </w:r>
       <w:r>
         <w:rPr>
           <w:iCs/>
           <w:i/>
         </w:rPr>
-        <w:t xml:space="preserve">Statistics for User Research</w:t>
-      </w:r>
-      <w:r>
-        <w:t xml:space="preserve">, 2nd ed., Morgan Kaufmann.</w:t>
-      </w:r>
-    </w:p>
-    <w:p>
-      <w:pPr>
-        <w:pStyle w:val="BodyText"/>
-      </w:pPr>
-      <w:r>
-        <w:t xml:space="preserve">[17] Chang, M., Candotti, A., von Ellenrieder, K., Tomelleri, E., Camurri, M.</w:t>
-      </w:r>
-      <w:r>
-        <w:t xml:space="preserve"> </w:t>
-      </w:r>
-      <w:r>
-        <w:t xml:space="preserve">(2025). Data for:</w:t>
-      </w:r>
-      <w:r>
-        <w:t xml:space="preserve"> </w:t>
-      </w:r>
-      <w:r>
-        <w:t xml:space="preserve">“</w:t>
-      </w:r>
-      <w:r>
-        <w:t xml:space="preserve">A multi-platform LiDAR dataset for standardized forest</w:t>
-      </w:r>
-      <w:r>
-        <w:t xml:space="preserve"> </w:t>
-      </w:r>
-      <w:r>
-        <w:t xml:space="preserve">inventory measurement at long term ecological monitoring sites</w:t>
-      </w:r>
-      <w:r>
-        <w:t xml:space="preserve">”</w:t>
-      </w:r>
-      <w:r>
-        <w:t xml:space="preserve"> </w:t>
-      </w:r>
-      <w:r>
-        <w:t xml:space="preserve">[Dataset].</w:t>
-      </w:r>
-      <w:r>
-        <w:t xml:space="preserve"> </w:t>
-      </w:r>
-      <w:r>
-        <w:t xml:space="preserve">Zenodo. https://doi.org/10.5281/zenodo.17186174</w:t>
-      </w:r>
-    </w:p>
-    <w:p>
-      <w:pPr>
-        <w:pStyle w:val="BodyText"/>
-      </w:pPr>
+        <w:t xml:space="preserve"> </w:t>
+      </w:r>
       <w:r>
         <w:rPr>
           <w:iCs/>
           <w:i/>
         </w:rPr>
-        <w:t xml:space="preserve">Software used, with the versions that produced the reported figures:</w:t>
-      </w:r>
-      <w:r>
-        <w:t xml:space="preserve"> </w:t>
-      </w:r>
-      <w:r>
-        <w:t xml:space="preserve">Hugin/Panotools 2024.0.1 (GPL-2.0), Pannellum 2.5.6 (MIT), three.js r160 (MIT),</w:t>
-      </w:r>
-      <w:r>
-        <w:t xml:space="preserve"> </w:t>
-      </w:r>
-      <w:r>
-        <w:t xml:space="preserve">Leaflet 1.9.4 (BSD-2), Caddy 2 (Apache-2.0), Garage 1.0.1 (AGPL-3.0), FastAPI</w:t>
-      </w:r>
-      <w:r>
-        <w:t xml:space="preserve"> </w:t>
-      </w:r>
-      <w:r>
-        <w:t xml:space="preserve">(MIT), NumPy 1.26.4, Pillow 12.3.0, OpenCV 5.0.0, laspy 2.5.4, 3DFin/dendromatics,</w:t>
-      </w:r>
-      <w:r>
-        <w:t xml:space="preserve"> </w:t>
-      </w:r>
-      <w:r>
-        <w:t xml:space="preserve">TreeGrOSS (GPL-3.0, isolated as a separate process).</w:t>
+        <w:t xml:space="preserve">and Trends in Computer Graphics and Vision</w:t>
+      </w:r>
+      <w:r>
+        <w:t xml:space="preserve"> </w:t>
+      </w:r>
+      <w:r>
+        <w:t xml:space="preserve">2(1), 1–104.</w:t>
+      </w:r>
+      <w:r>
+        <w:t xml:space="preserve"> </w:t>
+      </w:r>
+      <w:r>
+        <w:t xml:space="preserve">https://doi.org/10.1561/0600000009</w:t>
       </w:r>
     </w:p>
     <w:p>
       <w:pPr>
         <w:pStyle w:val="BodyText"/>
       </w:pPr>
+      <w:r>
+        <w:t xml:space="preserve">[3] Petroff, M. A. (2019). Pannellum: a lightweight web-based panorama viewer.</w:t>
+      </w:r>
+      <w:r>
+        <w:t xml:space="preserve"> </w:t>
+      </w:r>
       <w:r>
         <w:rPr>
           <w:iCs/>
           <w:i/>
         </w:rPr>
-        <w:t xml:space="preserve">Checked against publisher records (Oct 2026): [1]–[3], [5]–[7], [11]–[14], [17]. Still to check: [10].</w:t>
-      </w:r>
-    </w:p>
-    <w:bookmarkEnd w:id="40"/>
+        <w:t xml:space="preserve">Journal of Open Source Software</w:t>
+      </w:r>
+      <w:r>
+        <w:t xml:space="preserve"> </w:t>
+      </w:r>
+      <w:r>
+        <w:t xml:space="preserve">4(40), 1628.</w:t>
+      </w:r>
+      <w:r>
+        <w:t xml:space="preserve"> </w:t>
+      </w:r>
+      <w:r>
+        <w:t xml:space="preserve">https://doi.org/10.21105/joss.01628</w:t>
+      </w:r>
+    </w:p>
+    <w:p>
+      <w:pPr>
+        <w:pStyle w:val="BodyText"/>
+      </w:pPr>
+      <w:r>
+        <w:t xml:space="preserve">[4] Schütz, M. (2016).</w:t>
+      </w:r>
+      <w:r>
+        <w:t xml:space="preserve"> </w:t>
+      </w:r>
+      <w:r>
+        <w:rPr>
+          <w:iCs/>
+          <w:i/>
+        </w:rPr>
+        <w:t xml:space="preserve">Potree: Rendering large point clouds in web browsers.</w:t>
+      </w:r>
+      <w:r>
+        <w:t xml:space="preserve"> </w:t>
+      </w:r>
+      <w:r>
+        <w:t xml:space="preserve">Diploma thesis, TU Wien.</w:t>
+      </w:r>
+    </w:p>
+    <w:p>
+      <w:pPr>
+        <w:pStyle w:val="BodyText"/>
+      </w:pPr>
+      <w:r>
+        <w:t xml:space="preserve">[5] Huber, D. (2011). The ASTM E57 file format for 3D imaging data exchange.</w:t>
+      </w:r>
+      <w:r>
+        <w:t xml:space="preserve"> </w:t>
+      </w:r>
+      <w:r>
+        <w:rPr>
+          <w:iCs/>
+          <w:i/>
+        </w:rPr>
+        <w:t xml:space="preserve">Proc. SPIE</w:t>
+      </w:r>
+      <w:r>
+        <w:t xml:space="preserve"> </w:t>
+      </w:r>
+      <w:r>
+        <w:t xml:space="preserve">7864, Three-Dimensional Imaging, Interaction, and Measurement,</w:t>
+      </w:r>
+      <w:r>
+        <w:t xml:space="preserve"> </w:t>
+      </w:r>
+      <w:r>
+        <w:t xml:space="preserve">78640A. https://doi.org/10.1117/12.876555</w:t>
+      </w:r>
+    </w:p>
+    <w:p>
+      <w:pPr>
+        <w:pStyle w:val="BodyText"/>
+      </w:pPr>
+      <w:r>
+        <w:t xml:space="preserve">[6] Houshiar, H., Elseberg, J., Borrmann, D., Nüchter, A. (2015). A study of</w:t>
+      </w:r>
+      <w:r>
+        <w:t xml:space="preserve"> </w:t>
+      </w:r>
+      <w:r>
+        <w:t xml:space="preserve">projections for key point based registration of panoramic terrestrial 3D laser</w:t>
+      </w:r>
+      <w:r>
+        <w:t xml:space="preserve"> </w:t>
+      </w:r>
+      <w:r>
+        <w:t xml:space="preserve">scan.</w:t>
+      </w:r>
+      <w:r>
+        <w:t xml:space="preserve"> </w:t>
+      </w:r>
+      <w:r>
+        <w:rPr>
+          <w:iCs/>
+          <w:i/>
+        </w:rPr>
+        <w:t xml:space="preserve">Geo-spatial Information Science</w:t>
+      </w:r>
+      <w:r>
+        <w:t xml:space="preserve"> </w:t>
+      </w:r>
+      <w:r>
+        <w:t xml:space="preserve">18(1), 11–31.</w:t>
+      </w:r>
+      <w:r>
+        <w:t xml:space="preserve"> </w:t>
+      </w:r>
+      <w:r>
+        <w:t xml:space="preserve">https://doi.org/10.1080/10095020.2015.1017913</w:t>
+      </w:r>
+    </w:p>
+    <w:p>
+      <w:pPr>
+        <w:pStyle w:val="BodyText"/>
+      </w:pPr>
+      <w:r>
+        <w:t xml:space="preserve">[7] Kang, Z., et al. (2009). Automatic registration of terrestrial laser scanning</w:t>
+      </w:r>
+      <w:r>
+        <w:t xml:space="preserve"> </w:t>
+      </w:r>
+      <w:r>
+        <w:t xml:space="preserve">point clouds using panoramic reflectance images.</w:t>
+      </w:r>
+      <w:r>
+        <w:t xml:space="preserve"> </w:t>
+      </w:r>
+      <w:r>
+        <w:rPr>
+          <w:iCs/>
+          <w:i/>
+        </w:rPr>
+        <w:t xml:space="preserve">Sensors</w:t>
+      </w:r>
+      <w:r>
+        <w:t xml:space="preserve"> </w:t>
+      </w:r>
+      <w:r>
+        <w:t xml:space="preserve">9(4), 2621–2646.</w:t>
+      </w:r>
+      <w:r>
+        <w:t xml:space="preserve"> </w:t>
+      </w:r>
+      <w:r>
+        <w:t xml:space="preserve">https://doi.org/10.3390/s90402621</w:t>
+      </w:r>
+    </w:p>
+    <w:p>
+      <w:pPr>
+        <w:pStyle w:val="BodyText"/>
+      </w:pPr>
+      <w:r>
+        <w:t xml:space="preserve">[8] Wang, Z., Bovik, A. C., Sheikh, H. R., Simoncelli, E. P. (2004). Image quality</w:t>
+      </w:r>
+      <w:r>
+        <w:t xml:space="preserve"> </w:t>
+      </w:r>
+      <w:r>
+        <w:t xml:space="preserve">assessment: from error visibility to structural similarity.</w:t>
+      </w:r>
+      <w:r>
+        <w:t xml:space="preserve"> </w:t>
+      </w:r>
+      <w:r>
+        <w:rPr>
+          <w:iCs/>
+          <w:i/>
+        </w:rPr>
+        <w:t xml:space="preserve">IEEE Transactions on</w:t>
+      </w:r>
+      <w:r>
+        <w:rPr>
+          <w:iCs/>
+          <w:i/>
+        </w:rPr>
+        <w:t xml:space="preserve"> </w:t>
+      </w:r>
+      <w:r>
+        <w:rPr>
+          <w:iCs/>
+          <w:i/>
+        </w:rPr>
+        <w:t xml:space="preserve">Image Processing</w:t>
+      </w:r>
+      <w:r>
+        <w:t xml:space="preserve"> </w:t>
+      </w:r>
+      <w:r>
+        <w:t xml:space="preserve">13(4), 600–612. https://doi.org/10.1109/TIP.2003.819861</w:t>
+      </w:r>
+    </w:p>
+    <w:p>
+      <w:pPr>
+        <w:pStyle w:val="BodyText"/>
+      </w:pPr>
+      <w:r>
+        <w:t xml:space="preserve">[9] Kuglin, C. D., Hines, D. C. (1975). The phase correlation image alignment</w:t>
+      </w:r>
+      <w:r>
+        <w:t xml:space="preserve"> </w:t>
+      </w:r>
+      <w:r>
+        <w:t xml:space="preserve">method.</w:t>
+      </w:r>
+      <w:r>
+        <w:t xml:space="preserve"> </w:t>
+      </w:r>
+      <w:r>
+        <w:rPr>
+          <w:iCs/>
+          <w:i/>
+        </w:rPr>
+        <w:t xml:space="preserve">Proc. IEEE Int. Conf. on Cybernetics and Society</w:t>
+      </w:r>
+      <w:r>
+        <w:t xml:space="preserve">, 163–165.</w:t>
+      </w:r>
+    </w:p>
+    <w:p>
+      <w:pPr>
+        <w:pStyle w:val="BodyText"/>
+      </w:pPr>
+      <w:r>
+        <w:t xml:space="preserve">[10] Meneghetti, G., Danelljan, M., Felsberg, M., Nordberg, K. (2015). Image</w:t>
+      </w:r>
+      <w:r>
+        <w:t xml:space="preserve"> </w:t>
+      </w:r>
+      <w:r>
+        <w:t xml:space="preserve">alignment for panorama stitching in sparsely structured environments.</w:t>
+      </w:r>
+      <w:r>
+        <w:t xml:space="preserve"> </w:t>
+      </w:r>
+      <w:r>
+        <w:rPr>
+          <w:iCs/>
+          <w:i/>
+        </w:rPr>
+        <w:t xml:space="preserve">Scandinavian Conference on Image Analysis (SCIA)</w:t>
+      </w:r>
+      <w:r>
+        <w:t xml:space="preserve">. Data: CC-BY-4.0,</w:t>
+      </w:r>
+      <w:r>
+        <w:t xml:space="preserve"> </w:t>
+      </w:r>
+      <w:r>
+        <w:t xml:space="preserve">https://doi.org/10.5281/zenodo.19663081</w:t>
+      </w:r>
+    </w:p>
+    <w:p>
+      <w:pPr>
+        <w:pStyle w:val="BodyText"/>
+      </w:pPr>
+      <w:r>
+        <w:t xml:space="preserve">[11] Laino, D., Cabo, C., Prendes, C., et al. (2024). 3DFin: a software for</w:t>
+      </w:r>
+      <w:r>
+        <w:t xml:space="preserve"> </w:t>
+      </w:r>
+      <w:r>
+        <w:t xml:space="preserve">automated 3D forest inventories from terrestrial point clouds.</w:t>
+      </w:r>
+      <w:r>
+        <w:t xml:space="preserve"> </w:t>
+      </w:r>
+      <w:r>
+        <w:rPr>
+          <w:iCs/>
+          <w:i/>
+        </w:rPr>
+        <w:t xml:space="preserve">Forestry</w:t>
+      </w:r>
+      <w:r>
+        <w:t xml:space="preserve"> </w:t>
+      </w:r>
+      <w:r>
+        <w:t xml:space="preserve">97(4),</w:t>
+      </w:r>
+      <w:r>
+        <w:t xml:space="preserve"> </w:t>
+      </w:r>
+      <w:r>
+        <w:t xml:space="preserve">479–496.</w:t>
+      </w:r>
+      <w:r>
+        <w:t xml:space="preserve"> </w:t>
+      </w:r>
+      <w:r>
+        <w:t xml:space="preserve">https://doi.org/10.1093/forestry/cpae020</w:t>
+      </w:r>
+    </w:p>
+    <w:p>
+      <w:pPr>
+        <w:pStyle w:val="BodyText"/>
+      </w:pPr>
+      <w:r>
+        <w:t xml:space="preserve">[12] Laino, D., Cabo, C., Ordóñez, C., et al. (2026). SegmentedForests: a labelled</w:t>
+      </w:r>
+      <w:r>
+        <w:t xml:space="preserve"> </w:t>
+      </w:r>
+      <w:r>
+        <w:t xml:space="preserve">dataset of terrestrial LiDAR point clouds for semantic segmentation of forests.</w:t>
+      </w:r>
+      <w:r>
+        <w:t xml:space="preserve"> </w:t>
+      </w:r>
+      <w:r>
+        <w:rPr>
+          <w:iCs/>
+          <w:i/>
+        </w:rPr>
+        <w:t xml:space="preserve">Forestry</w:t>
+      </w:r>
+      <w:r>
+        <w:t xml:space="preserve"> </w:t>
+      </w:r>
+      <w:r>
+        <w:t xml:space="preserve">99(2). https://doi.org/10.1093/forestry/cpaf062 · Data:</w:t>
+      </w:r>
+      <w:r>
+        <w:t xml:space="preserve"> </w:t>
+      </w:r>
+      <w:r>
+        <w:t xml:space="preserve">https://doi.org/10.5281/zenodo.17396681</w:t>
+      </w:r>
+    </w:p>
+    <w:p>
+      <w:pPr>
+        <w:pStyle w:val="BodyText"/>
+      </w:pPr>
+      <w:r>
+        <w:t xml:space="preserve">[13] Roussel, J.-R., et al. (2020). lidR: An R package for analysis of Airborne</w:t>
+      </w:r>
+      <w:r>
+        <w:t xml:space="preserve"> </w:t>
+      </w:r>
+      <w:r>
+        <w:t xml:space="preserve">Laser Scanning (ALS) data.</w:t>
+      </w:r>
+      <w:r>
+        <w:t xml:space="preserve"> </w:t>
+      </w:r>
+      <w:r>
+        <w:rPr>
+          <w:iCs/>
+          <w:i/>
+        </w:rPr>
+        <w:t xml:space="preserve">Remote Sensing of Environment</w:t>
+      </w:r>
+      <w:r>
+        <w:t xml:space="preserve"> </w:t>
+      </w:r>
+      <w:r>
+        <w:t xml:space="preserve">251, 112061.</w:t>
+      </w:r>
+      <w:r>
+        <w:t xml:space="preserve"> </w:t>
+      </w:r>
+      <w:r>
+        <w:t xml:space="preserve">https://doi.org/10.1016/j.rse.2020.112061</w:t>
+      </w:r>
+    </w:p>
+    <w:p>
+      <w:pPr>
+        <w:pStyle w:val="BodyText"/>
+      </w:pPr>
+      <w:r>
+        <w:t xml:space="preserve">[14] Zhang, W., et al. (2016). An easy-to-use airborne LiDAR data filtering method</w:t>
+      </w:r>
+      <w:r>
+        <w:t xml:space="preserve"> </w:t>
+      </w:r>
+      <w:r>
+        <w:t xml:space="preserve">based on cloth simulation.</w:t>
+      </w:r>
+      <w:r>
+        <w:t xml:space="preserve"> </w:t>
+      </w:r>
+      <w:r>
+        <w:rPr>
+          <w:iCs/>
+          <w:i/>
+        </w:rPr>
+        <w:t xml:space="preserve">Remote Sensing</w:t>
+      </w:r>
+      <w:r>
+        <w:t xml:space="preserve"> </w:t>
+      </w:r>
+      <w:r>
+        <w:t xml:space="preserve">8(6), 501.</w:t>
+      </w:r>
+      <w:r>
+        <w:t xml:space="preserve"> </w:t>
+      </w:r>
+      <w:r>
+        <w:t xml:space="preserve">https://doi.org/10.3390/rs8060501</w:t>
+      </w:r>
+    </w:p>
+    <w:p>
+      <w:pPr>
+        <w:pStyle w:val="BodyText"/>
+      </w:pPr>
+      <w:r>
+        <w:t xml:space="preserve">[15] Brooke, J. (1996). SUS: a</w:t>
+      </w:r>
+      <w:r>
+        <w:t xml:space="preserve"> </w:t>
+      </w:r>
+      <w:r>
+        <w:t xml:space="preserve">“</w:t>
+      </w:r>
+      <w:r>
+        <w:t xml:space="preserve">quick and dirty</w:t>
+      </w:r>
+      <w:r>
+        <w:t xml:space="preserve">”</w:t>
+      </w:r>
+      <w:r>
+        <w:t xml:space="preserve"> </w:t>
+      </w:r>
+      <w:r>
+        <w:t xml:space="preserve">usability scale. In:</w:t>
+      </w:r>
+      <w:r>
+        <w:t xml:space="preserve"> </w:t>
+      </w:r>
+      <w:r>
+        <w:rPr>
+          <w:iCs/>
+          <w:i/>
+        </w:rPr>
+        <w:t xml:space="preserve">Usability</w:t>
+      </w:r>
+      <w:r>
+        <w:rPr>
+          <w:iCs/>
+          <w:i/>
+        </w:rPr>
+        <w:t xml:space="preserve"> </w:t>
+      </w:r>
+      <w:r>
+        <w:rPr>
+          <w:iCs/>
+          <w:i/>
+        </w:rPr>
+        <w:t xml:space="preserve">Evaluation in Industry</w:t>
+      </w:r>
+      <w:r>
+        <w:t xml:space="preserve">, Taylor &amp; Francis, 189–194.</w:t>
+      </w:r>
+    </w:p>
+    <w:p>
+      <w:pPr>
+        <w:pStyle w:val="BodyText"/>
+      </w:pPr>
+      <w:r>
+        <w:t xml:space="preserve">[16] Sauro, J., Lewis, J. R. (2016).</w:t>
+      </w:r>
+      <w:r>
+        <w:t xml:space="preserve"> </w:t>
+      </w:r>
+      <w:r>
+        <w:rPr>
+          <w:iCs/>
+          <w:i/>
+        </w:rPr>
+        <w:t xml:space="preserve">Quantifying the User Experience: Practical</w:t>
+      </w:r>
+      <w:r>
+        <w:rPr>
+          <w:iCs/>
+          <w:i/>
+        </w:rPr>
+        <w:t xml:space="preserve"> </w:t>
+      </w:r>
+      <w:r>
+        <w:rPr>
+          <w:iCs/>
+          <w:i/>
+        </w:rPr>
+        <w:t xml:space="preserve">Statistics for User Research</w:t>
+      </w:r>
+      <w:r>
+        <w:t xml:space="preserve">, 2nd ed., Morgan Kaufmann.</w:t>
+      </w:r>
+    </w:p>
+    <w:p>
+      <w:pPr>
+        <w:pStyle w:val="BodyText"/>
+      </w:pPr>
+      <w:r>
+        <w:t xml:space="preserve">[17] Chang, M., Candotti, A., von Ellenrieder, K., Tomelleri, E., Camurri, M.</w:t>
+      </w:r>
+      <w:r>
+        <w:t xml:space="preserve"> </w:t>
+      </w:r>
+      <w:r>
+        <w:t xml:space="preserve">(2025). Data for:</w:t>
+      </w:r>
+      <w:r>
+        <w:t xml:space="preserve"> </w:t>
+      </w:r>
+      <w:r>
+        <w:t xml:space="preserve">“</w:t>
+      </w:r>
+      <w:r>
+        <w:t xml:space="preserve">A multi-platform LiDAR dataset for standardized forest</w:t>
+      </w:r>
+      <w:r>
+        <w:t xml:space="preserve"> </w:t>
+      </w:r>
+      <w:r>
+        <w:t xml:space="preserve">inventory measurement at long term ecological monitoring sites</w:t>
+      </w:r>
+      <w:r>
+        <w:t xml:space="preserve">”</w:t>
+      </w:r>
+      <w:r>
+        <w:t xml:space="preserve"> </w:t>
+      </w:r>
+      <w:r>
+        <w:t xml:space="preserve">[Dataset].</w:t>
+      </w:r>
+      <w:r>
+        <w:t xml:space="preserve"> </w:t>
+      </w:r>
+      <w:r>
+        <w:t xml:space="preserve">Zenodo. https://doi.org/10.5281/zenodo.17186174</w:t>
+      </w:r>
+    </w:p>
+    <w:p>
+      <w:pPr>
+        <w:pStyle w:val="BodyText"/>
+      </w:pPr>
+      <w:r>
+        <w:rPr>
+          <w:iCs/>
+          <w:i/>
+        </w:rPr>
+        <w:t xml:space="preserve">Software used, with the versions that produced the reported figures:</w:t>
+      </w:r>
+      <w:r>
+        <w:t xml:space="preserve"> </w:t>
+      </w:r>
+      <w:r>
+        <w:t xml:space="preserve">Hugin/Panotools 2024.0.1 (GPL-2.0), Pannellum 2.5.6 (MIT), three.js r160 (MIT),</w:t>
+      </w:r>
+      <w:r>
+        <w:t xml:space="preserve"> </w:t>
+      </w:r>
+      <w:r>
+        <w:t xml:space="preserve">Leaflet 1.9.4 (BSD-2), Caddy 2 (Apache-2.0), Garage 1.0.1 (AGPL-3.0), FastAPI</w:t>
+      </w:r>
+      <w:r>
+        <w:t xml:space="preserve"> </w:t>
+      </w:r>
+      <w:r>
+        <w:t xml:space="preserve">(MIT), NumPy 1.26.4, Pillow 12.3.0, OpenCV 5.0.0, laspy 2.5.4, 3DFin/dendromatics,</w:t>
+      </w:r>
+      <w:r>
+        <w:t xml:space="preserve"> </w:t>
+      </w:r>
+      <w:r>
+        <w:t xml:space="preserve">TreeGrOSS (GPL-3.0, isolated as a separate process).</w:t>
+      </w:r>
+    </w:p>
+    <w:p>
+      <w:pPr>
+        <w:pStyle w:val="BodyText"/>
+      </w:pPr>
+      <w:r>
+        <w:rPr>
+          <w:iCs/>
+          <w:i/>
+        </w:rPr>
+        <w:t xml:space="preserve">Checked against publisher records (Oct 2026): [1]–[3], [5]–[7], [10]–[14], [17].</w:t>
+      </w:r>
+    </w:p>
+    <w:bookmarkEnd w:id="50"/>
     <w:sectPr/>
   </w:body>
 </w:document>

--- a/Paper_ODT/Panorama_Pipeline_Paper/Manuscript_SoftwareX_EN.docx
+++ b/Paper_ODT/Panorama_Pipeline_Paper/Manuscript_SoftwareX_EN.docx
@@ -3732,7 +3732,7 @@
       </w:r>
     </w:p>
     <w:bookmarkEnd w:id="39"/>
-    <w:bookmarkStart w:id="43" w:name="references"/>
+    <w:bookmarkStart w:id="40" w:name="references"/>
     <w:p>
       <w:pPr>
         <w:pStyle w:val="Heading2"/>
@@ -4079,71 +4079,13 @@
         <w:pStyle w:val="BodyText"/>
       </w:pPr>
       <w:r>
-        <w:t xml:space="preserve">[11] (authors’ configuration) |</w:t>
-      </w:r>
-      <w:r>
-        <w:t xml:space="preserve"> </w:t>
-      </w:r>
-      <w:r>
-        <w:rPr>
-          <w:bCs/>
-          <w:b/>
-        </w:rPr>
-        <w:t xml:space="preserve">98.5 % / 95.7 %</w:t>
-      </w:r>
-      <w:r>
-        <w:t xml:space="preserve"> </w:t>
-      </w:r>
-      <w:r>
-        <w:t xml:space="preserve">|</w:t>
-      </w:r>
-      <w:r>
-        <w:t xml:space="preserve"> </w:t>
-      </w:r>
-      <w:r>
-        <w:rPr>
-          <w:bCs/>
-          <w:b/>
-        </w:rPr>
-        <w:t xml:space="preserve">94.5 % / 100 %</w:t>
-      </w:r>
-      <w:r>
-        <w:t xml:space="preserve"> </w:t>
-      </w:r>
-      <w:r>
-        <w:t xml:space="preserve">|</w:t>
-      </w:r>
-    </w:p>
-    <w:p>
-      <w:pPr>
-        <w:pStyle w:val="BodyText"/>
-      </w:pPr>
-      <w:r>
-        <w:t xml:space="preserve">We report the uncomfortable result openly: the established domain tool 3DFin</w:t>
-      </w:r>
-      <w:r>
-        <w:t xml:space="preserve"> </w:t>
-      </w:r>
-      <w:r>
-        <w:t xml:space="preserve">clearly outperforms our own baseline, consistently across both plots, and the</w:t>
-      </w:r>
-      <w:r>
-        <w:t xml:space="preserve"> </w:t>
-      </w:r>
-      <w:r>
-        <w:t xml:space="preserve">chain therefore uses it as the detector on plot-wide TLS clouds rather than</w:t>
-      </w:r>
-      <w:r>
-        <w:t xml:space="preserve"> </w:t>
-      </w:r>
-      <w:r>
-        <w:t xml:space="preserve">merely as a comparison. Because the dataset also labels shrubs, downed wood,</w:t>
-      </w:r>
-      <w:r>
-        <w:t xml:space="preserve"> </w:t>
-      </w:r>
-      <w:r>
-        <w:t xml:space="preserve">rocks, and stakes, it is further verifiable</w:t>
+        <w:t xml:space="preserve">[11] Laino, D., Cabo, C., Prendes, C., et al. (2024). 3DFin: a software for</w:t>
+      </w:r>
+      <w:r>
+        <w:t xml:space="preserve"> </w:t>
+      </w:r>
+      <w:r>
+        <w:t xml:space="preserve">automated 3D forest inventories from terrestrial point clouds.</w:t>
       </w:r>
       <w:r>
         <w:t xml:space="preserve"> </w:t>
@@ -4153,79 +4095,61 @@
           <w:iCs/>
           <w:i/>
         </w:rPr>
-        <w:t xml:space="preserve">what</w:t>
-      </w:r>
-      <w:r>
-        <w:t xml:space="preserve"> </w:t>
-      </w:r>
-      <w:r>
-        <w:t xml:space="preserve">the weaker methods detect</w:t>
-      </w:r>
-      <w:r>
-        <w:t xml:space="preserve"> </w:t>
-      </w:r>
-      <w:r>
-        <w:t xml:space="preserve">instead of stems — for the baseline on plot_06, half of the false alarms sit on</w:t>
-      </w:r>
-      <w:r>
-        <w:t xml:space="preserve"> </w:t>
-      </w:r>
-      <w:r>
-        <w:t xml:space="preserve">shrub and ground vegetation.</w:t>
+        <w:t xml:space="preserve">Forestry</w:t>
+      </w:r>
+      <w:r>
+        <w:t xml:space="preserve"> </w:t>
+      </w:r>
+      <w:r>
+        <w:t xml:space="preserve">97(4),</w:t>
+      </w:r>
+      <w:r>
+        <w:t xml:space="preserve"> </w:t>
+      </w:r>
+      <w:r>
+        <w:t xml:space="preserve">479–496.</w:t>
+      </w:r>
+      <w:r>
+        <w:t xml:space="preserve"> </w:t>
+      </w:r>
+      <w:r>
+        <w:t xml:space="preserve">https://doi.org/10.1093/forestry/cpae020</w:t>
       </w:r>
     </w:p>
     <w:p>
       <w:pPr>
         <w:pStyle w:val="BodyText"/>
       </w:pPr>
+      <w:r>
+        <w:t xml:space="preserve">[12] Laino, D., Cabo, C., Ordóñez, C., et al. (2026). SegmentedForests: a labelled</w:t>
+      </w:r>
+      <w:r>
+        <w:t xml:space="preserve"> </w:t>
+      </w:r>
+      <w:r>
+        <w:t xml:space="preserve">dataset of terrestrial LiDAR point clouds for semantic segmentation of forests.</w:t>
+      </w:r>
+      <w:r>
+        <w:t xml:space="preserve"> </w:t>
+      </w:r>
       <w:r>
         <w:rPr>
           <w:iCs/>
           <w:i/>
         </w:rPr>
-        <w:t xml:space="preserve">Scope.</w:t>
-      </w:r>
-      <w:r>
-        <w:t xml:space="preserve"> </w:t>
-      </w:r>
-      <w:r>
-        <w:t xml:space="preserve">This superiority is conditional on circumferential coverage. On our own</w:t>
-      </w:r>
-      <w:r>
-        <w:t xml:space="preserve"> </w:t>
-      </w:r>
-      <w:r>
-        <w:t xml:space="preserve">Renon stand (median 180° arc versus 280–360° in the reference plots) 3DFin</w:t>
-      </w:r>
-      <w:r>
-        <w:t xml:space="preserve"> </w:t>
-      </w:r>
-      <w:r>
-        <w:t xml:space="preserve">refuses a diameter for 29 of 37 detections — correct behaviour, since the data do</w:t>
-      </w:r>
-      <w:r>
-        <w:t xml:space="preserve"> </w:t>
-      </w:r>
-      <w:r>
-        <w:t xml:space="preserve">not support one; a sweep over the ground-model resolution (cloth simulation</w:t>
-      </w:r>
-      <w:r>
-        <w:t xml:space="preserve"> </w:t>
-      </w:r>
-      <w:r>
-        <w:t xml:space="preserve">filter [14]) does not change this.</w:t>
-      </w:r>
-      <w:r>
-        <w:t xml:space="preserve"> </w:t>
-      </w:r>
-      <w:r>
-        <w:t xml:space="preserve">Our own methods still return numbers there, resting on 180° arcs — a statement</w:t>
-      </w:r>
-      <w:r>
-        <w:t xml:space="preserve"> </w:t>
-      </w:r>
-      <w:r>
-        <w:t xml:space="preserve">about the acquisition, not about the methods.</w:t>
+        <w:t xml:space="preserve">Forestry</w:t>
+      </w:r>
+      <w:r>
+        <w:t xml:space="preserve"> </w:t>
+      </w:r>
+      <w:r>
+        <w:t xml:space="preserve">99(2). https://doi.org/10.1093/forestry/cpaf062 · Data:</w:t>
+      </w:r>
+      <w:r>
+        <w:t xml:space="preserve"> </w:t>
+      </w:r>
+      <w:r>
+        <w:t xml:space="preserve">https://doi.org/10.5281/zenodo.17396681</w:t>
       </w:r>
     </w:p>
     <w:p>
@@ -4233,439 +4157,49 @@
         <w:pStyle w:val="BodyText"/>
       </w:pPr>
       <w:r>
-        <w:rPr>
-          <w:bCs/>
-          <w:b/>
-        </w:rPr>
-        <w:t xml:space="preserve">Consumer/DSLR fisheye → scene (stitching).</w:t>
-      </w:r>
-      <w:r>
-        <w:t xml:space="preserve"> </w:t>
-      </w:r>
-      <w:r>
-        <w:t xml:space="preserve">Six overlapping fisheye frames are</w:t>
-      </w:r>
-      <w:r>
-        <w:t xml:space="preserve"> </w:t>
-      </w:r>
-      <w:r>
-        <w:t xml:space="preserve">stitched automatically and published as a navigable scene, demonstrating the</w:t>
-      </w:r>
-      <w:r>
-        <w:t xml:space="preserve"> </w:t>
-      </w:r>
-      <w:r>
-        <w:t xml:space="preserve">pose-unknown branch across the low-cost end of the device spectrum.</w:t>
-      </w:r>
-    </w:p>
-    <w:p>
-      <w:pPr>
-        <w:pStyle w:val="BodyText"/>
-      </w:pPr>
-      <w:r>
-        <w:rPr>
-          <w:bCs/>
-          <w:b/>
-        </w:rPr>
-        <w:t xml:space="preserve">Quantitative comparison against CC0 ground truth.</w:t>
-      </w:r>
-      <w:r>
-        <w:t xml:space="preserve"> </w:t>
-      </w:r>
-      <w:r>
-        <w:t xml:space="preserve">From each of eleven CC0</w:t>
-      </w:r>
-      <w:r>
-        <w:t xml:space="preserve"> </w:t>
-      </w:r>
-      <w:r>
-        <w:t xml:space="preserve">reference panoramas (Poly Haven, 8192×4096) we render synthetic captures and rebuild</w:t>
-      </w:r>
-      <w:r>
-        <w:t xml:space="preserve"> </w:t>
-      </w:r>
-      <w:r>
-        <w:t xml:space="preserve">a panorama (2048×1024) — once by stitching six 180° fisheye frames (pose withheld),</w:t>
-      </w:r>
-      <w:r>
-        <w:t xml:space="preserve"> </w:t>
-      </w:r>
-      <w:r>
-        <w:t xml:space="preserve">once by reprojecting six 90° pinhole frames plus zenith/nadir (pose used) — and</w:t>
-      </w:r>
-      <w:r>
-        <w:t xml:space="preserve"> </w:t>
-      </w:r>
-      <w:r>
-        <w:t xml:space="preserve">measure both against the same original (PSNR, SSIM [8]).</w:t>
-      </w:r>
-    </w:p>
-    <w:p>
-      <w:pPr>
-        <w:pStyle w:val="BodyText"/>
-      </w:pPr>
+        <w:t xml:space="preserve">[13] Roussel, J.-R., et al. (2020). lidR: An R package for analysis of Airborne</w:t>
+      </w:r>
+      <w:r>
+        <w:t xml:space="preserve"> </w:t>
+      </w:r>
+      <w:r>
+        <w:t xml:space="preserve">Laser Scanning (ALS) data.</w:t>
+      </w:r>
+      <w:r>
+        <w:t xml:space="preserve"> </w:t>
+      </w:r>
       <w:r>
         <w:rPr>
           <w:iCs/>
           <w:i/>
         </w:rPr>
-        <w:t xml:space="preserve">Counting convention (used throughout):</w:t>
-      </w:r>
-      <w:r>
-        <w:t xml:space="preserve"> </w:t>
-      </w:r>
-      <w:r>
-        <w:rPr>
-          <w:bCs/>
-          <w:b/>
-        </w:rPr>
-        <w:t xml:space="preserve">completed</w:t>
-      </w:r>
-      <w:r>
-        <w:t xml:space="preserve"> </w:t>
-      </w:r>
-      <w:r>
-        <w:t xml:space="preserve">means the chain wrote a</w:t>
-      </w:r>
-      <w:r>
-        <w:t xml:space="preserve"> </w:t>
-      </w:r>
-      <w:r>
-        <w:t xml:space="preserve">panorama at all;</w:t>
-      </w:r>
-      <w:r>
-        <w:t xml:space="preserve"> </w:t>
-      </w:r>
-      <w:r>
-        <w:rPr>
-          <w:bCs/>
-          <w:b/>
-        </w:rPr>
-        <w:t xml:space="preserve">usable</w:t>
-      </w:r>
-      <w:r>
-        <w:t xml:space="preserve"> </w:t>
-      </w:r>
-      <w:r>
-        <w:t xml:space="preserve">additionally means the result is geometrically</w:t>
-      </w:r>
-      <w:r>
-        <w:t xml:space="preserve"> </w:t>
-      </w:r>
-      <w:r>
-        <w:t xml:space="preserve">correct. The distinction matters for stitching, where two runs produce a</w:t>
-      </w:r>
-      <w:r>
-        <w:t xml:space="preserve"> </w:t>
-      </w:r>
-      <w:r>
-        <w:t xml:space="preserve">complete but misregistered image.</w:t>
-      </w:r>
-    </w:p>
-    <w:tbl>
-      <w:tblPr>
-        <w:tblStyle w:val="Table"/>
-        <w:tblW w:type="pct" w:w="5000"/>
-        <w:tblLook w:firstRow="1" w:lastRow="0" w:firstColumn="0" w:lastColumn="0" w:noHBand="0" w:noVBand="0" w:val="0020"/>
-        <w:jc w:val="start"/>
-      </w:tblPr>
-      <w:tblGrid>
-        <w:gridCol w:w="1131"/>
-        <w:gridCol w:w="1131"/>
-        <w:gridCol w:w="1131"/>
-        <w:gridCol w:w="1131"/>
-        <w:gridCol w:w="1131"/>
-        <w:gridCol w:w="1131"/>
-        <w:gridCol w:w="1131"/>
-      </w:tblGrid>
-      <w:tr>
-        <w:trPr>
-          <w:tblHeader w:val="true"/>
-        </w:trPr>
-        <w:tc>
-          <w:tcPr/>
-          <w:p>
-            <w:pPr>
-              <w:pStyle w:val="Compact"/>
-              <w:jc w:val="left"/>
-            </w:pPr>
-            <w:r>
-              <w:t xml:space="preserve">Branch</w:t>
-            </w:r>
-          </w:p>
-        </w:tc>
-        <w:tc>
-          <w:tcPr/>
-          <w:p>
-            <w:pPr>
-              <w:pStyle w:val="Compact"/>
-              <w:jc w:val="right"/>
-            </w:pPr>
-            <w:r>
-              <w:t xml:space="preserve">completed</w:t>
-            </w:r>
-          </w:p>
-        </w:tc>
-        <w:tc>
-          <w:tcPr/>
-          <w:p>
-            <w:pPr>
-              <w:pStyle w:val="Compact"/>
-              <w:jc w:val="right"/>
-            </w:pPr>
-            <w:r>
-              <w:t xml:space="preserve">usable</w:t>
-            </w:r>
-          </w:p>
-        </w:tc>
-        <w:tc>
-          <w:tcPr/>
-          <w:p>
-            <w:pPr>
-              <w:pStyle w:val="Compact"/>
-              <w:jc w:val="right"/>
-            </w:pPr>
-            <w:r>
-              <w:t xml:space="preserve">PSNR (dB)</w:t>
-            </w:r>
-          </w:p>
-        </w:tc>
-        <w:tc>
-          <w:tcPr/>
-          <w:p>
-            <w:pPr>
-              <w:pStyle w:val="Compact"/>
-              <w:jc w:val="right"/>
-            </w:pPr>
-            <w:r>
-              <w:t xml:space="preserve">SSIM</w:t>
-            </w:r>
-          </w:p>
-        </w:tc>
-        <w:tc>
-          <w:tcPr/>
-          <w:p>
-            <w:pPr>
-              <w:pStyle w:val="Compact"/>
-              <w:jc w:val="right"/>
-            </w:pPr>
-            <w:r>
-              <w:t xml:space="preserve">seam offset (px)</w:t>
-            </w:r>
-          </w:p>
-        </w:tc>
-        <w:tc>
-          <w:tcPr/>
-          <w:p>
-            <w:pPr>
-              <w:pStyle w:val="Compact"/>
-              <w:jc w:val="right"/>
-            </w:pPr>
-            <w:r>
-              <w:t xml:space="preserve">runtime</w:t>
-            </w:r>
-          </w:p>
-        </w:tc>
-      </w:tr>
-      <w:tr>
-        <w:tc>
-          <w:tcPr/>
-          <w:p>
-            <w:pPr>
-              <w:pStyle w:val="Compact"/>
-              <w:jc w:val="left"/>
-            </w:pPr>
-            <w:r>
-              <w:t xml:space="preserve">Stitching (pose estimated)</w:t>
-            </w:r>
-          </w:p>
-        </w:tc>
-        <w:tc>
-          <w:tcPr/>
-          <w:p>
-            <w:pPr>
-              <w:pStyle w:val="Compact"/>
-              <w:jc w:val="right"/>
-            </w:pPr>
-            <w:r>
-              <w:t xml:space="preserve">8 / 11</w:t>
-            </w:r>
-          </w:p>
-        </w:tc>
-        <w:tc>
-          <w:tcPr/>
-          <w:p>
-            <w:pPr>
-              <w:pStyle w:val="Compact"/>
-              <w:jc w:val="right"/>
-            </w:pPr>
-            <w:r>
-              <w:rPr>
-                <w:bCs/>
-                <w:b/>
-              </w:rPr>
-              <w:t xml:space="preserve">6 / 11</w:t>
-            </w:r>
-          </w:p>
-        </w:tc>
-        <w:tc>
-          <w:tcPr/>
-          <w:p>
-            <w:pPr>
-              <w:pStyle w:val="Compact"/>
-              <w:jc w:val="right"/>
-            </w:pPr>
-            <w:r>
-              <w:t xml:space="preserve">22.98 ± 2.74</w:t>
-            </w:r>
-          </w:p>
-        </w:tc>
-        <w:tc>
-          <w:tcPr/>
-          <w:p>
-            <w:pPr>
-              <w:pStyle w:val="Compact"/>
-              <w:jc w:val="right"/>
-            </w:pPr>
-            <w:r>
-              <w:t xml:space="preserve">0.837 ± 0.060</w:t>
-            </w:r>
-          </w:p>
-        </w:tc>
-        <w:tc>
-          <w:tcPr/>
-          <w:p>
-            <w:pPr>
-              <w:pStyle w:val="Compact"/>
-              <w:jc w:val="right"/>
-            </w:pPr>
-            <w:r>
-              <w:t xml:space="preserve">0.14 (p95 0.53)</w:t>
-            </w:r>
-          </w:p>
-        </w:tc>
-        <w:tc>
-          <w:tcPr/>
-          <w:p>
-            <w:pPr>
-              <w:pStyle w:val="Compact"/>
-              <w:jc w:val="right"/>
-            </w:pPr>
-            <w:r>
-              <w:t xml:space="preserve">14.6 s</w:t>
-            </w:r>
-          </w:p>
-        </w:tc>
-      </w:tr>
-      <w:tr>
-        <w:tc>
-          <w:tcPr/>
-          <w:p>
-            <w:pPr>
-              <w:pStyle w:val="Compact"/>
-              <w:jc w:val="left"/>
-            </w:pPr>
-            <w:r>
-              <w:t xml:space="preserve">Reprojection (pose known)</w:t>
-            </w:r>
-          </w:p>
-        </w:tc>
-        <w:tc>
-          <w:tcPr/>
-          <w:p>
-            <w:pPr>
-              <w:pStyle w:val="Compact"/>
-              <w:jc w:val="right"/>
-            </w:pPr>
-            <w:r>
-              <w:t xml:space="preserve">11 / 11</w:t>
-            </w:r>
-          </w:p>
-        </w:tc>
-        <w:tc>
-          <w:tcPr/>
-          <w:p>
-            <w:pPr>
-              <w:pStyle w:val="Compact"/>
-              <w:jc w:val="right"/>
-            </w:pPr>
-            <w:r>
-              <w:rPr>
-                <w:bCs/>
-                <w:b/>
-              </w:rPr>
-              <w:t xml:space="preserve">11 / 11</w:t>
-            </w:r>
-          </w:p>
-        </w:tc>
-        <w:tc>
-          <w:tcPr/>
-          <w:p>
-            <w:pPr>
-              <w:pStyle w:val="Compact"/>
-              <w:jc w:val="right"/>
-            </w:pPr>
-            <w:r>
-              <w:rPr>
-                <w:bCs/>
-                <w:b/>
-              </w:rPr>
-              <w:t xml:space="preserve">26.87 ± 1.96</w:t>
-            </w:r>
-          </w:p>
-        </w:tc>
-        <w:tc>
-          <w:tcPr/>
-          <w:p>
-            <w:pPr>
-              <w:pStyle w:val="Compact"/>
-              <w:jc w:val="right"/>
-            </w:pPr>
-            <w:r>
-              <w:rPr>
-                <w:bCs/>
-                <w:b/>
-              </w:rPr>
-              <w:t xml:space="preserve">0.886 ± 0.039</w:t>
-            </w:r>
-          </w:p>
-        </w:tc>
-        <w:tc>
-          <w:tcPr/>
-          <w:p>
-            <w:pPr>
-              <w:pStyle w:val="Compact"/>
-              <w:jc w:val="right"/>
-            </w:pPr>
-            <w:r>
-              <w:rPr>
-                <w:bCs/>
-                <w:b/>
-              </w:rPr>
-              <w:t xml:space="preserve">0.10 (p95 0.23)</w:t>
-            </w:r>
-          </w:p>
-        </w:tc>
-        <w:tc>
-          <w:tcPr/>
-          <w:p>
-            <w:pPr>
-              <w:pStyle w:val="Compact"/>
-              <w:jc w:val="right"/>
-            </w:pPr>
-            <w:r>
-              <w:t xml:space="preserve">2.1 s</w:t>
-            </w:r>
-          </w:p>
-        </w:tc>
-      </w:tr>
-    </w:tbl>
+        <w:t xml:space="preserve">Remote Sensing of Environment</w:t>
+      </w:r>
+      <w:r>
+        <w:t xml:space="preserve"> </w:t>
+      </w:r>
+      <w:r>
+        <w:t xml:space="preserve">251, 112061.</w:t>
+      </w:r>
+      <w:r>
+        <w:t xml:space="preserve"> </w:t>
+      </w:r>
+      <w:r>
+        <w:t xml:space="preserve">https://doi.org/10.1016/j.rse.2020.112061</w:t>
+      </w:r>
+    </w:p>
     <w:p>
       <w:pPr>
         <w:pStyle w:val="BodyText"/>
       </w:pPr>
       <w:r>
-        <w:t xml:space="preserve">Aggregate figures refer to the</w:t>
+        <w:t xml:space="preserve">[14] Zhang, W., et al. (2016). An easy-to-use airborne LiDAR data filtering method</w:t>
+      </w:r>
+      <w:r>
+        <w:t xml:space="preserve"> </w:t>
+      </w:r>
+      <w:r>
+        <w:t xml:space="preserve">based on cloth simulation.</w:t>
       </w:r>
       <w:r>
         <w:t xml:space="preserve"> </w:t>
@@ -4675,25 +4209,19 @@
           <w:iCs/>
           <w:i/>
         </w:rPr>
-        <w:t xml:space="preserve">usable</w:t>
-      </w:r>
-      <w:r>
-        <w:t xml:space="preserve"> </w:t>
-      </w:r>
-      <w:r>
-        <w:t xml:space="preserve">runs; the two misregistered stitches</w:t>
-      </w:r>
-      <w:r>
-        <w:t xml:space="preserve"> </w:t>
-      </w:r>
-      <w:r>
-        <w:t xml:space="preserve">(8.6 and 11.7 dB) are excluded because they would otherwise dominate mean and</w:t>
-      </w:r>
-      <w:r>
-        <w:t xml:space="preserve"> </w:t>
-      </w:r>
-      <w:r>
-        <w:t xml:space="preserve">spread, and are reported separately below.</w:t>
+        <w:t xml:space="preserve">Remote Sensing</w:t>
+      </w:r>
+      <w:r>
+        <w:t xml:space="preserve"> </w:t>
+      </w:r>
+      <w:r>
+        <w:t xml:space="preserve">8(6), 501.</w:t>
+      </w:r>
+      <w:r>
+        <w:t xml:space="preserve"> </w:t>
+      </w:r>
+      <w:r>
+        <w:t xml:space="preserve">https://doi.org/10.3390/rs8060501</w:t>
       </w:r>
     </w:p>
     <w:p>
@@ -4701,773 +4229,41 @@
         <w:pStyle w:val="BodyText"/>
       </w:pPr>
       <w:r>
-        <w:t xml:space="preserve">The pose-based branch is better on every measure (+3.9 dB, +0.05 SSIM, a third</w:t>
-      </w:r>
-      <w:r>
-        <w:t xml:space="preserve"> </w:t>
-      </w:r>
-      <w:r>
-        <w:t xml:space="preserve">less local displacement) and reconstructs all eleven scenes, while stitching fails</w:t>
-      </w:r>
-      <w:r>
-        <w:t xml:space="preserve"> </w:t>
-      </w:r>
-      <w:r>
-        <w:t xml:space="preserve">on five: three times</w:t>
-      </w:r>
-      <w:r>
-        <w:t xml:space="preserve"> </w:t>
-      </w:r>
-      <w:r>
-        <w:rPr>
-          <w:rStyle w:val="VerbatimChar"/>
-        </w:rPr>
-        <w:t xml:space="preserve">enblend</w:t>
-      </w:r>
-      <w:r>
-        <w:t xml:space="preserve"> </w:t>
-      </w:r>
-      <w:r>
-        <w:t xml:space="preserve">aborts (excessive overlap, degenerate mask</w:t>
-      </w:r>
-      <w:r>
-        <w:t xml:space="preserve"> </w:t>
-      </w:r>
-      <w:r>
-        <w:t xml:space="preserve">geometry, no detectable seam) and twice a geometrically wrong panorama results</w:t>
-      </w:r>
-      <w:r>
-        <w:t xml:space="preserve"> </w:t>
-      </w:r>
-      <w:r>
-        <w:t xml:space="preserve">(confirmed under exhaustive search over rotation, tilt, and mirroring, staying</w:t>
-      </w:r>
-      <w:r>
-        <w:t xml:space="preserve"> </w:t>
-      </w:r>
-      <w:r>
-        <w:t xml:space="preserve">below 11.7 dB).</w:t>
-      </w:r>
-    </w:p>
-    <w:p>
-      <w:pPr>
-        <w:pStyle w:val="CaptionedFigure"/>
-      </w:pPr>
-      <w:r>
-        <w:drawing>
-          <wp:inline>
-            <wp:extent cx="5334000" cy="2255553"/>
-            <wp:effectExtent b="0" l="0" r="0" t="0"/>
-            <wp:docPr descr="Figure 2. Panorama evaluation against eleven CC0 references. The pose-based branch is more accurate and reconstructs every scene; the seam offset separates good from failed reconstructions by a factor of ~40 and is therefore usable as a ground-truth-free quality flag. Real captures with parallax lie ~56× above the synthetic case, which makes the synthetic figures a lower bound." title="" id="40" name="Picture"/>
-            <a:graphic>
-              <a:graphicData uri="http://schemas.openxmlformats.org/drawingml/2006/picture">
-                <pic:pic>
-                  <pic:nvPicPr>
-                    <pic:cNvPr descr="figures/fig2_evaluation.png" id="41" name="Picture"/>
-                    <pic:cNvPicPr>
-                      <a:picLocks noChangeArrowheads="1" noChangeAspect="1"/>
-                    </pic:cNvPicPr>
-                  </pic:nvPicPr>
-                  <pic:blipFill>
-                    <a:blip r:embed="rId29"/>
-                    <a:stretch>
-                      <a:fillRect/>
-                    </a:stretch>
-                  </pic:blipFill>
-                  <pic:spPr bwMode="auto">
-                    <a:xfrm>
-                      <a:off x="0" y="0"/>
-                      <a:ext cx="5334000" cy="2255553"/>
-                    </a:xfrm>
-                    <a:prstGeom prst="rect">
-                      <a:avLst/>
-                    </a:prstGeom>
-                    <a:noFill/>
-                    <a:ln w="9525">
-                      <a:noFill/>
-                      <a:headEnd/>
-                      <a:tailEnd/>
-                    </a:ln>
-                  </pic:spPr>
-                </pic:pic>
-              </a:graphicData>
-            </a:graphic>
-          </wp:inline>
-        </w:drawing>
-      </w:r>
-    </w:p>
-    <w:p>
-      <w:pPr>
-        <w:pStyle w:val="ImageCaption"/>
-      </w:pPr>
-      <w:r>
-        <w:rPr>
-          <w:bCs/>
-          <w:b/>
-        </w:rPr>
-        <w:t xml:space="preserve">Figure 2.</w:t>
-      </w:r>
-      <w:r>
-        <w:t xml:space="preserve"> </w:t>
-      </w:r>
-      <w:r>
-        <w:t xml:space="preserve">Panorama evaluation against eleven CC0 references. The pose-based</w:t>
-      </w:r>
-      <w:r>
-        <w:t xml:space="preserve"> </w:t>
-      </w:r>
-      <w:r>
-        <w:t xml:space="preserve">branch is more accurate and reconstructs every scene; the seam offset separates</w:t>
-      </w:r>
-      <w:r>
-        <w:t xml:space="preserve"> </w:t>
-      </w:r>
-      <w:r>
-        <w:t xml:space="preserve">good from failed reconstructions by a factor of ~40 and is therefore usable as a</w:t>
-      </w:r>
-      <w:r>
-        <w:t xml:space="preserve"> </w:t>
-      </w:r>
-      <w:r>
-        <w:t xml:space="preserve">ground-truth-free quality flag. Real captures with parallax lie ~56× above the</w:t>
-      </w:r>
-      <w:r>
-        <w:t xml:space="preserve"> </w:t>
-      </w:r>
-      <w:r>
-        <w:t xml:space="preserve">synthetic case, which makes the synthetic figures a lower bound.</w:t>
-      </w:r>
-    </w:p>
-    <w:p>
-      <w:pPr>
-        <w:pStyle w:val="BodyText"/>
-      </w:pPr>
-      <w:r>
-        <w:rPr>
-          <w:bCs/>
-          <w:b/>
-        </w:rPr>
-        <w:t xml:space="preserve">Seam offset as an automatic quality flag.</w:t>
-      </w:r>
-      <w:r>
-        <w:t xml:space="preserve"> </w:t>
-      </w:r>
-      <w:r>
-        <w:t xml:space="preserve">Block-wise phase correlation [9] against</w:t>
-      </w:r>
-      <w:r>
-        <w:t xml:space="preserve"> </w:t>
-      </w:r>
-      <w:r>
-        <w:t xml:space="preserve">the reference (64-px blocks, 50% overlap, low-structure blocks discarded)</w:t>
-      </w:r>
-      <w:r>
-        <w:t xml:space="preserve"> </w:t>
-      </w:r>
-      <w:r>
-        <w:t xml:space="preserve">separates good from failed reconstructions more sharply than PSNR or SSIM: median</w:t>
-      </w:r>
-      <w:r>
-        <w:t xml:space="preserve"> </w:t>
-      </w:r>
-      <w:r>
-        <w:t xml:space="preserve">seam offset 0.11–0.19 px (good stitches) and 0.07–0.13 px (reprojection) versus</w:t>
-      </w:r>
-      <w:r>
-        <w:t xml:space="preserve"> </w:t>
-      </w:r>
-      <w:r>
-        <w:t xml:space="preserve">5.95–6.14 px (failed stitches) — a factor of ~40, interpretable without knowing</w:t>
-      </w:r>
-      <w:r>
-        <w:t xml:space="preserve"> </w:t>
-      </w:r>
-      <w:r>
-        <w:t xml:space="preserve">the ground truth of a single scene, and thus a robust threshold (here &gt; 1 px</w:t>
-      </w:r>
-      <w:r>
-        <w:t xml:space="preserve"> </w:t>
-      </w:r>
-      <w:r>
-        <w:t xml:space="preserve">median) for a GUI quality flag.</w:t>
-      </w:r>
-    </w:p>
-    <w:bookmarkStart w:id="42" w:name="Xdd2eeefe0fa72e9ff9dff604cfb03bd70b719e9"/>
-    <w:p>
-      <w:pPr>
-        <w:pStyle w:val="Heading3"/>
-      </w:pPr>
-      <w:r>
-        <w:t xml:space="preserve">Real captures: the actual cost of parallax</w:t>
-      </w:r>
-    </w:p>
-    <w:p>
-      <w:pPr>
-        <w:pStyle w:val="FirstParagraph"/>
-      </w:pPr>
-      <w:r>
-        <w:t xml:space="preserve">The caveat that the synthetic figures are upper bounds can be resolved with open</w:t>
-      </w:r>
-      <w:r>
-        <w:t xml:space="preserve"> </w:t>
-      </w:r>
-      <w:r>
-        <w:t xml:space="preserve">data.</w:t>
-      </w:r>
-      <w:r>
-        <w:t xml:space="preserve"> </w:t>
-      </w:r>
-      <w:r>
-        <w:rPr>
-          <w:rStyle w:val="VerbatimChar"/>
-        </w:rPr>
-        <w:t xml:space="preserve">eval_seams.py</w:t>
-      </w:r>
-      <w:r>
-        <w:t xml:space="preserve"> </w:t>
-      </w:r>
-      <w:r>
-        <w:t xml:space="preserve">measures seam offset</w:t>
-      </w:r>
-      <w:r>
-        <w:t xml:space="preserve"> </w:t>
-      </w:r>
-      <w:r>
-        <w:rPr>
-          <w:bCs/>
-          <w:b/>
-        </w:rPr>
-        <w:t xml:space="preserve">without a reference panorama</w:t>
-      </w:r>
-      <w:r>
-        <w:t xml:space="preserve">:</w:t>
-      </w:r>
-      <w:r>
-        <w:t xml:space="preserve"> </w:t>
-      </w:r>
-      <w:r>
-        <w:rPr>
-          <w:rStyle w:val="VerbatimChar"/>
-        </w:rPr>
-        <w:t xml:space="preserve">nona</w:t>
-      </w:r>
-      <w:r>
-        <w:t xml:space="preserve"> </w:t>
-      </w:r>
-      <w:r>
-        <w:t xml:space="preserve">remaps each capture separately into the panorama canvas, and in the</w:t>
-      </w:r>
-      <w:r>
-        <w:t xml:space="preserve"> </w:t>
-      </w:r>
-      <w:r>
-        <w:t xml:space="preserve">overlaps two source images show the same viewing direction — with perfect</w:t>
-      </w:r>
-      <w:r>
-        <w:t xml:space="preserve"> </w:t>
-      </w:r>
-      <w:r>
-        <w:t xml:space="preserve">registration and rotation about the nodal point they would be identical there.</w:t>
-      </w:r>
-      <w:r>
-        <w:t xml:space="preserve"> </w:t>
-      </w:r>
-      <w:r>
-        <w:t xml:space="preserve">Their local displacement is the error.</w:t>
-      </w:r>
-    </w:p>
-    <w:p>
-      <w:pPr>
-        <w:pStyle w:val="BodyText"/>
-      </w:pPr>
-      <w:r>
-        <w:t xml:space="preserve">The real capture is</w:t>
-      </w:r>
-      <w:r>
-        <w:t xml:space="preserve"> </w:t>
-      </w:r>
-      <w:r>
-        <w:rPr>
-          <w:bCs/>
-          <w:b/>
-        </w:rPr>
-        <w:t xml:space="preserve">PASSTA LunchRoom</w:t>
-      </w:r>
-      <w:r>
-        <w:t xml:space="preserve"> </w:t>
-      </w:r>
-      <w:r>
-        <w:t xml:space="preserve">[10] (Zenodo, CC BY 4.0): 72 photographs from</w:t>
-      </w:r>
-      <w:r>
-        <w:t xml:space="preserve"> </w:t>
-      </w:r>
-      <w:r>
-        <w:t xml:space="preserve">a rotating Canon EOS 70D with supplied calibration. As a control, synthetic</w:t>
-      </w:r>
-      <w:r>
-        <w:t xml:space="preserve"> </w:t>
-      </w:r>
-      <w:r>
-        <w:t xml:space="preserve">captures with</w:t>
-      </w:r>
-      <w:r>
-        <w:t xml:space="preserve"> </w:t>
-      </w:r>
-      <w:r>
-        <w:rPr>
-          <w:bCs/>
-          <w:b/>
-        </w:rPr>
-        <w:t xml:space="preserve">identical geometry</w:t>
-      </w:r>
-      <w:r>
-        <w:t xml:space="preserve"> </w:t>
-      </w:r>
-      <w:r>
-        <w:t xml:space="preserve">are rendered from a CC0 panorama — 18</w:t>
-      </w:r>
-      <w:r>
-        <w:t xml:space="preserve"> </w:t>
-      </w:r>
-      <w:r>
-        <w:t xml:space="preserve">positions, 93.6° rectilinear, same stitching chain, same canvas width. The only</w:t>
-      </w:r>
-      <w:r>
-        <w:t xml:space="preserve"> </w:t>
-      </w:r>
-      <w:r>
-        <w:t xml:space="preserve">difference is that the real captures carry genuine parallax, sensor noise, and</w:t>
-      </w:r>
-      <w:r>
-        <w:t xml:space="preserve"> </w:t>
-      </w:r>
-      <w:r>
-        <w:t xml:space="preserve">exposure differences:</w:t>
-      </w:r>
-    </w:p>
-    <w:tbl>
-      <w:tblPr>
-        <w:tblStyle w:val="Table"/>
-        <w:tblW w:type="auto" w:w="0"/>
-        <w:tblLook w:firstRow="1" w:lastRow="0" w:firstColumn="0" w:lastColumn="0" w:noHBand="0" w:noVBand="0" w:val="0020"/>
-        <w:jc w:val="start"/>
-      </w:tblPr>
-      <w:tblGrid>
-        <w:gridCol w:w="2640"/>
-        <w:gridCol w:w="2640"/>
-        <w:gridCol w:w="2640"/>
-      </w:tblGrid>
-      <w:tr>
-        <w:trPr>
-          <w:tblHeader w:val="true"/>
-        </w:trPr>
-        <w:tc>
-          <w:tcPr/>
-          <w:p>
-            <w:pPr>
-              <w:pStyle w:val="Compact"/>
-            </w:pPr>
-          </w:p>
-        </w:tc>
-        <w:tc>
-          <w:tcPr/>
-          <w:p>
-            <w:pPr>
-              <w:pStyle w:val="Compact"/>
-              <w:jc w:val="right"/>
-            </w:pPr>
-            <w:r>
-              <w:t xml:space="preserve">synthetic (parallax-free)</w:t>
-            </w:r>
-          </w:p>
-        </w:tc>
-        <w:tc>
-          <w:tcPr/>
-          <w:p>
-            <w:pPr>
-              <w:pStyle w:val="Compact"/>
-              <w:jc w:val="right"/>
-            </w:pPr>
-            <w:r>
-              <w:t xml:space="preserve">real (rotating camera)</w:t>
-            </w:r>
-          </w:p>
-        </w:tc>
-      </w:tr>
-      <w:tr>
-        <w:tc>
-          <w:tcPr/>
-          <w:p>
-            <w:pPr>
-              <w:pStyle w:val="Compact"/>
-              <w:jc w:val="left"/>
-            </w:pPr>
-            <w:r>
-              <w:t xml:space="preserve">seam offset, median</w:t>
-            </w:r>
-          </w:p>
-        </w:tc>
-        <w:tc>
-          <w:tcPr/>
-          <w:p>
-            <w:pPr>
-              <w:pStyle w:val="Compact"/>
-              <w:jc w:val="right"/>
-            </w:pPr>
-            <w:r>
-              <w:rPr>
-                <w:bCs/>
-                <w:b/>
-              </w:rPr>
-              <w:t xml:space="preserve">0.07 px</w:t>
-            </w:r>
-          </w:p>
-        </w:tc>
-        <w:tc>
-          <w:tcPr/>
-          <w:p>
-            <w:pPr>
-              <w:pStyle w:val="Compact"/>
-              <w:jc w:val="right"/>
-            </w:pPr>
-            <w:r>
-              <w:rPr>
-                <w:bCs/>
-                <w:b/>
-              </w:rPr>
-              <w:t xml:space="preserve">3.95 px</w:t>
-            </w:r>
-          </w:p>
-        </w:tc>
-      </w:tr>
-      <w:tr>
-        <w:tc>
-          <w:tcPr/>
-          <w:p>
-            <w:pPr>
-              <w:pStyle w:val="Compact"/>
-              <w:jc w:val="left"/>
-            </w:pPr>
-            <w:r>
-              <w:t xml:space="preserve">p95</w:t>
-            </w:r>
-          </w:p>
-        </w:tc>
-        <w:tc>
-          <w:tcPr/>
-          <w:p>
-            <w:pPr>
-              <w:pStyle w:val="Compact"/>
-              <w:jc w:val="right"/>
-            </w:pPr>
-            <w:r>
-              <w:t xml:space="preserve">0.18 px</w:t>
-            </w:r>
-          </w:p>
-        </w:tc>
-        <w:tc>
-          <w:tcPr/>
-          <w:p>
-            <w:pPr>
-              <w:pStyle w:val="Compact"/>
-              <w:jc w:val="right"/>
-            </w:pPr>
-            <w:r>
-              <w:t xml:space="preserve">24.78 px</w:t>
-            </w:r>
-          </w:p>
-        </w:tc>
-      </w:tr>
-      <w:tr>
-        <w:tc>
-          <w:tcPr/>
-          <w:p>
-            <w:pPr>
-              <w:pStyle w:val="Compact"/>
-              <w:jc w:val="left"/>
-            </w:pPr>
-            <w:r>
-              <w:t xml:space="preserve">maximum</w:t>
-            </w:r>
-          </w:p>
-        </w:tc>
-        <w:tc>
-          <w:tcPr/>
-          <w:p>
-            <w:pPr>
-              <w:pStyle w:val="Compact"/>
-              <w:jc w:val="right"/>
-            </w:pPr>
-            <w:r>
-              <w:t xml:space="preserve">0.48 px</w:t>
-            </w:r>
-          </w:p>
-        </w:tc>
-        <w:tc>
-          <w:tcPr/>
-          <w:p>
-            <w:pPr>
-              <w:pStyle w:val="Compact"/>
-              <w:jc w:val="right"/>
-            </w:pPr>
-            <w:r>
-              <w:t xml:space="preserve">29.99 px</w:t>
-            </w:r>
-          </w:p>
-        </w:tc>
-      </w:tr>
-      <w:tr>
-        <w:tc>
-          <w:tcPr/>
-          <w:p>
-            <w:pPr>
-              <w:pStyle w:val="Compact"/>
-              <w:jc w:val="left"/>
-            </w:pPr>
-            <w:r>
-              <w:t xml:space="preserve">blocks above 1 px</w:t>
-            </w:r>
-          </w:p>
-        </w:tc>
-        <w:tc>
-          <w:tcPr/>
-          <w:p>
-            <w:pPr>
-              <w:pStyle w:val="Compact"/>
-              <w:jc w:val="right"/>
-            </w:pPr>
-            <w:r>
-              <w:t xml:space="preserve">0.0 %</w:t>
-            </w:r>
-          </w:p>
-        </w:tc>
-        <w:tc>
-          <w:tcPr/>
-          <w:p>
-            <w:pPr>
-              <w:pStyle w:val="Compact"/>
-              <w:jc w:val="right"/>
-            </w:pPr>
-            <w:r>
-              <w:t xml:space="preserve">67.5 %</w:t>
-            </w:r>
-          </w:p>
-        </w:tc>
-      </w:tr>
-    </w:tbl>
-    <w:p>
-      <w:pPr>
-        <w:pStyle w:val="BodyText"/>
-      </w:pPr>
-      <w:r>
-        <w:rPr>
-          <w:bCs/>
-          <w:b/>
-        </w:rPr>
-        <w:t xml:space="preserve">The median is ~56× higher and the 95th percentile ~140×.</w:t>
-      </w:r>
-      <w:r>
-        <w:t xml:space="preserve"> </w:t>
-      </w:r>
-      <w:r>
-        <w:t xml:space="preserve">This substantiates</w:t>
-      </w:r>
-      <w:r>
-        <w:t xml:space="preserve"> </w:t>
-      </w:r>
-      <w:r>
-        <w:t xml:space="preserve">what could previously only be asserted: the synthetic evaluation understates the</w:t>
-      </w:r>
-      <w:r>
-        <w:t xml:space="preserve"> </w:t>
-      </w:r>
-      <w:r>
-        <w:t xml:space="preserve">real stitching error by orders of magnitude, and the gap measured there between</w:t>
-      </w:r>
-      <w:r>
-        <w:t xml:space="preserve"> </w:t>
-      </w:r>
-      <w:r>
-        <w:t xml:space="preserve">the two branches is a</w:t>
-      </w:r>
-      <w:r>
-        <w:t xml:space="preserve"> </w:t>
-      </w:r>
-      <w:r>
-        <w:rPr>
-          <w:bCs/>
-          <w:b/>
-        </w:rPr>
-        <w:t xml:space="preserve">lower bound</w:t>
-      </w:r>
-      <w:r>
-        <w:t xml:space="preserve">.</w:t>
-      </w:r>
-    </w:p>
-    <w:p>
-      <w:pPr>
-        <w:pStyle w:val="BodyText"/>
-      </w:pPr>
+        <w:t xml:space="preserve">[15] Brooke, J. (1996). SUS: a</w:t>
+      </w:r>
+      <w:r>
+        <w:t xml:space="preserve"> </w:t>
+      </w:r>
+      <w:r>
+        <w:t xml:space="preserve">“</w:t>
+      </w:r>
+      <w:r>
+        <w:t xml:space="preserve">quick and dirty</w:t>
+      </w:r>
+      <w:r>
+        <w:t xml:space="preserve">”</w:t>
+      </w:r>
+      <w:r>
+        <w:t xml:space="preserve"> </w:t>
+      </w:r>
+      <w:r>
+        <w:t xml:space="preserve">usability scale. In:</w:t>
+      </w:r>
+      <w:r>
+        <w:t xml:space="preserve"> </w:t>
+      </w:r>
       <w:r>
         <w:rPr>
           <w:iCs/>
           <w:i/>
         </w:rPr>
-        <w:t xml:space="preserve">Interpretation.</w:t>
-      </w:r>
-      <w:r>
-        <w:t xml:space="preserve"> </w:t>
-      </w:r>
-      <w:r>
-        <w:t xml:space="preserve">PASSTA LunchRoom is an indoor scene with nearby objects, and</w:t>
-      </w:r>
-      <w:r>
-        <w:t xml:space="preserve"> </w:t>
-      </w:r>
-      <w:r>
-        <w:t xml:space="preserve">parallax is worst at short range. An outdoor stand with predominantly distant</w:t>
-      </w:r>
-      <w:r>
-        <w:t xml:space="preserve"> </w:t>
-      </w:r>
-      <w:r>
-        <w:t xml:space="preserve">objects will fare better; the 3.95 px is therefore an example of the unfavourable</w:t>
-      </w:r>
-      <w:r>
-        <w:t xml:space="preserve"> </w:t>
-      </w:r>
-      <w:r>
-        <w:t xml:space="preserve">case, not a universal value. Part of the difference also stems from noise and</w:t>
-      </w:r>
-      <w:r>
-        <w:t xml:space="preserve"> </w:t>
-      </w:r>
-      <w:r>
-        <w:t xml:space="preserve">exposure variation rather than parallax alone. The pose-based branch is unaffected</w:t>
-      </w:r>
-      <w:r>
-        <w:t xml:space="preserve"> </w:t>
-      </w:r>
-      <w:r>
-        <w:t xml:space="preserve">by all of this: it has no overlap seams, because every viewing direction comes</w:t>
-      </w:r>
-      <w:r>
-        <w:t xml:space="preserve"> </w:t>
-      </w:r>
-      <w:r>
-        <w:t xml:space="preserve">from exactly one camera.</w:t>
-      </w:r>
-    </w:p>
-    <w:p>
-      <w:pPr>
-        <w:pStyle w:val="BodyText"/>
-      </w:pPr>
+        <w:t xml:space="preserve">Usability</w:t>
+      </w:r>
       <w:r>
         <w:rPr>
           <w:iCs/>
           <w:i/>
         </w:rPr>
-        <w:t xml:space="preserve">Honesty of the numbers.</w:t>
-      </w:r>
-      <w:r>
-        <w:t xml:space="preserve"> </w:t>
-      </w:r>
-      <w:r>
-        <w:t xml:space="preserve">All synthetic captures share one nodal point; the</w:t>
-      </w:r>
-      <w:r>
-        <w:t xml:space="preserve"> </w:t>
-      </w:r>
-      <w:r>
-        <w:t xml:space="preserve">PSNR/SSIM stitching figures are therefore</w:t>
-      </w:r>
-      <w:r>
-        <w:t xml:space="preserve"> </w:t>
-      </w:r>
-      <w:r>
-        <w:rPr>
-          <w:bCs/>
-          <w:b/>
-        </w:rPr>
-        <w:t xml:space="preserve">upper bounds</w:t>
-      </w:r>
-      <w:r>
-        <w:t xml:space="preserve">, and the section above</w:t>
-      </w:r>
-      <w:r>
-        <w:t xml:space="preserve"> </w:t>
-      </w:r>
-      <w:r>
-        <w:t xml:space="preserve">quantifies the distance to reality (~56× in median seam offset). No sensor noise, exposure differences, or distortion are simulated — the</w:t>
-      </w:r>
-      <w:r>
-        <w:t xml:space="preserve"> </w:t>
-      </w:r>
-      <w:r>
-        <w:t xml:space="preserve">geometry of the chain is measured, not camera image quality. Absolute PSNR is</w:t>
-      </w:r>
-      <w:r>
-        <w:t xml:space="preserve"> </w:t>
-      </w:r>
-      <w:r>
-        <w:t xml:space="preserve">capped by the resolution chain and is meaningful only in the comparison of the two</w:t>
-      </w:r>
-      <w:r>
-        <w:t xml:space="preserve"> </w:t>
-      </w:r>
-      <w:r>
-        <w:t xml:space="preserve">branches. The reprojection figures hold only since switching to bilinear sampling;</w:t>
-      </w:r>
-      <w:r>
-        <w:t xml:space="preserve"> </w:t>
-      </w:r>
-      <w:r>
-        <w:t xml:space="preserve">with nearest-neighbour sampling the same branch scored 25.4 dB / SSIM 0.871</w:t>
-      </w:r>
-      <w:r>
-        <w:t xml:space="preserve"> </w:t>
-      </w:r>
-      <w:r>
-        <w:t xml:space="preserve">instead of 28.2 / 0.935 (ph-mossy-forest) — an implementation artefact that could</w:t>
-      </w:r>
-      <w:r>
-        <w:t xml:space="preserve"> </w:t>
-      </w:r>
-      <w:r>
-        <w:t xml:space="preserve">have been reported as a property of the method.</w:t>
-      </w:r>
-    </w:p>
-    <w:p>
-      <w:pPr>
-        <w:pStyle w:val="BodyText"/>
-      </w:pPr>
-      <w:r>
-        <w:rPr>
-          <w:bCs/>
-          <w:b/>
-        </w:rPr>
-        <w:t xml:space="preserve">Runtime per input class, end to end.</w:t>
-      </w:r>
-      <w:r>
-        <w:t xml:space="preserve"> </w:t>
-      </w:r>
-      <w:r>
-        <w:t xml:space="preserve">Measured through the running</w:t>
-      </w:r>
-      <w:r>
-        <w:t xml:space="preserve"> </w:t>
-      </w:r>
-      <w:r>
-        <w:t xml:space="preserve">containerized service — upload, queue, processing, and publication included — with</w:t>
-      </w:r>
-      <w:r>
-        <w:t xml:space="preserve"> </w:t>
-      </w:r>
-      <w:r>
-        <w:t xml:space="preserve">the input type</w:t>
-      </w:r>
-      <w:r>
         <w:t xml:space="preserve"> </w:t>
       </w:r>
       <w:r>
@@ -5475,376 +4271,18 @@
           <w:iCs/>
           <w:i/>
         </w:rPr>
-        <w:t xml:space="preserve">not</w:t>
-      </w:r>
-      <w:r>
-        <w:t xml:space="preserve"> </w:t>
-      </w:r>
-      <w:r>
-        <w:t xml:space="preserve">declared, so the chain detects it itself:</w:t>
-      </w:r>
-    </w:p>
-    <w:tbl>
-      <w:tblPr>
-        <w:tblStyle w:val="Table"/>
-        <w:tblW w:type="pct" w:w="5000"/>
-        <w:tblLook w:firstRow="1" w:lastRow="0" w:firstColumn="0" w:lastColumn="0" w:noHBand="0" w:noVBand="0" w:val="0020"/>
-        <w:jc w:val="start"/>
-      </w:tblPr>
-      <w:tblGrid>
-        <w:gridCol w:w="1320"/>
-        <w:gridCol w:w="1320"/>
-        <w:gridCol w:w="1320"/>
-        <w:gridCol w:w="1320"/>
-        <w:gridCol w:w="1320"/>
-        <w:gridCol w:w="1320"/>
-      </w:tblGrid>
-      <w:tr>
-        <w:trPr>
-          <w:tblHeader w:val="true"/>
-        </w:trPr>
-        <w:tc>
-          <w:tcPr/>
-          <w:p>
-            <w:pPr>
-              <w:pStyle w:val="Compact"/>
-              <w:jc w:val="left"/>
-            </w:pPr>
-            <w:r>
-              <w:t xml:space="preserve">Input class</w:t>
-            </w:r>
-          </w:p>
-        </w:tc>
-        <w:tc>
-          <w:tcPr/>
-          <w:p>
-            <w:pPr>
-              <w:pStyle w:val="Compact"/>
-              <w:jc w:val="right"/>
-            </w:pPr>
-            <w:r>
-              <w:t xml:space="preserve">captures</w:t>
-            </w:r>
-          </w:p>
-        </w:tc>
-        <w:tc>
-          <w:tcPr/>
-          <w:p>
-            <w:pPr>
-              <w:pStyle w:val="Compact"/>
-              <w:jc w:val="right"/>
-            </w:pPr>
-            <w:r>
-              <w:t xml:space="preserve">input</w:t>
-            </w:r>
-          </w:p>
-        </w:tc>
-        <w:tc>
-          <w:tcPr/>
-          <w:p>
-            <w:pPr>
-              <w:pStyle w:val="Compact"/>
-              <w:jc w:val="right"/>
-            </w:pPr>
-            <w:r>
-              <w:t xml:space="preserve">upload</w:t>
-            </w:r>
-          </w:p>
-        </w:tc>
-        <w:tc>
-          <w:tcPr/>
-          <w:p>
-            <w:pPr>
-              <w:pStyle w:val="Compact"/>
-              <w:jc w:val="right"/>
-            </w:pPr>
-            <w:r>
-              <w:t xml:space="preserve">processing</w:t>
-            </w:r>
-          </w:p>
-        </w:tc>
-        <w:tc>
-          <w:tcPr/>
-          <w:p>
-            <w:pPr>
-              <w:pStyle w:val="Compact"/>
-              <w:jc w:val="right"/>
-            </w:pPr>
-            <w:r>
-              <w:rPr>
-                <w:bCs/>
-                <w:b/>
-              </w:rPr>
-              <w:t xml:space="preserve">total</w:t>
-            </w:r>
-          </w:p>
-        </w:tc>
-      </w:tr>
-      <w:tr>
-        <w:tc>
-          <w:tcPr/>
-          <w:p>
-            <w:pPr>
-              <w:pStyle w:val="Compact"/>
-              <w:jc w:val="left"/>
-            </w:pPr>
-            <w:r>
-              <w:t xml:space="preserve">Consumer 360° (finished equirect)</w:t>
-            </w:r>
-          </w:p>
-        </w:tc>
-        <w:tc>
-          <w:tcPr/>
-          <w:p>
-            <w:pPr>
-              <w:pStyle w:val="Compact"/>
-              <w:jc w:val="right"/>
-            </w:pPr>
-            <w:r>
-              <w:t xml:space="preserve">1</w:t>
-            </w:r>
-          </w:p>
-        </w:tc>
-        <w:tc>
-          <w:tcPr/>
-          <w:p>
-            <w:pPr>
-              <w:pStyle w:val="Compact"/>
-              <w:jc w:val="right"/>
-            </w:pPr>
-            <w:r>
-              <w:t xml:space="preserve">2.5 MB</w:t>
-            </w:r>
-          </w:p>
-        </w:tc>
-        <w:tc>
-          <w:tcPr/>
-          <w:p>
-            <w:pPr>
-              <w:pStyle w:val="Compact"/>
-              <w:jc w:val="right"/>
-            </w:pPr>
-            <w:r>
-              <w:t xml:space="preserve">0.2 s</w:t>
-            </w:r>
-          </w:p>
-        </w:tc>
-        <w:tc>
-          <w:tcPr/>
-          <w:p>
-            <w:pPr>
-              <w:pStyle w:val="Compact"/>
-              <w:jc w:val="right"/>
-            </w:pPr>
-            <w:r>
-              <w:t xml:space="preserve">2.0 s</w:t>
-            </w:r>
-          </w:p>
-        </w:tc>
-        <w:tc>
-          <w:tcPr/>
-          <w:p>
-            <w:pPr>
-              <w:pStyle w:val="Compact"/>
-              <w:jc w:val="right"/>
-            </w:pPr>
-            <w:r>
-              <w:rPr>
-                <w:bCs/>
-                <w:b/>
-              </w:rPr>
-              <w:t xml:space="preserve">2.2 s</w:t>
-            </w:r>
-          </w:p>
-        </w:tc>
-      </w:tr>
-      <w:tr>
-        <w:tc>
-          <w:tcPr/>
-          <w:p>
-            <w:pPr>
-              <w:pStyle w:val="Compact"/>
-              <w:jc w:val="left"/>
-            </w:pPr>
-            <w:r>
-              <w:t xml:space="preserve">DSLR/fisheye (stitching)</w:t>
-            </w:r>
-          </w:p>
-        </w:tc>
-        <w:tc>
-          <w:tcPr/>
-          <w:p>
-            <w:pPr>
-              <w:pStyle w:val="Compact"/>
-              <w:jc w:val="right"/>
-            </w:pPr>
-            <w:r>
-              <w:t xml:space="preserve">18</w:t>
-            </w:r>
-          </w:p>
-        </w:tc>
-        <w:tc>
-          <w:tcPr/>
-          <w:p>
-            <w:pPr>
-              <w:pStyle w:val="Compact"/>
-              <w:jc w:val="right"/>
-            </w:pPr>
-            <w:r>
-              <w:t xml:space="preserve">6.9 MB</w:t>
-            </w:r>
-          </w:p>
-        </w:tc>
-        <w:tc>
-          <w:tcPr/>
-          <w:p>
-            <w:pPr>
-              <w:pStyle w:val="Compact"/>
-              <w:jc w:val="right"/>
-            </w:pPr>
-            <w:r>
-              <w:t xml:space="preserve">0.4 s</w:t>
-            </w:r>
-          </w:p>
-        </w:tc>
-        <w:tc>
-          <w:tcPr/>
-          <w:p>
-            <w:pPr>
-              <w:pStyle w:val="Compact"/>
-              <w:jc w:val="right"/>
-            </w:pPr>
-            <w:r>
-              <w:t xml:space="preserve">69.3 s</w:t>
-            </w:r>
-          </w:p>
-        </w:tc>
-        <w:tc>
-          <w:tcPr/>
-          <w:p>
-            <w:pPr>
-              <w:pStyle w:val="Compact"/>
-              <w:jc w:val="right"/>
-            </w:pPr>
-            <w:r>
-              <w:rPr>
-                <w:bCs/>
-                <w:b/>
-              </w:rPr>
-              <w:t xml:space="preserve">69.7 s</w:t>
-            </w:r>
-          </w:p>
-        </w:tc>
-      </w:tr>
-      <w:tr>
-        <w:tc>
-          <w:tcPr/>
-          <w:p>
-            <w:pPr>
-              <w:pStyle w:val="Compact"/>
-              <w:jc w:val="left"/>
-            </w:pPr>
-            <w:r>
-              <w:t xml:space="preserve">TLS scan (E57, reprojection)</w:t>
-            </w:r>
-          </w:p>
-        </w:tc>
-        <w:tc>
-          <w:tcPr/>
-          <w:p>
-            <w:pPr>
-              <w:pStyle w:val="Compact"/>
-              <w:jc w:val="right"/>
-            </w:pPr>
-            <w:r>
-              <w:t xml:space="preserve">1</w:t>
-            </w:r>
-          </w:p>
-        </w:tc>
-        <w:tc>
-          <w:tcPr/>
-          <w:p>
-            <w:pPr>
-              <w:pStyle w:val="Compact"/>
-              <w:jc w:val="right"/>
-            </w:pPr>
-            <w:r>
-              <w:t xml:space="preserve">177.9 MB</w:t>
-            </w:r>
-          </w:p>
-        </w:tc>
-        <w:tc>
-          <w:tcPr/>
-          <w:p>
-            <w:pPr>
-              <w:pStyle w:val="Compact"/>
-              <w:jc w:val="right"/>
-            </w:pPr>
-            <w:r>
-              <w:t xml:space="preserve">4.8 s</w:t>
-            </w:r>
-          </w:p>
-        </w:tc>
-        <w:tc>
-          <w:tcPr/>
-          <w:p>
-            <w:pPr>
-              <w:pStyle w:val="Compact"/>
-              <w:jc w:val="right"/>
-            </w:pPr>
-            <w:r>
-              <w:t xml:space="preserve">27.7 s</w:t>
-            </w:r>
-          </w:p>
-        </w:tc>
-        <w:tc>
-          <w:tcPr/>
-          <w:p>
-            <w:pPr>
-              <w:pStyle w:val="Compact"/>
-              <w:jc w:val="right"/>
-            </w:pPr>
-            <w:r>
-              <w:rPr>
-                <w:bCs/>
-                <w:b/>
-              </w:rPr>
-              <w:t xml:space="preserve">32.5 s</w:t>
-            </w:r>
-          </w:p>
-        </w:tc>
-      </w:tr>
-    </w:tbl>
+        <w:t xml:space="preserve">Evaluation in Industry</w:t>
+      </w:r>
+      <w:r>
+        <w:t xml:space="preserve">, Taylor &amp; Francis, 189–194.</w:t>
+      </w:r>
+    </w:p>
     <w:p>
       <w:pPr>
         <w:pStyle w:val="BodyText"/>
       </w:pPr>
       <w:r>
-        <w:t xml:space="preserve">(Medians of two runs each, consumer CPU.) The input class was detected correctly</w:t>
-      </w:r>
-      <w:r>
-        <w:t xml:space="preserve"> </w:t>
-      </w:r>
-      <w:r>
-        <w:t xml:space="preserve">in all six runs — an independent confirmation of the dispatch described in</w:t>
-      </w:r>
-      <w:r>
-        <w:t xml:space="preserve"> </w:t>
-      </w:r>
-      <w:r>
-        <w:t xml:space="preserve">Section 2.1. Note that the most expensive case is not the largest dataset: the</w:t>
-      </w:r>
-      <w:r>
-        <w:t xml:space="preserve"> </w:t>
-      </w:r>
-      <w:r>
-        <w:t xml:space="preserve">178 MB scan finishes in 32 s while 6.9 MB of individual frames take 70 s. Cost</w:t>
-      </w:r>
-      <w:r>
-        <w:t xml:space="preserve"> </w:t>
-      </w:r>
-      <w:r>
-        <w:t xml:space="preserve">comes from</w:t>
+        <w:t xml:space="preserve">[16] Sauro, J., Lewis, J. R. (2016).</w:t>
       </w:r>
       <w:r>
         <w:t xml:space="preserve"> </w:t>
@@ -5854,383 +4292,13 @@
           <w:iCs/>
           <w:i/>
         </w:rPr>
-        <w:t xml:space="preserve">registration</w:t>
-      </w:r>
-      <w:r>
-        <w:t xml:space="preserve">, not data volume — precisely what pose-based</w:t>
-      </w:r>
-      <w:r>
-        <w:t xml:space="preserve"> </w:t>
-      </w:r>
-      <w:r>
-        <w:t xml:space="preserve">reprojection avoids. No manual intervention was required in any class.</w:t>
-      </w:r>
-    </w:p>
-    <w:bookmarkEnd w:id="42"/>
-    <w:bookmarkEnd w:id="43"/>
-    <w:bookmarkStart w:id="44" w:name="impact-1"/>
-    <w:p>
-      <w:pPr>
-        <w:pStyle w:val="Heading2"/>
-      </w:pPr>
-      <w:r>
-        <w:t xml:space="preserve">4. Impact</w:t>
-      </w:r>
-    </w:p>
-    <w:p>
-      <w:pPr>
-        <w:pStyle w:val="FirstParagraph"/>
-      </w:pPr>
-      <w:r>
-        <w:t xml:space="preserve">The tool makes reproducible, self-hosted 360°/3D documentation accessible without</w:t>
-      </w:r>
-      <w:r>
-        <w:t xml:space="preserve"> </w:t>
-      </w:r>
-      <w:r>
-        <w:t xml:space="preserve">vendor lock-in and across the full device–cost spectrum. Two contributions are of</w:t>
-      </w:r>
-      <w:r>
-        <w:t xml:space="preserve"> </w:t>
-      </w:r>
-      <w:r>
-        <w:t xml:space="preserve">wider use. First, it turns the routinely discarded, pose-bearing scanner RGB</w:t>
-      </w:r>
-      <w:r>
-        <w:t xml:space="preserve"> </w:t>
-      </w:r>
-      <w:r>
-        <w:t xml:space="preserve">images into first-class navigable panoramas and data carriers; the evaluation</w:t>
-      </w:r>
-      <w:r>
-        <w:t xml:space="preserve"> </w:t>
-      </w:r>
-      <w:r>
-        <w:t xml:space="preserve">quantifies why this is preferable when pose is available (seamless, ~7× faster,</w:t>
-      </w:r>
-      <w:r>
-        <w:t xml:space="preserve"> </w:t>
-      </w:r>
-      <w:r>
-        <w:t xml:space="preserve">no stitching failures). Second, the seam-offset metric provides a ground-truth-free</w:t>
-      </w:r>
-      <w:r>
-        <w:t xml:space="preserve"> </w:t>
-      </w:r>
-      <w:r>
-        <w:t xml:space="preserve">quality signal that can gate automated batch processing. For environmental and</w:t>
-      </w:r>
-      <w:r>
-        <w:t xml:space="preserve"> </w:t>
-      </w:r>
-      <w:r>
-        <w:t xml:space="preserve">forest monitoring specifically, the enrichment path couples a walkable visual</w:t>
-      </w:r>
-      <w:r>
-        <w:t xml:space="preserve"> </w:t>
-      </w:r>
-      <w:r>
-        <w:t xml:space="preserve">record with quantitative inventory on the same acquisition, supporting</w:t>
-      </w:r>
-      <w:r>
-        <w:t xml:space="preserve"> </w:t>
-      </w:r>
-      <w:r>
-        <w:t xml:space="preserve">communication and revisitation of plots.</w:t>
-      </w:r>
-    </w:p>
-    <w:bookmarkEnd w:id="44"/>
-    <w:bookmarkStart w:id="45" w:name="conclusions-1"/>
-    <w:p>
-      <w:pPr>
-        <w:pStyle w:val="Heading2"/>
-      </w:pPr>
-      <w:r>
-        <w:t xml:space="preserve">5. Conclusions</w:t>
-      </w:r>
-    </w:p>
-    <w:p>
-      <w:pPr>
-        <w:pStyle w:val="FirstParagraph"/>
-      </w:pPr>
-      <w:r>
-        <w:t xml:space="preserve">We presented an open-source, containerized, GUI-driven chain that converts</w:t>
-      </w:r>
-      <w:r>
-        <w:t xml:space="preserve"> </w:t>
-      </w:r>
-      <w:r>
-        <w:t xml:space="preserve">multi-image captures — with or without known pose — into walkable web 3D scenes,</w:t>
-      </w:r>
-      <w:r>
-        <w:t xml:space="preserve"> </w:t>
-      </w:r>
-      <w:r>
-        <w:t xml:space="preserve">self-hostable end to end. A ground-truth evaluation shows the pose-based</w:t>
-      </w:r>
-      <w:r>
-        <w:t xml:space="preserve"> </w:t>
-      </w:r>
-      <w:r>
-        <w:t xml:space="preserve">reprojection branch to be more accurate, more robust, and faster than stitching</w:t>
-      </w:r>
-      <w:r>
-        <w:t xml:space="preserve"> </w:t>
-      </w:r>
-      <w:r>
-        <w:t xml:space="preserve">when scanner poses are available, and yields an interpretable automatic quality</w:t>
-      </w:r>
-      <w:r>
-        <w:t xml:space="preserve"> </w:t>
-      </w:r>
-      <w:r>
-        <w:t xml:space="preserve">flag for the stitching branch. Future work: wire the quality flag into the GUI;</w:t>
-      </w:r>
-      <w:r>
-        <w:t xml:space="preserve"> </w:t>
-      </w:r>
-      <w:r>
-        <w:t xml:space="preserve">integrate further representations (3D Gaussian splatting, meshes) in the same</w:t>
-      </w:r>
-      <w:r>
-        <w:t xml:space="preserve"> </w:t>
-      </w:r>
-      <w:r>
-        <w:t xml:space="preserve">viewer; obtain a freely licensed set of raw dual-fisheye frames from a consumer</w:t>
-      </w:r>
-      <w:r>
-        <w:t xml:space="preserve"> </w:t>
-      </w:r>
-      <w:r>
-        <w:t xml:space="preserve">360° camera, which would close the last gap in device coverage for the stitching</w:t>
-      </w:r>
-      <w:r>
-        <w:t xml:space="preserve"> </w:t>
-      </w:r>
-      <w:r>
-        <w:t xml:space="preserve">branch; and run the prepared usability study (System Usability Scale [15, 16]).</w:t>
-      </w:r>
-    </w:p>
-    <w:bookmarkEnd w:id="45"/>
-    <w:bookmarkStart w:id="46" w:name="data-availability-1"/>
-    <w:p>
-      <w:pPr>
-        <w:pStyle w:val="Heading2"/>
-      </w:pPr>
-      <w:r>
-        <w:t xml:space="preserve">Data availability</w:t>
-      </w:r>
-    </w:p>
-    <w:p>
-      <w:pPr>
-        <w:pStyle w:val="FirstParagraph"/>
-      </w:pPr>
-      <w:r>
-        <w:t xml:space="preserve">All data used in this work are third-party open data. Terrestrial laser scans:</w:t>
-      </w:r>
-      <w:r>
-        <w:t xml:space="preserve"> </w:t>
-      </w:r>
-      <w:r>
-        <w:t xml:space="preserve">Renon / ICOS IT-Ren (Leica BLK360, E57; CC BY 4.0) [17] and SegmentedForests</w:t>
-      </w:r>
-      <w:r>
-        <w:t xml:space="preserve"> </w:t>
-      </w:r>
-      <w:r>
-        <w:t xml:space="preserve">(MIT) [12]. Reference panoramas for the quantitative evaluation: eleven Poly Haven</w:t>
-      </w:r>
-      <w:r>
-        <w:t xml:space="preserve"> </w:t>
-      </w:r>
-      <w:r>
-        <w:t xml:space="preserve">HDRIs (CC0, https://polyhaven.com). Real multi-image capture: PASSTA LunchRoom</w:t>
-      </w:r>
-      <w:r>
-        <w:t xml:space="preserve"> </w:t>
-      </w:r>
-      <w:r>
-        <w:t xml:space="preserve">(CC BY 4.0) [10]. Source code, container recipe and evaluation scripts:</w:t>
-      </w:r>
-      <w:r>
-        <w:t xml:space="preserve"> </w:t>
-      </w:r>
-      <w:r>
-        <w:t xml:space="preserve">https://github.com/anayana/For3Dsuite (GPL-3.0-or-later), archived at</w:t>
-      </w:r>
-      <w:r>
-        <w:t xml:space="preserve"> </w:t>
-      </w:r>
-      <w:r>
-        <w:t xml:space="preserve">[Zenodo DOI].</w:t>
-      </w:r>
-    </w:p>
-    <w:bookmarkEnd w:id="46"/>
-    <w:bookmarkStart w:id="47" w:name="declaration-of-competing-interest-1"/>
-    <w:p>
-      <w:pPr>
-        <w:pStyle w:val="Heading2"/>
-      </w:pPr>
-      <w:r>
-        <w:t xml:space="preserve">Declaration of competing interest</w:t>
-      </w:r>
-    </w:p>
-    <w:p>
-      <w:pPr>
-        <w:pStyle w:val="FirstParagraph"/>
-      </w:pPr>
-      <w:r>
-        <w:t xml:space="preserve">The author declares no known competing financial interests or personal</w:t>
-      </w:r>
-      <w:r>
-        <w:t xml:space="preserve"> </w:t>
-      </w:r>
-      <w:r>
-        <w:t xml:space="preserve">relationships that could have appeared to influence the work reported in this</w:t>
-      </w:r>
-      <w:r>
-        <w:t xml:space="preserve"> </w:t>
-      </w:r>
-      <w:r>
-        <w:t xml:space="preserve">paper.</w:t>
-      </w:r>
-    </w:p>
-    <w:bookmarkEnd w:id="47"/>
-    <w:bookmarkStart w:id="48" w:name="X62f0e0ad3a93e6397531f4cde20d8fe1b9e9558"/>
-    <w:p>
-      <w:pPr>
-        <w:pStyle w:val="Heading2"/>
-      </w:pPr>
-      <w:r>
-        <w:t xml:space="preserve">CRediT authorship contribution statement</w:t>
-      </w:r>
-    </w:p>
-    <w:p>
-      <w:pPr>
-        <w:pStyle w:val="FirstParagraph"/>
-      </w:pPr>
-      <w:r>
-        <w:rPr>
-          <w:bCs/>
-          <w:b/>
-        </w:rPr>
-        <w:t xml:space="preserve">Angel Naya:</w:t>
-      </w:r>
-      <w:r>
-        <w:t xml:space="preserve"> </w:t>
-      </w:r>
-      <w:r>
-        <w:t xml:space="preserve">Conceptualization, Methodology, Software, Validation, Formal</w:t>
-      </w:r>
-      <w:r>
-        <w:t xml:space="preserve"> </w:t>
-      </w:r>
-      <w:r>
-        <w:t xml:space="preserve">analysis, Data curation, Visualization, Writing – original draft, Writing –</w:t>
-      </w:r>
-      <w:r>
-        <w:t xml:space="preserve"> </w:t>
-      </w:r>
-      <w:r>
-        <w:t xml:space="preserve">review &amp; editing.</w:t>
-      </w:r>
-    </w:p>
-    <w:bookmarkEnd w:id="48"/>
-    <w:bookmarkStart w:id="49" w:name="acknowledgements-1"/>
-    <w:p>
-      <w:pPr>
-        <w:pStyle w:val="Heading2"/>
-      </w:pPr>
-      <w:r>
-        <w:t xml:space="preserve">Acknowledgements</w:t>
-      </w:r>
-    </w:p>
-    <w:p>
-      <w:pPr>
-        <w:pStyle w:val="FirstParagraph"/>
-      </w:pPr>
-      <w:r>
-        <w:t xml:space="preserve">The author thanks the providers of the open datasets used here: the ICOS</w:t>
-      </w:r>
-      <w:r>
-        <w:t xml:space="preserve"> </w:t>
-      </w:r>
-      <w:r>
-        <w:t xml:space="preserve">ecosystem station IT-Ren (Renon) and Chang et al. for the Renon laser scans, the</w:t>
-      </w:r>
-      <w:r>
-        <w:t xml:space="preserve"> </w:t>
-      </w:r>
-      <w:r>
-        <w:t xml:space="preserve">authors of SegmentedForests and PASSTA, and</w:t>
-      </w:r>
-      <w:r>
-        <w:t xml:space="preserve"> </w:t>
-      </w:r>
-      <w:r>
-        <w:t xml:space="preserve">the Poly Haven contributors. This research received no specific grant from any</w:t>
-      </w:r>
-      <w:r>
-        <w:t xml:space="preserve"> </w:t>
-      </w:r>
-      <w:r>
-        <w:t xml:space="preserve">funding agency in the public, commercial, or not-for-profit sectors.</w:t>
-      </w:r>
-    </w:p>
-    <w:bookmarkEnd w:id="49"/>
-    <w:bookmarkStart w:id="50" w:name="references-1"/>
-    <w:p>
-      <w:pPr>
-        <w:pStyle w:val="Heading2"/>
-      </w:pPr>
-      <w:r>
-        <w:t xml:space="preserve">References</w:t>
-      </w:r>
-    </w:p>
-    <w:p>
-      <w:pPr>
-        <w:pStyle w:val="FirstParagraph"/>
-      </w:pPr>
-      <w:r>
-        <w:t xml:space="preserve">[1] Brown, M., Lowe, D. G. (2007). Automatic panoramic image stitching using</w:t>
-      </w:r>
-      <w:r>
-        <w:t xml:space="preserve"> </w:t>
-      </w:r>
-      <w:r>
-        <w:t xml:space="preserve">invariant features.</w:t>
-      </w:r>
-      <w:r>
-        <w:t xml:space="preserve"> </w:t>
+        <w:t xml:space="preserve">Quantifying the User Experience: Practical</w:t>
       </w:r>
       <w:r>
         <w:rPr>
           <w:iCs/>
           <w:i/>
         </w:rPr>
-        <w:t xml:space="preserve">International Journal of Computer Vision</w:t>
-      </w:r>
-      <w:r>
-        <w:t xml:space="preserve"> </w:t>
-      </w:r>
-      <w:r>
-        <w:t xml:space="preserve">74(1), 59–73.</w:t>
-      </w:r>
-      <w:r>
-        <w:t xml:space="preserve"> </w:t>
-      </w:r>
-      <w:r>
-        <w:t xml:space="preserve">https://doi.org/10.1007/s11263-006-0002-3</w:t>
-      </w:r>
-    </w:p>
-    <w:p>
-      <w:pPr>
-        <w:pStyle w:val="BodyText"/>
-      </w:pPr>
-      <w:r>
-        <w:t xml:space="preserve">[2] Szeliski, R. (2006). Image alignment and stitching: a tutorial.</w:t>
-      </w:r>
-      <w:r>
         <w:t xml:space="preserve"> </w:t>
       </w:r>
       <w:r>
@@ -6238,632 +4306,105 @@
           <w:iCs/>
           <w:i/>
         </w:rPr>
-        <w:t xml:space="preserve">Foundations</w:t>
-      </w:r>
+        <w:t xml:space="preserve">Statistics for User Research</w:t>
+      </w:r>
+      <w:r>
+        <w:t xml:space="preserve">, 2nd ed., Morgan Kaufmann.</w:t>
+      </w:r>
+    </w:p>
+    <w:p>
+      <w:pPr>
+        <w:pStyle w:val="BodyText"/>
+      </w:pPr>
+      <w:r>
+        <w:t xml:space="preserve">[17] Chang, M., Candotti, A., von Ellenrieder, K., Tomelleri, E., Camurri, M.</w:t>
+      </w:r>
+      <w:r>
+        <w:t xml:space="preserve"> </w:t>
+      </w:r>
+      <w:r>
+        <w:t xml:space="preserve">(2025). Data for:</w:t>
+      </w:r>
+      <w:r>
+        <w:t xml:space="preserve"> </w:t>
+      </w:r>
+      <w:r>
+        <w:t xml:space="preserve">“</w:t>
+      </w:r>
+      <w:r>
+        <w:t xml:space="preserve">A multi-platform LiDAR dataset for standardized forest</w:t>
+      </w:r>
+      <w:r>
+        <w:t xml:space="preserve"> </w:t>
+      </w:r>
+      <w:r>
+        <w:t xml:space="preserve">inventory measurement at long term ecological monitoring sites</w:t>
+      </w:r>
+      <w:r>
+        <w:t xml:space="preserve">”</w:t>
+      </w:r>
+      <w:r>
+        <w:t xml:space="preserve"> </w:t>
+      </w:r>
+      <w:r>
+        <w:t xml:space="preserve">[Dataset].</w:t>
+      </w:r>
+      <w:r>
+        <w:t xml:space="preserve"> </w:t>
+      </w:r>
+      <w:r>
+        <w:t xml:space="preserve">Zenodo. https://doi.org/10.5281/zenodo.17186174</w:t>
+      </w:r>
+    </w:p>
+    <w:p>
+      <w:pPr>
+        <w:pStyle w:val="BodyText"/>
+      </w:pPr>
       <w:r>
         <w:rPr>
           <w:iCs/>
           <w:i/>
         </w:rPr>
-        <w:t xml:space="preserve"> </w:t>
-      </w:r>
+        <w:t xml:space="preserve">Software used, with the versions that produced the reported figures:</w:t>
+      </w:r>
+      <w:r>
+        <w:t xml:space="preserve"> </w:t>
+      </w:r>
+      <w:r>
+        <w:t xml:space="preserve">Hugin/Panotools 2024.0.1 (GPL-2.0), Pannellum 2.5.6 (MIT), three.js r160 (MIT),</w:t>
+      </w:r>
+      <w:r>
+        <w:t xml:space="preserve"> </w:t>
+      </w:r>
+      <w:r>
+        <w:t xml:space="preserve">Leaflet 1.9.4 (BSD-2), Caddy 2 (Apache-2.0), Garage 1.0.1 (AGPL-3.0), FastAPI</w:t>
+      </w:r>
+      <w:r>
+        <w:t xml:space="preserve"> </w:t>
+      </w:r>
+      <w:r>
+        <w:t xml:space="preserve">(MIT), NumPy 1.26.4, Pillow 12.3.0, OpenCV 5.0.0, laspy 2.5.4, 3DFin/dendromatics,</w:t>
+      </w:r>
+      <w:r>
+        <w:t xml:space="preserve"> </w:t>
+      </w:r>
+      <w:r>
+        <w:t xml:space="preserve">TreeGrOSS (GPL-3.0, isolated as a separate process).</w:t>
+      </w:r>
+    </w:p>
+    <w:p>
+      <w:pPr>
+        <w:pStyle w:val="BodyText"/>
+      </w:pPr>
       <w:r>
         <w:rPr>
           <w:iCs/>
           <w:i/>
         </w:rPr>
-        <w:t xml:space="preserve">and Trends in Computer Graphics and Vision</w:t>
-      </w:r>
-      <w:r>
-        <w:t xml:space="preserve"> </w:t>
-      </w:r>
-      <w:r>
-        <w:t xml:space="preserve">2(1), 1–104.</w:t>
-      </w:r>
-      <w:r>
-        <w:t xml:space="preserve"> </w:t>
-      </w:r>
-      <w:r>
-        <w:t xml:space="preserve">https://doi.org/10.1561/0600000009</w:t>
-      </w:r>
-    </w:p>
-    <w:p>
-      <w:pPr>
-        <w:pStyle w:val="BodyText"/>
-      </w:pPr>
-      <w:r>
-        <w:t xml:space="preserve">[3] Petroff, M. A. (2019). Pannellum: a lightweight web-based panorama viewer.</w:t>
-      </w:r>
-      <w:r>
-        <w:t xml:space="preserve"> </w:t>
-      </w:r>
-      <w:r>
-        <w:rPr>
-          <w:iCs/>
-          <w:i/>
-        </w:rPr>
-        <w:t xml:space="preserve">Journal of Open Source Software</w:t>
-      </w:r>
-      <w:r>
-        <w:t xml:space="preserve"> </w:t>
-      </w:r>
-      <w:r>
-        <w:t xml:space="preserve">4(40), 1628.</w:t>
-      </w:r>
-      <w:r>
-        <w:t xml:space="preserve"> </w:t>
-      </w:r>
-      <w:r>
-        <w:t xml:space="preserve">https://doi.org/10.21105/joss.01628</w:t>
-      </w:r>
-    </w:p>
-    <w:p>
-      <w:pPr>
-        <w:pStyle w:val="BodyText"/>
-      </w:pPr>
-      <w:r>
-        <w:t xml:space="preserve">[4] Schütz, M. (2016).</w:t>
-      </w:r>
-      <w:r>
-        <w:t xml:space="preserve"> </w:t>
-      </w:r>
-      <w:r>
-        <w:rPr>
-          <w:iCs/>
-          <w:i/>
-        </w:rPr>
-        <w:t xml:space="preserve">Potree: Rendering large point clouds in web browsers.</w:t>
-      </w:r>
-      <w:r>
-        <w:t xml:space="preserve"> </w:t>
-      </w:r>
-      <w:r>
-        <w:t xml:space="preserve">Diploma thesis, TU Wien.</w:t>
-      </w:r>
-    </w:p>
-    <w:p>
-      <w:pPr>
-        <w:pStyle w:val="BodyText"/>
-      </w:pPr>
-      <w:r>
-        <w:t xml:space="preserve">[5] Huber, D. (2011). The ASTM E57 file format for 3D imaging data exchange.</w:t>
-      </w:r>
-      <w:r>
-        <w:t xml:space="preserve"> </w:t>
-      </w:r>
-      <w:r>
-        <w:rPr>
-          <w:iCs/>
-          <w:i/>
-        </w:rPr>
-        <w:t xml:space="preserve">Proc. SPIE</w:t>
-      </w:r>
-      <w:r>
-        <w:t xml:space="preserve"> </w:t>
-      </w:r>
-      <w:r>
-        <w:t xml:space="preserve">7864, Three-Dimensional Imaging, Interaction, and Measurement,</w:t>
-      </w:r>
-      <w:r>
-        <w:t xml:space="preserve"> </w:t>
-      </w:r>
-      <w:r>
-        <w:t xml:space="preserve">78640A. https://doi.org/10.1117/12.876555</w:t>
-      </w:r>
-    </w:p>
-    <w:p>
-      <w:pPr>
-        <w:pStyle w:val="BodyText"/>
-      </w:pPr>
-      <w:r>
-        <w:t xml:space="preserve">[6] Houshiar, H., Elseberg, J., Borrmann, D., Nüchter, A. (2015). A study of</w:t>
-      </w:r>
-      <w:r>
-        <w:t xml:space="preserve"> </w:t>
-      </w:r>
-      <w:r>
-        <w:t xml:space="preserve">projections for key point based registration of panoramic terrestrial 3D laser</w:t>
-      </w:r>
-      <w:r>
-        <w:t xml:space="preserve"> </w:t>
-      </w:r>
-      <w:r>
-        <w:t xml:space="preserve">scan.</w:t>
-      </w:r>
-      <w:r>
-        <w:t xml:space="preserve"> </w:t>
-      </w:r>
-      <w:r>
-        <w:rPr>
-          <w:iCs/>
-          <w:i/>
-        </w:rPr>
-        <w:t xml:space="preserve">Geo-spatial Information Science</w:t>
-      </w:r>
-      <w:r>
-        <w:t xml:space="preserve"> </w:t>
-      </w:r>
-      <w:r>
-        <w:t xml:space="preserve">18(1), 11–31.</w:t>
-      </w:r>
-      <w:r>
-        <w:t xml:space="preserve"> </w:t>
-      </w:r>
-      <w:r>
-        <w:t xml:space="preserve">https://doi.org/10.1080/10095020.2015.1017913</w:t>
-      </w:r>
-    </w:p>
-    <w:p>
-      <w:pPr>
-        <w:pStyle w:val="BodyText"/>
-      </w:pPr>
-      <w:r>
-        <w:t xml:space="preserve">[7] Kang, Z., et al. (2009). Automatic registration of terrestrial laser scanning</w:t>
-      </w:r>
-      <w:r>
-        <w:t xml:space="preserve"> </w:t>
-      </w:r>
-      <w:r>
-        <w:t xml:space="preserve">point clouds using panoramic reflectance images.</w:t>
-      </w:r>
-      <w:r>
-        <w:t xml:space="preserve"> </w:t>
-      </w:r>
-      <w:r>
-        <w:rPr>
-          <w:iCs/>
-          <w:i/>
-        </w:rPr>
-        <w:t xml:space="preserve">Sensors</w:t>
-      </w:r>
-      <w:r>
-        <w:t xml:space="preserve"> </w:t>
-      </w:r>
-      <w:r>
-        <w:t xml:space="preserve">9(4), 2621–2646.</w:t>
-      </w:r>
-      <w:r>
-        <w:t xml:space="preserve"> </w:t>
-      </w:r>
-      <w:r>
-        <w:t xml:space="preserve">https://doi.org/10.3390/s90402621</w:t>
-      </w:r>
-    </w:p>
-    <w:p>
-      <w:pPr>
-        <w:pStyle w:val="BodyText"/>
-      </w:pPr>
-      <w:r>
-        <w:t xml:space="preserve">[8] Wang, Z., Bovik, A. C., Sheikh, H. R., Simoncelli, E. P. (2004). Image quality</w:t>
-      </w:r>
-      <w:r>
-        <w:t xml:space="preserve"> </w:t>
-      </w:r>
-      <w:r>
-        <w:t xml:space="preserve">assessment: from error visibility to structural similarity.</w:t>
-      </w:r>
-      <w:r>
-        <w:t xml:space="preserve"> </w:t>
-      </w:r>
-      <w:r>
-        <w:rPr>
-          <w:iCs/>
-          <w:i/>
-        </w:rPr>
-        <w:t xml:space="preserve">IEEE Transactions on</w:t>
-      </w:r>
-      <w:r>
-        <w:rPr>
-          <w:iCs/>
-          <w:i/>
-        </w:rPr>
-        <w:t xml:space="preserve"> </w:t>
-      </w:r>
-      <w:r>
-        <w:rPr>
-          <w:iCs/>
-          <w:i/>
-        </w:rPr>
-        <w:t xml:space="preserve">Image Processing</w:t>
-      </w:r>
-      <w:r>
-        <w:t xml:space="preserve"> </w:t>
-      </w:r>
-      <w:r>
-        <w:t xml:space="preserve">13(4), 600–612. https://doi.org/10.1109/TIP.2003.819861</w:t>
-      </w:r>
-    </w:p>
-    <w:p>
-      <w:pPr>
-        <w:pStyle w:val="BodyText"/>
-      </w:pPr>
-      <w:r>
-        <w:t xml:space="preserve">[9] Kuglin, C. D., Hines, D. C. (1975). The phase correlation image alignment</w:t>
-      </w:r>
-      <w:r>
-        <w:t xml:space="preserve"> </w:t>
-      </w:r>
-      <w:r>
-        <w:t xml:space="preserve">method.</w:t>
-      </w:r>
-      <w:r>
-        <w:t xml:space="preserve"> </w:t>
-      </w:r>
-      <w:r>
-        <w:rPr>
-          <w:iCs/>
-          <w:i/>
-        </w:rPr>
-        <w:t xml:space="preserve">Proc. IEEE Int. Conf. on Cybernetics and Society</w:t>
-      </w:r>
-      <w:r>
-        <w:t xml:space="preserve">, 163–165.</w:t>
-      </w:r>
-    </w:p>
-    <w:p>
-      <w:pPr>
-        <w:pStyle w:val="BodyText"/>
-      </w:pPr>
-      <w:r>
-        <w:t xml:space="preserve">[10] Meneghetti, G., Danelljan, M., Felsberg, M., Nordberg, K. (2015). Image</w:t>
-      </w:r>
-      <w:r>
-        <w:t xml:space="preserve"> </w:t>
-      </w:r>
-      <w:r>
-        <w:t xml:space="preserve">alignment for panorama stitching in sparsely structured environments.</w:t>
-      </w:r>
-      <w:r>
-        <w:t xml:space="preserve"> </w:t>
-      </w:r>
-      <w:r>
-        <w:rPr>
-          <w:iCs/>
-          <w:i/>
-        </w:rPr>
-        <w:t xml:space="preserve">Scandinavian Conference on Image Analysis (SCIA)</w:t>
-      </w:r>
-      <w:r>
-        <w:t xml:space="preserve">. Data: CC-BY-4.0,</w:t>
-      </w:r>
-      <w:r>
-        <w:t xml:space="preserve"> </w:t>
-      </w:r>
-      <w:r>
-        <w:t xml:space="preserve">https://doi.org/10.5281/zenodo.19663081</w:t>
-      </w:r>
-    </w:p>
-    <w:p>
-      <w:pPr>
-        <w:pStyle w:val="BodyText"/>
-      </w:pPr>
-      <w:r>
-        <w:t xml:space="preserve">[11] Laino, D., Cabo, C., Prendes, C., et al. (2024). 3DFin: a software for</w:t>
-      </w:r>
-      <w:r>
-        <w:t xml:space="preserve"> </w:t>
-      </w:r>
-      <w:r>
-        <w:t xml:space="preserve">automated 3D forest inventories from terrestrial point clouds.</w:t>
-      </w:r>
-      <w:r>
-        <w:t xml:space="preserve"> </w:t>
-      </w:r>
-      <w:r>
-        <w:rPr>
-          <w:iCs/>
-          <w:i/>
-        </w:rPr>
-        <w:t xml:space="preserve">Forestry</w:t>
-      </w:r>
-      <w:r>
-        <w:t xml:space="preserve"> </w:t>
-      </w:r>
-      <w:r>
-        <w:t xml:space="preserve">97(4),</w:t>
-      </w:r>
-      <w:r>
-        <w:t xml:space="preserve"> </w:t>
-      </w:r>
-      <w:r>
-        <w:t xml:space="preserve">479–496.</w:t>
-      </w:r>
-      <w:r>
-        <w:t xml:space="preserve"> </w:t>
-      </w:r>
-      <w:r>
-        <w:t xml:space="preserve">https://doi.org/10.1093/forestry/cpae020</w:t>
-      </w:r>
-    </w:p>
-    <w:p>
-      <w:pPr>
-        <w:pStyle w:val="BodyText"/>
-      </w:pPr>
-      <w:r>
-        <w:t xml:space="preserve">[12] Laino, D., Cabo, C., Ordóñez, C., et al. (2026). SegmentedForests: a labelled</w:t>
-      </w:r>
-      <w:r>
-        <w:t xml:space="preserve"> </w:t>
-      </w:r>
-      <w:r>
-        <w:t xml:space="preserve">dataset of terrestrial LiDAR point clouds for semantic segmentation of forests.</w:t>
-      </w:r>
-      <w:r>
-        <w:t xml:space="preserve"> </w:t>
-      </w:r>
-      <w:r>
-        <w:rPr>
-          <w:iCs/>
-          <w:i/>
-        </w:rPr>
-        <w:t xml:space="preserve">Forestry</w:t>
-      </w:r>
-      <w:r>
-        <w:t xml:space="preserve"> </w:t>
-      </w:r>
-      <w:r>
-        <w:t xml:space="preserve">99(2). https://doi.org/10.1093/forestry/cpaf062 · Data:</w:t>
-      </w:r>
-      <w:r>
-        <w:t xml:space="preserve"> </w:t>
-      </w:r>
-      <w:r>
-        <w:t xml:space="preserve">https://doi.org/10.5281/zenodo.17396681</w:t>
-      </w:r>
-    </w:p>
-    <w:p>
-      <w:pPr>
-        <w:pStyle w:val="BodyText"/>
-      </w:pPr>
-      <w:r>
-        <w:t xml:space="preserve">[13] Roussel, J.-R., et al. (2020). lidR: An R package for analysis of Airborne</w:t>
-      </w:r>
-      <w:r>
-        <w:t xml:space="preserve"> </w:t>
-      </w:r>
-      <w:r>
-        <w:t xml:space="preserve">Laser Scanning (ALS) data.</w:t>
-      </w:r>
-      <w:r>
-        <w:t xml:space="preserve"> </w:t>
-      </w:r>
-      <w:r>
-        <w:rPr>
-          <w:iCs/>
-          <w:i/>
-        </w:rPr>
-        <w:t xml:space="preserve">Remote Sensing of Environment</w:t>
-      </w:r>
-      <w:r>
-        <w:t xml:space="preserve"> </w:t>
-      </w:r>
-      <w:r>
-        <w:t xml:space="preserve">251, 112061.</w:t>
-      </w:r>
-      <w:r>
-        <w:t xml:space="preserve"> </w:t>
-      </w:r>
-      <w:r>
-        <w:t xml:space="preserve">https://doi.org/10.1016/j.rse.2020.112061</w:t>
-      </w:r>
-    </w:p>
-    <w:p>
-      <w:pPr>
-        <w:pStyle w:val="BodyText"/>
-      </w:pPr>
-      <w:r>
-        <w:t xml:space="preserve">[14] Zhang, W., et al. (2016). An easy-to-use airborne LiDAR data filtering method</w:t>
-      </w:r>
-      <w:r>
-        <w:t xml:space="preserve"> </w:t>
-      </w:r>
-      <w:r>
-        <w:t xml:space="preserve">based on cloth simulation.</w:t>
-      </w:r>
-      <w:r>
-        <w:t xml:space="preserve"> </w:t>
-      </w:r>
-      <w:r>
-        <w:rPr>
-          <w:iCs/>
-          <w:i/>
-        </w:rPr>
-        <w:t xml:space="preserve">Remote Sensing</w:t>
-      </w:r>
-      <w:r>
-        <w:t xml:space="preserve"> </w:t>
-      </w:r>
-      <w:r>
-        <w:t xml:space="preserve">8(6), 501.</w:t>
-      </w:r>
-      <w:r>
-        <w:t xml:space="preserve"> </w:t>
-      </w:r>
-      <w:r>
-        <w:t xml:space="preserve">https://doi.org/10.3390/rs8060501</w:t>
-      </w:r>
-    </w:p>
-    <w:p>
-      <w:pPr>
-        <w:pStyle w:val="BodyText"/>
-      </w:pPr>
-      <w:r>
-        <w:t xml:space="preserve">[15] Brooke, J. (1996). SUS: a</w:t>
-      </w:r>
-      <w:r>
-        <w:t xml:space="preserve"> </w:t>
-      </w:r>
-      <w:r>
-        <w:t xml:space="preserve">“</w:t>
-      </w:r>
-      <w:r>
-        <w:t xml:space="preserve">quick and dirty</w:t>
-      </w:r>
-      <w:r>
-        <w:t xml:space="preserve">”</w:t>
-      </w:r>
-      <w:r>
-        <w:t xml:space="preserve"> </w:t>
-      </w:r>
-      <w:r>
-        <w:t xml:space="preserve">usability scale. In:</w:t>
-      </w:r>
-      <w:r>
-        <w:t xml:space="preserve"> </w:t>
-      </w:r>
-      <w:r>
-        <w:rPr>
-          <w:iCs/>
-          <w:i/>
-        </w:rPr>
-        <w:t xml:space="preserve">Usability</w:t>
-      </w:r>
-      <w:r>
-        <w:rPr>
-          <w:iCs/>
-          <w:i/>
-        </w:rPr>
-        <w:t xml:space="preserve"> </w:t>
-      </w:r>
-      <w:r>
-        <w:rPr>
-          <w:iCs/>
-          <w:i/>
-        </w:rPr>
-        <w:t xml:space="preserve">Evaluation in Industry</w:t>
-      </w:r>
-      <w:r>
-        <w:t xml:space="preserve">, Taylor &amp; Francis, 189–194.</w:t>
-      </w:r>
-    </w:p>
-    <w:p>
-      <w:pPr>
-        <w:pStyle w:val="BodyText"/>
-      </w:pPr>
-      <w:r>
-        <w:t xml:space="preserve">[16] Sauro, J., Lewis, J. R. (2016).</w:t>
-      </w:r>
-      <w:r>
-        <w:t xml:space="preserve"> </w:t>
-      </w:r>
-      <w:r>
-        <w:rPr>
-          <w:iCs/>
-          <w:i/>
-        </w:rPr>
-        <w:t xml:space="preserve">Quantifying the User Experience: Practical</w:t>
-      </w:r>
-      <w:r>
-        <w:rPr>
-          <w:iCs/>
-          <w:i/>
-        </w:rPr>
-        <w:t xml:space="preserve"> </w:t>
-      </w:r>
-      <w:r>
-        <w:rPr>
-          <w:iCs/>
-          <w:i/>
-        </w:rPr>
-        <w:t xml:space="preserve">Statistics for User Research</w:t>
-      </w:r>
-      <w:r>
-        <w:t xml:space="preserve">, 2nd ed., Morgan Kaufmann.</w:t>
-      </w:r>
-    </w:p>
-    <w:p>
-      <w:pPr>
-        <w:pStyle w:val="BodyText"/>
-      </w:pPr>
-      <w:r>
-        <w:t xml:space="preserve">[17] Chang, M., Candotti, A., von Ellenrieder, K., Tomelleri, E., Camurri, M.</w:t>
-      </w:r>
-      <w:r>
-        <w:t xml:space="preserve"> </w:t>
-      </w:r>
-      <w:r>
-        <w:t xml:space="preserve">(2025). Data for:</w:t>
-      </w:r>
-      <w:r>
-        <w:t xml:space="preserve"> </w:t>
-      </w:r>
-      <w:r>
-        <w:t xml:space="preserve">“</w:t>
-      </w:r>
-      <w:r>
-        <w:t xml:space="preserve">A multi-platform LiDAR dataset for standardized forest</w:t>
-      </w:r>
-      <w:r>
-        <w:t xml:space="preserve"> </w:t>
-      </w:r>
-      <w:r>
-        <w:t xml:space="preserve">inventory measurement at long term ecological monitoring sites</w:t>
-      </w:r>
-      <w:r>
-        <w:t xml:space="preserve">”</w:t>
-      </w:r>
-      <w:r>
-        <w:t xml:space="preserve"> </w:t>
-      </w:r>
-      <w:r>
-        <w:t xml:space="preserve">[Dataset].</w:t>
-      </w:r>
-      <w:r>
-        <w:t xml:space="preserve"> </w:t>
-      </w:r>
-      <w:r>
-        <w:t xml:space="preserve">Zenodo. https://doi.org/10.5281/zenodo.17186174</w:t>
-      </w:r>
-    </w:p>
-    <w:p>
-      <w:pPr>
-        <w:pStyle w:val="BodyText"/>
-      </w:pPr>
-      <w:r>
-        <w:rPr>
-          <w:iCs/>
-          <w:i/>
-        </w:rPr>
-        <w:t xml:space="preserve">Software used, with the versions that produced the reported figures:</w:t>
-      </w:r>
-      <w:r>
-        <w:t xml:space="preserve"> </w:t>
-      </w:r>
-      <w:r>
-        <w:t xml:space="preserve">Hugin/Panotools 2024.0.1 (GPL-2.0), Pannellum 2.5.6 (MIT), three.js r160 (MIT),</w:t>
-      </w:r>
-      <w:r>
-        <w:t xml:space="preserve"> </w:t>
-      </w:r>
-      <w:r>
-        <w:t xml:space="preserve">Leaflet 1.9.4 (BSD-2), Caddy 2 (Apache-2.0), Garage 1.0.1 (AGPL-3.0), FastAPI</w:t>
-      </w:r>
-      <w:r>
-        <w:t xml:space="preserve"> </w:t>
-      </w:r>
-      <w:r>
-        <w:t xml:space="preserve">(MIT), NumPy 1.26.4, Pillow 12.3.0, OpenCV 5.0.0, laspy 2.5.4, 3DFin/dendromatics,</w:t>
-      </w:r>
-      <w:r>
-        <w:t xml:space="preserve"> </w:t>
-      </w:r>
-      <w:r>
-        <w:t xml:space="preserve">TreeGrOSS (GPL-3.0, isolated as a separate process).</w:t>
-      </w:r>
-    </w:p>
-    <w:p>
-      <w:pPr>
-        <w:pStyle w:val="BodyText"/>
-      </w:pPr>
-      <w:r>
-        <w:rPr>
-          <w:iCs/>
-          <w:i/>
-        </w:rPr>
         <w:t xml:space="preserve">Checked against publisher records (Oct 2026): [1]–[3], [5]–[7], [10]–[14], [17].</w:t>
       </w:r>
     </w:p>
-    <w:bookmarkEnd w:id="50"/>
+    <w:bookmarkEnd w:id="40"/>
     <w:sectPr/>
   </w:body>
 </w:document>

--- a/Paper_ODT/Panorama_Pipeline_Paper/Manuscript_SoftwareX_EN.docx
+++ b/Paper_ODT/Panorama_Pipeline_Paper/Manuscript_SoftwareX_EN.docx
@@ -425,7 +425,7 @@
               <w:jc w:val="left"/>
             </w:pPr>
             <w:r>
-              <w:t xml:space="preserve">[Zenodo DOI to be minted on submission]</w:t>
+              <w:t xml:space="preserve">https://doi.org/10.5281/zenodo.2332235605</w:t>
             </w:r>
           </w:p>
         </w:tc>
@@ -3616,7 +3616,7 @@
         <w:t xml:space="preserve"> </w:t>
       </w:r>
       <w:r>
-        <w:t xml:space="preserve">[Zenodo DOI].</w:t>
+        <w:t xml:space="preserve">https://doi.org/10.5281/zenodo.2332235605.</w:t>
       </w:r>
     </w:p>
     <w:bookmarkEnd w:id="36"/>

--- a/Paper_ODT/Panorama_Pipeline_Paper/Manuscript_SoftwareX_EN.docx
+++ b/Paper_ODT/Panorama_Pipeline_Paper/Manuscript_SoftwareX_EN.docx
@@ -425,7 +425,7 @@
               <w:jc w:val="left"/>
             </w:pPr>
             <w:r>
-              <w:t xml:space="preserve">https://doi.org/10.5281/zenodo.2332235605</w:t>
+              <w:t xml:space="preserve">https://doi.org/10.5281/zenodo.23323560</w:t>
             </w:r>
           </w:p>
         </w:tc>
@@ -3616,7 +3616,7 @@
         <w:t xml:space="preserve"> </w:t>
       </w:r>
       <w:r>
-        <w:t xml:space="preserve">https://doi.org/10.5281/zenodo.2332235605.</w:t>
+        <w:t xml:space="preserve">https://doi.org/10.5281/zenodo.23323560.</w:t>
       </w:r>
     </w:p>
     <w:bookmarkEnd w:id="36"/>

--- a/Paper_ODT/Panorama_Pipeline_Paper/Manuscript_SoftwareX_EN.docx
+++ b/Paper_ODT/Panorama_Pipeline_Paper/Manuscript_SoftwareX_EN.docx
@@ -826,7 +826,7 @@
       <w:r>
         <w:drawing>
           <wp:inline>
-            <wp:extent cx="5334000" cy="3321169"/>
+            <wp:extent cx="5334000" cy="3318933"/>
             <wp:effectExtent b="0" l="0" r="0" t="0"/>
             <wp:docPr descr="Figure 1. Two input classes, one chain. The input class is determined from the data (detect_input_class), not declared by the user: an .e57 container carries pose and is reprojected; a single 2:1 image is taken over as is; several images without pose are stitched. For TLS input, inventory derived from the same point cloud is attached to the scene as georeferenced markers." title="" id="24" name="Picture"/>
             <a:graphic>
@@ -847,7 +847,7 @@
                   <pic:spPr bwMode="auto">
                     <a:xfrm>
                       <a:off x="0" y="0"/>
-                      <a:ext cx="5334000" cy="3321169"/>
+                      <a:ext cx="5334000" cy="3318933"/>
                     </a:xfrm>
                     <a:prstGeom prst="rect">
                       <a:avLst/>
@@ -2310,7 +2310,7 @@
       <w:r>
         <w:drawing>
           <wp:inline>
-            <wp:extent cx="5334000" cy="2255553"/>
+            <wp:extent cx="5334000" cy="2252133"/>
             <wp:effectExtent b="0" l="0" r="0" t="0"/>
             <wp:docPr descr="Figure 2. Panorama evaluation against eleven CC0 references. The pose-based branch is more accurate and reconstructs every scene; the seam offset separates good from failed reconstructions by a factor of ~40 and is therefore usable as a ground-truth-free quality flag. Real captures with parallax lie ~56× above the synthetic case, which makes the synthetic figures a lower bound." title="" id="30" name="Picture"/>
             <a:graphic>
@@ -2331,7 +2331,7 @@
                   <pic:spPr bwMode="auto">
                     <a:xfrm>
                       <a:off x="0" y="0"/>
-                      <a:ext cx="5334000" cy="2255553"/>
+                      <a:ext cx="5334000" cy="2252133"/>
                     </a:xfrm>
                     <a:prstGeom prst="rect">
                       <a:avLst/>

--- a/Paper_ODT/Panorama_Pipeline_Paper/Manuscript_SoftwareX_EN.docx
+++ b/Paper_ODT/Panorama_Pipeline_Paper/Manuscript_SoftwareX_EN.docx
@@ -1379,407 +1379,100 @@
           <w:iCs/>
           <w:i/>
         </w:rPr>
-        <w:t xml:space="preserve">Validated against ground truth.</w:t>
-      </w:r>
-      <w:r>
-        <w:t xml:space="preserve"> </w:t>
-      </w:r>
-      <w:r>
-        <w:t xml:space="preserve">The inventory path is not a demonstrator. On</w:t>
-      </w:r>
-      <w:r>
-        <w:t xml:space="preserve"> </w:t>
-      </w:r>
-      <w:r>
-        <w:t xml:space="preserve">two TLS plots of the SegmentedForests dataset [12], in which every point is manually</w:t>
-      </w:r>
-      <w:r>
-        <w:t xml:space="preserve"> </w:t>
-      </w:r>
-      <w:r>
-        <w:t xml:space="preserve">classified, stem detection can be scored for accuracy rather than mere agreement</w:t>
-      </w:r>
-      <w:r>
-        <w:t xml:space="preserve"> </w:t>
-      </w:r>
-      <w:r>
-        <w:t xml:space="preserve">(recall / precision; a hit is a detection within 0.6 m of a reference stem):</w:t>
-      </w:r>
-    </w:p>
-    <w:tbl>
-      <w:tblPr>
-        <w:tblStyle w:val="Table"/>
-        <w:tblW w:type="pct" w:w="5000"/>
-        <w:tblLook w:firstRow="1" w:lastRow="0" w:firstColumn="0" w:lastColumn="0" w:noHBand="0" w:noVBand="0" w:val="0020"/>
-        <w:jc w:val="start"/>
-      </w:tblPr>
-      <w:tblGrid>
-        <w:gridCol w:w="2640"/>
-        <w:gridCol w:w="2640"/>
-        <w:gridCol w:w="2640"/>
-      </w:tblGrid>
-      <w:tr>
-        <w:trPr>
-          <w:tblHeader w:val="true"/>
-        </w:trPr>
-        <w:tc>
-          <w:tcPr/>
-          <w:p>
-            <w:pPr>
-              <w:pStyle w:val="Compact"/>
-              <w:jc w:val="left"/>
-            </w:pPr>
-            <w:r>
-              <w:t xml:space="preserve">Method</w:t>
-            </w:r>
-          </w:p>
-        </w:tc>
-        <w:tc>
-          <w:tcPr/>
-          <w:p>
-            <w:pPr>
-              <w:pStyle w:val="Compact"/>
-              <w:jc w:val="right"/>
-            </w:pPr>
-            <w:r>
-              <w:t xml:space="preserve">plot_06 (68 stems)</w:t>
-            </w:r>
-          </w:p>
-        </w:tc>
-        <w:tc>
-          <w:tcPr/>
-          <w:p>
-            <w:pPr>
-              <w:pStyle w:val="Compact"/>
-              <w:jc w:val="right"/>
-            </w:pPr>
-            <w:r>
-              <w:t xml:space="preserve">plot_07 (128 stems)</w:t>
-            </w:r>
-          </w:p>
-        </w:tc>
-      </w:tr>
-      <w:tr>
-        <w:tc>
-          <w:tcPr/>
-          <w:p>
-            <w:pPr>
-              <w:pStyle w:val="Compact"/>
-              <w:jc w:val="left"/>
-            </w:pPr>
-            <w:r>
-              <w:t xml:space="preserve">own numpy baseline</w:t>
-            </w:r>
-          </w:p>
-        </w:tc>
-        <w:tc>
-          <w:tcPr/>
-          <w:p>
-            <w:pPr>
-              <w:pStyle w:val="Compact"/>
-              <w:jc w:val="right"/>
-            </w:pPr>
-            <w:r>
-              <w:t xml:space="preserve">60.3 % / 42.3 %</w:t>
-            </w:r>
-          </w:p>
-        </w:tc>
-        <w:tc>
-          <w:tcPr/>
-          <w:p>
-            <w:pPr>
-              <w:pStyle w:val="Compact"/>
-              <w:jc w:val="right"/>
-            </w:pPr>
-            <w:r>
-              <w:t xml:space="preserve">34.4 % / 74.6 %</w:t>
-            </w:r>
-          </w:p>
-        </w:tc>
-      </w:tr>
-      <w:tr>
-        <w:tc>
-          <w:tcPr/>
-          <w:p>
-            <w:pPr>
-              <w:pStyle w:val="Compact"/>
-              <w:jc w:val="left"/>
-            </w:pPr>
-            <w:r>
-              <w:t xml:space="preserve">+ stem-continuity filter</w:t>
-            </w:r>
-          </w:p>
-        </w:tc>
-        <w:tc>
-          <w:tcPr/>
-          <w:p>
-            <w:pPr>
-              <w:pStyle w:val="Compact"/>
-              <w:jc w:val="right"/>
-            </w:pPr>
-            <w:r>
-              <w:t xml:space="preserve">57.4 % / 70.9 %</w:t>
-            </w:r>
-          </w:p>
-        </w:tc>
-        <w:tc>
-          <w:tcPr/>
-          <w:p>
-            <w:pPr>
-              <w:pStyle w:val="Compact"/>
-              <w:jc w:val="right"/>
-            </w:pPr>
-            <w:r>
-              <w:t xml:space="preserve">—</w:t>
-            </w:r>
-          </w:p>
-        </w:tc>
-      </w:tr>
-      <w:tr>
-        <w:tc>
-          <w:tcPr/>
-          <w:p>
-            <w:pPr>
-              <w:pStyle w:val="Compact"/>
-              <w:jc w:val="left"/>
-            </w:pPr>
-            <w:r>
-              <w:t xml:space="preserve">lidR [13] (own implementation)</w:t>
-            </w:r>
-          </w:p>
-        </w:tc>
-        <w:tc>
-          <w:tcPr/>
-          <w:p>
-            <w:pPr>
-              <w:pStyle w:val="Compact"/>
-              <w:jc w:val="right"/>
-            </w:pPr>
-            <w:r>
-              <w:t xml:space="preserve">66.2 % / 45.9 %</w:t>
-            </w:r>
-          </w:p>
-        </w:tc>
-        <w:tc>
-          <w:tcPr/>
-          <w:p>
-            <w:pPr>
-              <w:pStyle w:val="Compact"/>
-              <w:jc w:val="right"/>
-            </w:pPr>
-            <w:r>
-              <w:t xml:space="preserve">—</w:t>
-            </w:r>
-          </w:p>
-        </w:tc>
-      </w:tr>
-      <w:tr>
-        <w:tc>
-          <w:tcPr/>
-          <w:p>
-            <w:pPr>
-              <w:pStyle w:val="Compact"/>
-              <w:jc w:val="left"/>
-            </w:pPr>
-            <w:r>
-              <w:t xml:space="preserve">CspStandSegmentation</w:t>
-            </w:r>
-          </w:p>
-        </w:tc>
-        <w:tc>
-          <w:tcPr/>
-          <w:p>
-            <w:pPr>
-              <w:pStyle w:val="Compact"/>
-              <w:jc w:val="right"/>
-            </w:pPr>
-            <w:r>
-              <w:t xml:space="preserve">57.4 % / 27.7 %</w:t>
-            </w:r>
-          </w:p>
-        </w:tc>
-        <w:tc>
-          <w:tcPr/>
-          <w:p>
-            <w:pPr>
-              <w:pStyle w:val="Compact"/>
-              <w:jc w:val="right"/>
-            </w:pPr>
-            <w:r>
-              <w:t xml:space="preserve">—</w:t>
-            </w:r>
-          </w:p>
-        </w:tc>
-      </w:tr>
-      <w:tr>
-        <w:tc>
-          <w:tcPr/>
-          <w:p>
-            <w:pPr>
-              <w:pStyle w:val="Compact"/>
-              <w:jc w:val="left"/>
-            </w:pPr>
-            <w:r>
-              <w:rPr>
-                <w:bCs/>
-                <w:b/>
-              </w:rPr>
-              <w:t xml:space="preserve">3DFin</w:t>
-            </w:r>
-            <w:r>
-              <w:t xml:space="preserve"> </w:t>
-            </w:r>
-            <w:r>
-              <w:t xml:space="preserve">[11] (authors’ configuration)</w:t>
-            </w:r>
-          </w:p>
-        </w:tc>
-        <w:tc>
-          <w:tcPr/>
-          <w:p>
-            <w:pPr>
-              <w:pStyle w:val="Compact"/>
-              <w:jc w:val="right"/>
-            </w:pPr>
-            <w:r>
-              <w:rPr>
-                <w:bCs/>
-                <w:b/>
-              </w:rPr>
-              <w:t xml:space="preserve">98.5 % / 95.7 %</w:t>
-            </w:r>
-          </w:p>
-        </w:tc>
-        <w:tc>
-          <w:tcPr/>
-          <w:p>
-            <w:pPr>
-              <w:pStyle w:val="Compact"/>
-              <w:jc w:val="right"/>
-            </w:pPr>
-            <w:r>
-              <w:rPr>
-                <w:bCs/>
-                <w:b/>
-              </w:rPr>
-              <w:t xml:space="preserve">94.5 % / 100 %</w:t>
-            </w:r>
-          </w:p>
-        </w:tc>
-      </w:tr>
-    </w:tbl>
-    <w:p>
-      <w:pPr>
-        <w:pStyle w:val="BodyText"/>
-      </w:pPr>
-      <w:r>
-        <w:t xml:space="preserve">We report the uncomfortable result openly: the established domain tool 3DFin</w:t>
-      </w:r>
-      <w:r>
-        <w:t xml:space="preserve"> </w:t>
-      </w:r>
-      <w:r>
-        <w:t xml:space="preserve">clearly outperforms our own baseline, consistently across both plots, and the</w:t>
-      </w:r>
-      <w:r>
-        <w:t xml:space="preserve"> </w:t>
-      </w:r>
-      <w:r>
-        <w:t xml:space="preserve">chain therefore uses it as the detector on plot-wide TLS clouds rather than</w:t>
-      </w:r>
-      <w:r>
-        <w:t xml:space="preserve"> </w:t>
-      </w:r>
-      <w:r>
-        <w:t xml:space="preserve">merely as a comparison. Because the dataset also labels shrubs, downed wood,</w:t>
-      </w:r>
-      <w:r>
-        <w:t xml:space="preserve"> </w:t>
-      </w:r>
-      <w:r>
-        <w:t xml:space="preserve">rocks, and stakes, it is further verifiable</w:t>
-      </w:r>
-      <w:r>
-        <w:t xml:space="preserve"> </w:t>
-      </w:r>
-      <w:r>
-        <w:rPr>
-          <w:iCs/>
-          <w:i/>
-        </w:rPr>
-        <w:t xml:space="preserve">what</w:t>
-      </w:r>
-      <w:r>
-        <w:t xml:space="preserve"> </w:t>
-      </w:r>
-      <w:r>
-        <w:t xml:space="preserve">the weaker methods detect</w:t>
-      </w:r>
-      <w:r>
-        <w:t xml:space="preserve"> </w:t>
-      </w:r>
-      <w:r>
-        <w:t xml:space="preserve">instead of stems — for the baseline on plot_06, half of the false alarms sit on</w:t>
-      </w:r>
-      <w:r>
-        <w:t xml:space="preserve"> </w:t>
-      </w:r>
-      <w:r>
-        <w:t xml:space="preserve">shrub and ground vegetation.</w:t>
-      </w:r>
-    </w:p>
-    <w:p>
-      <w:pPr>
-        <w:pStyle w:val="BodyText"/>
-      </w:pPr>
-      <w:r>
-        <w:rPr>
-          <w:iCs/>
-          <w:i/>
-        </w:rPr>
-        <w:t xml:space="preserve">Scope.</w:t>
-      </w:r>
-      <w:r>
-        <w:t xml:space="preserve"> </w:t>
-      </w:r>
-      <w:r>
-        <w:t xml:space="preserve">This superiority is conditional on circumferential coverage. On our own</w:t>
-      </w:r>
-      <w:r>
-        <w:t xml:space="preserve"> </w:t>
-      </w:r>
-      <w:r>
-        <w:t xml:space="preserve">Renon stand (median 180° arc versus 280–360° in the reference plots) 3DFin</w:t>
-      </w:r>
-      <w:r>
-        <w:t xml:space="preserve"> </w:t>
-      </w:r>
-      <w:r>
-        <w:t xml:space="preserve">refuses a diameter for 29 of 37 detections — correct behaviour, since the data do</w:t>
-      </w:r>
-      <w:r>
-        <w:t xml:space="preserve"> </w:t>
-      </w:r>
-      <w:r>
-        <w:t xml:space="preserve">not support one; a sweep over the ground-model resolution (cloth simulation</w:t>
-      </w:r>
-      <w:r>
-        <w:t xml:space="preserve"> </w:t>
-      </w:r>
-      <w:r>
-        <w:t xml:space="preserve">filter [14]) does not change this.</w:t>
-      </w:r>
-      <w:r>
-        <w:t xml:space="preserve"> </w:t>
-      </w:r>
-      <w:r>
-        <w:t xml:space="preserve">Our own methods still return numbers there, resting on 180° arcs — a statement</w:t>
-      </w:r>
-      <w:r>
-        <w:t xml:space="preserve"> </w:t>
-      </w:r>
-      <w:r>
-        <w:t xml:space="preserve">about the acquisition, not about the methods.</w:t>
+        <w:t xml:space="preserve">Inventory path and its range of validity.</w:t>
+      </w:r>
+      <w:r>
+        <w:t xml:space="preserve"> </w:t>
+      </w:r>
+      <w:r>
+        <w:t xml:space="preserve">On plot-wide TLS clouds the chain</w:t>
+      </w:r>
+      <w:r>
+        <w:t xml:space="preserve"> </w:t>
+      </w:r>
+      <w:r>
+        <w:t xml:space="preserve">uses 3DFin [11] as stem detector. On two manually labelled plots of the</w:t>
+      </w:r>
+      <w:r>
+        <w:t xml:space="preserve"> </w:t>
+      </w:r>
+      <w:r>
+        <w:t xml:space="preserve">SegmentedForests dataset [12] it reaches 98.5 % recall / 95.7 % precision</w:t>
+      </w:r>
+      <w:r>
+        <w:t xml:space="preserve"> </w:t>
+      </w:r>
+      <w:r>
+        <w:t xml:space="preserve">(plot_06, 68 stems) and 94.5 % / 100 % (plot_07, 128 stems), clearly ahead of</w:t>
+      </w:r>
+      <w:r>
+        <w:t xml:space="preserve"> </w:t>
+      </w:r>
+      <w:r>
+        <w:t xml:space="preserve">the simpler detectors we also tested. This accuracy depends on circumferential</w:t>
+      </w:r>
+      <w:r>
+        <w:t xml:space="preserve"> </w:t>
+      </w:r>
+      <w:r>
+        <w:t xml:space="preserve">stem coverage: 3DFin accepts a diameter only if the stem cross-section at breast</w:t>
+      </w:r>
+      <w:r>
+        <w:t xml:space="preserve"> </w:t>
+      </w:r>
+      <w:r>
+        <w:t xml:space="preserve">height is covered in at least 9 of 16 sectors (≈ 202°). The labelled plots offer a</w:t>
+      </w:r>
+      <w:r>
+        <w:t xml:space="preserve"> </w:t>
+      </w:r>
+      <w:r>
+        <w:t xml:space="preserve">median arc of 280–360°; on the Renon stand, merged from four nearby scan</w:t>
+      </w:r>
+      <w:r>
+        <w:t xml:space="preserve"> </w:t>
+      </w:r>
+      <w:r>
+        <w:t xml:space="preserve">positions, the median is 180°, and 3DFin declines a diameter for 29 of 37 detected</w:t>
+      </w:r>
+      <w:r>
+        <w:t xml:space="preserve"> </w:t>
+      </w:r>
+      <w:r>
+        <w:t xml:space="preserve">stems — correct behaviour, since the data do not support one. The inventory</w:t>
+      </w:r>
+      <w:r>
+        <w:t xml:space="preserve"> </w:t>
+      </w:r>
+      <w:r>
+        <w:t xml:space="preserve">markers are therefore only as reliable as the scan geometry behind them. A</w:t>
+      </w:r>
+      <w:r>
+        <w:t xml:space="preserve"> </w:t>
+      </w:r>
+      <w:r>
+        <w:t xml:space="preserve">systematic comparison of detectors as a function of coverage is beyond the scope</w:t>
+      </w:r>
+      <w:r>
+        <w:t xml:space="preserve"> </w:t>
+      </w:r>
+      <w:r>
+        <w:t xml:space="preserve">of this software paper; per-method results and scripts are documented in the</w:t>
+      </w:r>
+      <w:r>
+        <w:t xml:space="preserve"> </w:t>
+      </w:r>
+      <w:r>
+        <w:t xml:space="preserve">repository (</w:t>
+      </w:r>
+      <w:r>
+        <w:rPr>
+          <w:rStyle w:val="VerbatimChar"/>
+        </w:rPr>
+        <w:t xml:space="preserve">scripts/BENCH_DETECTION.md</w:t>
+      </w:r>
+      <w:r>
+        <w:t xml:space="preserve">).</w:t>
       </w:r>
     </w:p>
     <w:p>
@@ -3562,7 +3255,7 @@
         <w:t xml:space="preserve"> </w:t>
       </w:r>
       <w:r>
-        <w:t xml:space="preserve">branch; and run the prepared usability study (System Usability Scale [15, 16]).</w:t>
+        <w:t xml:space="preserve">branch; and run the prepared usability study (System Usability Scale [13, 14]).</w:t>
       </w:r>
     </w:p>
     <w:bookmarkEnd w:id="35"/>
@@ -3586,7 +3279,7 @@
         <w:t xml:space="preserve"> </w:t>
       </w:r>
       <w:r>
-        <w:t xml:space="preserve">Renon / ICOS IT-Ren (Leica BLK360, E57; CC BY 4.0) [17] and SegmentedForests</w:t>
+        <w:t xml:space="preserve">Renon / ICOS IT-Ren (Leica BLK360, E57; CC BY 4.0) [15] and SegmentedForests</w:t>
       </w:r>
       <w:r>
         <w:t xml:space="preserve"> </w:t>
@@ -4157,13 +3850,25 @@
         <w:pStyle w:val="BodyText"/>
       </w:pPr>
       <w:r>
-        <w:t xml:space="preserve">[13] Roussel, J.-R., et al. (2020). lidR: An R package for analysis of Airborne</w:t>
-      </w:r>
-      <w:r>
-        <w:t xml:space="preserve"> </w:t>
-      </w:r>
-      <w:r>
-        <w:t xml:space="preserve">Laser Scanning (ALS) data.</w:t>
+        <w:t xml:space="preserve">[13] Brooke, J. (1996). SUS: a</w:t>
+      </w:r>
+      <w:r>
+        <w:t xml:space="preserve"> </w:t>
+      </w:r>
+      <w:r>
+        <w:t xml:space="preserve">“</w:t>
+      </w:r>
+      <w:r>
+        <w:t xml:space="preserve">quick and dirty</w:t>
+      </w:r>
+      <w:r>
+        <w:t xml:space="preserve">”</w:t>
+      </w:r>
+      <w:r>
+        <w:t xml:space="preserve"> </w:t>
+      </w:r>
+      <w:r>
+        <w:t xml:space="preserve">usability scale. In:</w:t>
       </w:r>
       <w:r>
         <w:t xml:space="preserve"> </w:t>
@@ -4173,83 +3878,13 @@
           <w:iCs/>
           <w:i/>
         </w:rPr>
-        <w:t xml:space="preserve">Remote Sensing of Environment</w:t>
-      </w:r>
-      <w:r>
-        <w:t xml:space="preserve"> </w:t>
-      </w:r>
-      <w:r>
-        <w:t xml:space="preserve">251, 112061.</w:t>
-      </w:r>
-      <w:r>
-        <w:t xml:space="preserve"> </w:t>
-      </w:r>
-      <w:r>
-        <w:t xml:space="preserve">https://doi.org/10.1016/j.rse.2020.112061</w:t>
-      </w:r>
-    </w:p>
-    <w:p>
-      <w:pPr>
-        <w:pStyle w:val="BodyText"/>
-      </w:pPr>
-      <w:r>
-        <w:t xml:space="preserve">[14] Zhang, W., et al. (2016). An easy-to-use airborne LiDAR data filtering method</w:t>
-      </w:r>
-      <w:r>
-        <w:t xml:space="preserve"> </w:t>
-      </w:r>
-      <w:r>
-        <w:t xml:space="preserve">based on cloth simulation.</w:t>
-      </w:r>
-      <w:r>
-        <w:t xml:space="preserve"> </w:t>
+        <w:t xml:space="preserve">Usability</w:t>
       </w:r>
       <w:r>
         <w:rPr>
           <w:iCs/>
           <w:i/>
         </w:rPr>
-        <w:t xml:space="preserve">Remote Sensing</w:t>
-      </w:r>
-      <w:r>
-        <w:t xml:space="preserve"> </w:t>
-      </w:r>
-      <w:r>
-        <w:t xml:space="preserve">8(6), 501.</w:t>
-      </w:r>
-      <w:r>
-        <w:t xml:space="preserve"> </w:t>
-      </w:r>
-      <w:r>
-        <w:t xml:space="preserve">https://doi.org/10.3390/rs8060501</w:t>
-      </w:r>
-    </w:p>
-    <w:p>
-      <w:pPr>
-        <w:pStyle w:val="BodyText"/>
-      </w:pPr>
-      <w:r>
-        <w:t xml:space="preserve">[15] Brooke, J. (1996). SUS: a</w:t>
-      </w:r>
-      <w:r>
-        <w:t xml:space="preserve"> </w:t>
-      </w:r>
-      <w:r>
-        <w:t xml:space="preserve">“</w:t>
-      </w:r>
-      <w:r>
-        <w:t xml:space="preserve">quick and dirty</w:t>
-      </w:r>
-      <w:r>
-        <w:t xml:space="preserve">”</w:t>
-      </w:r>
-      <w:r>
-        <w:t xml:space="preserve"> </w:t>
-      </w:r>
-      <w:r>
-        <w:t xml:space="preserve">usability scale. In:</w:t>
-      </w:r>
-      <w:r>
         <w:t xml:space="preserve"> </w:t>
       </w:r>
       <w:r>
@@ -4257,34 +3892,34 @@
           <w:iCs/>
           <w:i/>
         </w:rPr>
-        <w:t xml:space="preserve">Usability</w:t>
+        <w:t xml:space="preserve">Evaluation in Industry</w:t>
+      </w:r>
+      <w:r>
+        <w:t xml:space="preserve">, Taylor &amp; Francis, 189–194.</w:t>
+      </w:r>
+    </w:p>
+    <w:p>
+      <w:pPr>
+        <w:pStyle w:val="BodyText"/>
+      </w:pPr>
+      <w:r>
+        <w:t xml:space="preserve">[14] Sauro, J., Lewis, J. R. (2016).</w:t>
+      </w:r>
+      <w:r>
+        <w:t xml:space="preserve"> </w:t>
       </w:r>
       <w:r>
         <w:rPr>
           <w:iCs/>
           <w:i/>
         </w:rPr>
-        <w:t xml:space="preserve"> </w:t>
+        <w:t xml:space="preserve">Quantifying the User Experience: Practical</w:t>
       </w:r>
       <w:r>
         <w:rPr>
           <w:iCs/>
           <w:i/>
         </w:rPr>
-        <w:t xml:space="preserve">Evaluation in Industry</w:t>
-      </w:r>
-      <w:r>
-        <w:t xml:space="preserve">, Taylor &amp; Francis, 189–194.</w:t>
-      </w:r>
-    </w:p>
-    <w:p>
-      <w:pPr>
-        <w:pStyle w:val="BodyText"/>
-      </w:pPr>
-      <w:r>
-        <w:t xml:space="preserve">[16] Sauro, J., Lewis, J. R. (2016).</w:t>
-      </w:r>
-      <w:r>
         <w:t xml:space="preserve"> </w:t>
       </w:r>
       <w:r>
@@ -4292,116 +3927,102 @@
           <w:iCs/>
           <w:i/>
         </w:rPr>
-        <w:t xml:space="preserve">Quantifying the User Experience: Practical</w:t>
-      </w:r>
+        <w:t xml:space="preserve">Statistics for User Research</w:t>
+      </w:r>
+      <w:r>
+        <w:t xml:space="preserve">, 2nd ed., Morgan Kaufmann.</w:t>
+      </w:r>
+    </w:p>
+    <w:p>
+      <w:pPr>
+        <w:pStyle w:val="BodyText"/>
+      </w:pPr>
+      <w:r>
+        <w:t xml:space="preserve">[15] Chang, M., Candotti, A., von Ellenrieder, K., Tomelleri, E., Camurri, M.</w:t>
+      </w:r>
+      <w:r>
+        <w:t xml:space="preserve"> </w:t>
+      </w:r>
+      <w:r>
+        <w:t xml:space="preserve">(2025). Data for:</w:t>
+      </w:r>
+      <w:r>
+        <w:t xml:space="preserve"> </w:t>
+      </w:r>
+      <w:r>
+        <w:t xml:space="preserve">“</w:t>
+      </w:r>
+      <w:r>
+        <w:t xml:space="preserve">A multi-platform LiDAR dataset for standardized forest</w:t>
+      </w:r>
+      <w:r>
+        <w:t xml:space="preserve"> </w:t>
+      </w:r>
+      <w:r>
+        <w:t xml:space="preserve">inventory measurement at long term ecological monitoring sites</w:t>
+      </w:r>
+      <w:r>
+        <w:t xml:space="preserve">”</w:t>
+      </w:r>
+      <w:r>
+        <w:t xml:space="preserve"> </w:t>
+      </w:r>
+      <w:r>
+        <w:t xml:space="preserve">[Dataset].</w:t>
+      </w:r>
+      <w:r>
+        <w:t xml:space="preserve"> </w:t>
+      </w:r>
+      <w:r>
+        <w:t xml:space="preserve">Zenodo. https://doi.org/10.5281/zenodo.17186174</w:t>
+      </w:r>
+    </w:p>
+    <w:p>
+      <w:pPr>
+        <w:pStyle w:val="BodyText"/>
+      </w:pPr>
       <w:r>
         <w:rPr>
           <w:iCs/>
           <w:i/>
         </w:rPr>
-        <w:t xml:space="preserve"> </w:t>
-      </w:r>
+        <w:t xml:space="preserve">Software used, with the versions that produced the reported figures:</w:t>
+      </w:r>
+      <w:r>
+        <w:t xml:space="preserve"> </w:t>
+      </w:r>
+      <w:r>
+        <w:t xml:space="preserve">Hugin/Panotools 2024.0.1 (GPL-2.0), Pannellum 2.5.6 (MIT), three.js r160 (MIT),</w:t>
+      </w:r>
+      <w:r>
+        <w:t xml:space="preserve"> </w:t>
+      </w:r>
+      <w:r>
+        <w:t xml:space="preserve">Leaflet 1.9.4 (BSD-2), Caddy 2 (Apache-2.0), Garage 1.0.1 (AGPL-3.0), FastAPI</w:t>
+      </w:r>
+      <w:r>
+        <w:t xml:space="preserve"> </w:t>
+      </w:r>
+      <w:r>
+        <w:t xml:space="preserve">(MIT), NumPy 1.26.4, Pillow 12.3.0, OpenCV 5.0.0, laspy 2.5.4, 3DFin/dendromatics,</w:t>
+      </w:r>
+      <w:r>
+        <w:t xml:space="preserve"> </w:t>
+      </w:r>
+      <w:r>
+        <w:t xml:space="preserve">TreeGrOSS (GPL-3.0, isolated as a separate process).</w:t>
+      </w:r>
+    </w:p>
+    <w:p>
+      <w:pPr>
+        <w:pStyle w:val="BodyText"/>
+      </w:pPr>
       <w:r>
         <w:rPr>
           <w:iCs/>
           <w:i/>
         </w:rPr>
-        <w:t xml:space="preserve">Statistics for User Research</w:t>
-      </w:r>
-      <w:r>
-        <w:t xml:space="preserve">, 2nd ed., Morgan Kaufmann.</w:t>
-      </w:r>
-    </w:p>
-    <w:p>
-      <w:pPr>
-        <w:pStyle w:val="BodyText"/>
-      </w:pPr>
-      <w:r>
-        <w:t xml:space="preserve">[17] Chang, M., Candotti, A., von Ellenrieder, K., Tomelleri, E., Camurri, M.</w:t>
-      </w:r>
-      <w:r>
-        <w:t xml:space="preserve"> </w:t>
-      </w:r>
-      <w:r>
-        <w:t xml:space="preserve">(2025). Data for:</w:t>
-      </w:r>
-      <w:r>
-        <w:t xml:space="preserve"> </w:t>
-      </w:r>
-      <w:r>
-        <w:t xml:space="preserve">“</w:t>
-      </w:r>
-      <w:r>
-        <w:t xml:space="preserve">A multi-platform LiDAR dataset for standardized forest</w:t>
-      </w:r>
-      <w:r>
-        <w:t xml:space="preserve"> </w:t>
-      </w:r>
-      <w:r>
-        <w:t xml:space="preserve">inventory measurement at long term ecological monitoring sites</w:t>
-      </w:r>
-      <w:r>
-        <w:t xml:space="preserve">”</w:t>
-      </w:r>
-      <w:r>
-        <w:t xml:space="preserve"> </w:t>
-      </w:r>
-      <w:r>
-        <w:t xml:space="preserve">[Dataset].</w:t>
-      </w:r>
-      <w:r>
-        <w:t xml:space="preserve"> </w:t>
-      </w:r>
-      <w:r>
-        <w:t xml:space="preserve">Zenodo. https://doi.org/10.5281/zenodo.17186174</w:t>
-      </w:r>
-    </w:p>
-    <w:p>
-      <w:pPr>
-        <w:pStyle w:val="BodyText"/>
-      </w:pPr>
-      <w:r>
-        <w:rPr>
-          <w:iCs/>
-          <w:i/>
-        </w:rPr>
-        <w:t xml:space="preserve">Software used, with the versions that produced the reported figures:</w:t>
-      </w:r>
-      <w:r>
-        <w:t xml:space="preserve"> </w:t>
-      </w:r>
-      <w:r>
-        <w:t xml:space="preserve">Hugin/Panotools 2024.0.1 (GPL-2.0), Pannellum 2.5.6 (MIT), three.js r160 (MIT),</w:t>
-      </w:r>
-      <w:r>
-        <w:t xml:space="preserve"> </w:t>
-      </w:r>
-      <w:r>
-        <w:t xml:space="preserve">Leaflet 1.9.4 (BSD-2), Caddy 2 (Apache-2.0), Garage 1.0.1 (AGPL-3.0), FastAPI</w:t>
-      </w:r>
-      <w:r>
-        <w:t xml:space="preserve"> </w:t>
-      </w:r>
-      <w:r>
-        <w:t xml:space="preserve">(MIT), NumPy 1.26.4, Pillow 12.3.0, OpenCV 5.0.0, laspy 2.5.4, 3DFin/dendromatics,</w:t>
-      </w:r>
-      <w:r>
-        <w:t xml:space="preserve"> </w:t>
-      </w:r>
-      <w:r>
-        <w:t xml:space="preserve">TreeGrOSS (GPL-3.0, isolated as a separate process).</w:t>
-      </w:r>
-    </w:p>
-    <w:p>
-      <w:pPr>
-        <w:pStyle w:val="BodyText"/>
-      </w:pPr>
-      <w:r>
-        <w:rPr>
-          <w:iCs/>
-          <w:i/>
-        </w:rPr>
-        <w:t xml:space="preserve">Checked against publisher records (Oct 2026): [1]–[3], [5]–[7], [10]–[14], [17].</w:t>
+        <w:t xml:space="preserve">Checked against publisher records (Oct 2026): [1]–[3], [5]–[7], [10]–[12], [15].</w:t>
       </w:r>
     </w:p>
     <w:bookmarkEnd w:id="40"/>

--- a/Paper_ODT/Panorama_Pipeline_Paper/Manuscript_SoftwareX_EN.docx
+++ b/Paper_ODT/Panorama_Pipeline_Paper/Manuscript_SoftwareX_EN.docx
@@ -163,22 +163,6 @@
       <w:r>
         <w:t xml:space="preserve">Angel Naya, angel.naya@posteo.de</w:t>
       </w:r>
-      <w:r>
-        <w:br/>
-      </w:r>
-      <w:r>
-        <w:rPr>
-          <w:bCs/>
-          <w:b/>
-        </w:rPr>
-        <w:t xml:space="preserve">Target journal:</w:t>
-      </w:r>
-      <w:r>
-        <w:t xml:space="preserve"> </w:t>
-      </w:r>
-      <w:r>
-        <w:t xml:space="preserve">SoftwareX (Elsevier) — Original Software Publication</w:t>
-      </w:r>
     </w:p>
     <w:p>
       <w:r>
@@ -201,103 +185,97 @@
         <w:pStyle w:val="FirstParagraph"/>
       </w:pPr>
       <w:r>
-        <w:t xml:space="preserve">Walkable 360° panoramas and point clouds are valuable for documentation,</w:t>
-      </w:r>
-      <w:r>
-        <w:t xml:space="preserve"> </w:t>
-      </w:r>
-      <w:r>
-        <w:t xml:space="preserve">monitoring, and outreach, yet their production is usually tied to proprietary,</w:t>
-      </w:r>
-      <w:r>
-        <w:t xml:space="preserve"> </w:t>
-      </w:r>
-      <w:r>
-        <w:t xml:space="preserve">cloud-bound toolchains. We present a fully open-source, containerized processing</w:t>
-      </w:r>
-      <w:r>
-        <w:t xml:space="preserve"> </w:t>
-      </w:r>
-      <w:r>
-        <w:t xml:space="preserve">chain with a graphical user interface that turns multi-image captures into</w:t>
-      </w:r>
-      <w:r>
-        <w:t xml:space="preserve"> </w:t>
-      </w:r>
-      <w:r>
-        <w:t xml:space="preserve">walkable, web-based 3D scenes. The chain unifies two input classes that are</w:t>
-      </w:r>
-      <w:r>
-        <w:t xml:space="preserve"> </w:t>
-      </w:r>
-      <w:r>
-        <w:t xml:space="preserve">normally handled separately: (i) captures without known pose (consumer and DSLR</w:t>
-      </w:r>
-      <w:r>
-        <w:t xml:space="preserve"> </w:t>
-      </w:r>
-      <w:r>
-        <w:t xml:space="preserve">fisheye), assembled by stitching (Hugin), and (ii) the RGB images of terrestrial</w:t>
-      </w:r>
-      <w:r>
-        <w:t xml:space="preserve"> </w:t>
-      </w:r>
-      <w:r>
-        <w:t xml:space="preserve">laser scanners, whose poses are stored in the E57 file and can therefore be</w:t>
-      </w:r>
-      <w:r>
-        <w:t xml:space="preserve"> </w:t>
-      </w:r>
-      <w:r>
-        <w:t xml:space="preserve">reprojected directly — a seldom-used by-product. Output is served by an</w:t>
-      </w:r>
-      <w:r>
-        <w:t xml:space="preserve"> </w:t>
-      </w:r>
-      <w:r>
-        <w:t xml:space="preserve">open-source web viewer (Pannellum, three.js), self-hostable through Caddy and</w:t>
-      </w:r>
-      <w:r>
-        <w:t xml:space="preserve"> </w:t>
-      </w:r>
-      <w:r>
-        <w:t xml:space="preserve">Garage, fully packaged in Docker. In an evaluation against eleven CC0 reference</w:t>
-      </w:r>
-      <w:r>
-        <w:t xml:space="preserve"> </w:t>
-      </w:r>
-      <w:r>
-        <w:t xml:space="preserve">panoramas, the pose-based branch outperforms stitching on every measure (26.9 vs</w:t>
-      </w:r>
-      <w:r>
-        <w:t xml:space="preserve"> </w:t>
-      </w:r>
-      <w:r>
-        <w:t xml:space="preserve">23.0 dB PSNR, 0.886 vs 0.837 SSIM, 0.10 vs 0.14 px seam offset), reconstructs all</w:t>
-      </w:r>
-      <w:r>
-        <w:t xml:space="preserve"> </w:t>
-      </w:r>
-      <w:r>
-        <w:t xml:space="preserve">eleven scenes versus six, and does so roughly seven times faster. Both branches</w:t>
-      </w:r>
-      <w:r>
-        <w:t xml:space="preserve"> </w:t>
-      </w:r>
-      <w:r>
-        <w:t xml:space="preserve">run fully automatically without manual control points. The software, container</w:t>
-      </w:r>
-      <w:r>
-        <w:t xml:space="preserve"> </w:t>
-      </w:r>
-      <w:r>
-        <w:t xml:space="preserve">recipe, and evaluation code are openly available; all example data are</w:t>
-      </w:r>
-      <w:r>
-        <w:t xml:space="preserve"> </w:t>
-      </w:r>
-      <w:r>
-        <w:t xml:space="preserve">third-party open data (CC BY 4.0, MIT, CC0).</w:t>
+        <w:t xml:space="preserve">Walkable 360° panoramas and point clouds are widely used for documentation,</w:t>
+      </w:r>
+      <w:r>
+        <w:t xml:space="preserve"> </w:t>
+      </w:r>
+      <w:r>
+        <w:t xml:space="preserve">monitoring, and outreach, but producing them usually relies on proprietary,</w:t>
+      </w:r>
+      <w:r>
+        <w:t xml:space="preserve"> </w:t>
+      </w:r>
+      <w:r>
+        <w:t xml:space="preserve">cloud-bound tools. We present an open-source, containerized processing chain with</w:t>
+      </w:r>
+      <w:r>
+        <w:t xml:space="preserve"> </w:t>
+      </w:r>
+      <w:r>
+        <w:t xml:space="preserve">a browser-based graphical user interface that turns multi-image captures into</w:t>
+      </w:r>
+      <w:r>
+        <w:t xml:space="preserve"> </w:t>
+      </w:r>
+      <w:r>
+        <w:t xml:space="preserve">walkable web scenes. The chain handles two input classes that are normally</w:t>
+      </w:r>
+      <w:r>
+        <w:t xml:space="preserve"> </w:t>
+      </w:r>
+      <w:r>
+        <w:t xml:space="preserve">treated separately: captures without known pose (consumer 360° cameras, DSLR with</w:t>
+      </w:r>
+      <w:r>
+        <w:t xml:space="preserve"> </w:t>
+      </w:r>
+      <w:r>
+        <w:t xml:space="preserve">fisheye lens), which are stitched with Hugin, and the RGB images of terrestrial</w:t>
+      </w:r>
+      <w:r>
+        <w:t xml:space="preserve"> </w:t>
+      </w:r>
+      <w:r>
+        <w:t xml:space="preserve">laser scanners, whose poses are stored in the E57 file and which are therefore</w:t>
+      </w:r>
+      <w:r>
+        <w:t xml:space="preserve"> </w:t>
+      </w:r>
+      <w:r>
+        <w:t xml:space="preserve">reprojected directly. The input class is detected automatically. Scenes are served</w:t>
+      </w:r>
+      <w:r>
+        <w:t xml:space="preserve"> </w:t>
+      </w:r>
+      <w:r>
+        <w:t xml:space="preserve">by an open-source web viewer (Pannellum, three.js) and can be self-hosted (Docker,</w:t>
+      </w:r>
+      <w:r>
+        <w:t xml:space="preserve"> </w:t>
+      </w:r>
+      <w:r>
+        <w:t xml:space="preserve">Caddy, Garage) or exported as a static site. In an evaluation against eleven CC0</w:t>
+      </w:r>
+      <w:r>
+        <w:t xml:space="preserve"> </w:t>
+      </w:r>
+      <w:r>
+        <w:t xml:space="preserve">reference panoramas, the pose-based branch outperforms stitching on every measure</w:t>
+      </w:r>
+      <w:r>
+        <w:t xml:space="preserve"> </w:t>
+      </w:r>
+      <w:r>
+        <w:t xml:space="preserve">(26.9 vs 23.0 dB PSNR, 0.886 vs 0.837 SSIM, 0.10 vs 0.14 px seam offset), yields a</w:t>
+      </w:r>
+      <w:r>
+        <w:t xml:space="preserve"> </w:t>
+      </w:r>
+      <w:r>
+        <w:t xml:space="preserve">usable panorama for all eleven scenes versus six, and is about seven times faster.</w:t>
+      </w:r>
+      <w:r>
+        <w:t xml:space="preserve"> </w:t>
+      </w:r>
+      <w:r>
+        <w:t xml:space="preserve">Software, container recipe, and evaluation code are openly available; all example</w:t>
+      </w:r>
+      <w:r>
+        <w:t xml:space="preserve"> </w:t>
+      </w:r>
+      <w:r>
+        <w:t xml:space="preserve">data are third-party open data.</w:t>
       </w:r>
     </w:p>
     <w:p>
@@ -321,7 +299,7 @@
         <w:t xml:space="preserve"> </w:t>
       </w:r>
       <w:r>
-        <w:t xml:space="preserve">open-source; self-hosting; Docker; web visualization; photogrammetry</w:t>
+        <w:t xml:space="preserve">open-source; self-hosting; Docker; web visualization</w:t>
       </w:r>
     </w:p>
     <w:p>
@@ -503,7 +481,7 @@
               <w:jc w:val="left"/>
             </w:pPr>
             <w:r>
-              <w:t xml:space="preserve">Python, JavaScript; Hugin, GIMP, Pannellum, three.js, Caddy, Garage, Docker</w:t>
+              <w:t xml:space="preserve">Python, JavaScript; FastAPI, Hugin, Pannellum, three.js, Caddy, Garage, Docker</w:t>
             </w:r>
           </w:p>
         </w:tc>
@@ -609,73 +587,67 @@
         <w:pStyle w:val="FirstParagraph"/>
       </w:pPr>
       <w:r>
-        <w:t xml:space="preserve">Interactive 360° panoramas and 3D point clouds are increasingly used to document</w:t>
-      </w:r>
-      <w:r>
-        <w:t xml:space="preserve"> </w:t>
-      </w:r>
-      <w:r>
-        <w:t xml:space="preserve">and communicate spatial states — in forest and environmental monitoring,</w:t>
-      </w:r>
-      <w:r>
-        <w:t xml:space="preserve"> </w:t>
-      </w:r>
-      <w:r>
-        <w:t xml:space="preserve">surveying, cultural heritage, and teaching. Two obstacles recur in practice.</w:t>
-      </w:r>
-      <w:r>
-        <w:t xml:space="preserve"> </w:t>
-      </w:r>
-      <w:r>
-        <w:t xml:space="preserve">First, the common routes are either proprietary and cloud-bound (camera apps with</w:t>
-      </w:r>
-      <w:r>
-        <w:t xml:space="preserve"> </w:t>
-      </w:r>
-      <w:r>
-        <w:t xml:space="preserve">vendor hosting) or fragmented: a stitching tool, a web viewer, and a server must</w:t>
-      </w:r>
-      <w:r>
-        <w:t xml:space="preserve"> </w:t>
-      </w:r>
-      <w:r>
-        <w:t xml:space="preserve">be wired together by hand, with no reproducible, containerized path from raw</w:t>
-      </w:r>
-      <w:r>
-        <w:t xml:space="preserve"> </w:t>
-      </w:r>
-      <w:r>
-        <w:t xml:space="preserve">frames to a published, walkable scene. Second, a valuable data source is routinely</w:t>
-      </w:r>
-      <w:r>
-        <w:t xml:space="preserve"> </w:t>
-      </w:r>
-      <w:r>
-        <w:t xml:space="preserve">discarded: terrestrial laser scanners (TLS) acquire RGB images whose camera poses</w:t>
-      </w:r>
-      <w:r>
-        <w:t xml:space="preserve"> </w:t>
-      </w:r>
-      <w:r>
-        <w:t xml:space="preserve">are stored alongside the geometry in the E57 exchange format, yet these images are</w:t>
-      </w:r>
-      <w:r>
-        <w:t xml:space="preserve"> </w:t>
-      </w:r>
-      <w:r>
-        <w:t xml:space="preserve">usually treated only as a means to colourize the point cloud or, as panoramic</w:t>
-      </w:r>
-      <w:r>
-        <w:t xml:space="preserve"> </w:t>
-      </w:r>
-      <w:r>
-        <w:t xml:space="preserve">reflectance images, to register scans [6, 7] — not as navigable panoramas in their</w:t>
-      </w:r>
-      <w:r>
-        <w:t xml:space="preserve"> </w:t>
-      </w:r>
-      <w:r>
-        <w:t xml:space="preserve">own right.</w:t>
+        <w:t xml:space="preserve">Interactive 360° panoramas and 3D point clouds are used to document and</w:t>
+      </w:r>
+      <w:r>
+        <w:t xml:space="preserve"> </w:t>
+      </w:r>
+      <w:r>
+        <w:t xml:space="preserve">communicate spatial states in forest and environmental monitoring, surveying,</w:t>
+      </w:r>
+      <w:r>
+        <w:t xml:space="preserve"> </w:t>
+      </w:r>
+      <w:r>
+        <w:t xml:space="preserve">cultural heritage, and teaching. Two obstacles recur. First, the common routes are</w:t>
+      </w:r>
+      <w:r>
+        <w:t xml:space="preserve"> </w:t>
+      </w:r>
+      <w:r>
+        <w:t xml:space="preserve">either proprietary and cloud-bound (camera apps with vendor hosting) or</w:t>
+      </w:r>
+      <w:r>
+        <w:t xml:space="preserve"> </w:t>
+      </w:r>
+      <w:r>
+        <w:t xml:space="preserve">fragmented: a stitching tool, a web viewer, and a server must be wired together by</w:t>
+      </w:r>
+      <w:r>
+        <w:t xml:space="preserve"> </w:t>
+      </w:r>
+      <w:r>
+        <w:t xml:space="preserve">hand, and there is no reproducible path from raw captures to a published, walkable</w:t>
+      </w:r>
+      <w:r>
+        <w:t xml:space="preserve"> </w:t>
+      </w:r>
+      <w:r>
+        <w:t xml:space="preserve">scene. Second, a valuable data source is routinely left unused: terrestrial laser</w:t>
+      </w:r>
+      <w:r>
+        <w:t xml:space="preserve"> </w:t>
+      </w:r>
+      <w:r>
+        <w:t xml:space="preserve">scanners (TLS) record RGB images whose camera poses are stored alongside the</w:t>
+      </w:r>
+      <w:r>
+        <w:t xml:space="preserve"> </w:t>
+      </w:r>
+      <w:r>
+        <w:t xml:space="preserve">geometry in the E57 exchange format [5], yet these images serve mainly to colourize</w:t>
+      </w:r>
+      <w:r>
+        <w:t xml:space="preserve"> </w:t>
+      </w:r>
+      <w:r>
+        <w:t xml:space="preserve">the point cloud or, as panoramic reflectance images, to register scans [6, 7] — not</w:t>
+      </w:r>
+      <w:r>
+        <w:t xml:space="preserve"> </w:t>
+      </w:r>
+      <w:r>
+        <w:t xml:space="preserve">as navigable panoramas in their own right.</w:t>
       </w:r>
     </w:p>
     <w:p>
@@ -683,19 +655,19 @@
         <w:pStyle w:val="BodyText"/>
       </w:pPr>
       <w:r>
-        <w:t xml:space="preserve">We address both with a single open-source tool. Its contribution is not any</w:t>
-      </w:r>
-      <w:r>
-        <w:t xml:space="preserve"> </w:t>
-      </w:r>
-      <w:r>
-        <w:t xml:space="preserve">individual component — panorama stitching [1, 2], Pannellum [3], and GIMP are</w:t>
-      </w:r>
-      <w:r>
-        <w:t xml:space="preserve"> </w:t>
-      </w:r>
-      <w:r>
-        <w:t xml:space="preserve">established — but their</w:t>
+        <w:t xml:space="preserve">We address both with one open-source tool. Its contribution is not an individual</w:t>
+      </w:r>
+      <w:r>
+        <w:t xml:space="preserve"> </w:t>
+      </w:r>
+      <w:r>
+        <w:t xml:space="preserve">component — panorama stitching [1, 2] and web panorama viewers [3] are established</w:t>
+      </w:r>
+      <w:r>
+        <w:t xml:space="preserve"> </w:t>
+      </w:r>
+      <w:r>
+        <w:t xml:space="preserve">— but their integration into</w:t>
       </w:r>
       <w:r>
         <w:t xml:space="preserve"> </w:t>
@@ -705,99 +677,65 @@
           <w:bCs/>
           <w:b/>
         </w:rPr>
-        <w:t xml:space="preserve">integration into one automated, containerized, GUI-driven, vendor-agnostic</w:t>
+        <w:t xml:space="preserve">one automated, containerized, GUI-driven chain</w:t>
+      </w:r>
+      <w:r>
+        <w:t xml:space="preserve">,</w:t>
+      </w:r>
+      <w:r>
+        <w:t xml:space="preserve"> </w:t>
+      </w:r>
+      <w:r>
+        <w:t xml:space="preserve">and specifically the</w:t>
+      </w:r>
+      <w:r>
+        <w:t xml:space="preserve"> </w:t>
       </w:r>
       <w:r>
         <w:rPr>
           <w:bCs/>
           <w:b/>
         </w:rPr>
-        <w:t xml:space="preserve"> </w:t>
-      </w:r>
-      <w:r>
-        <w:rPr>
-          <w:bCs/>
-          <w:b/>
-        </w:rPr>
-        <w:t xml:space="preserve">chain</w:t>
-      </w:r>
-      <w:r>
-        <w:t xml:space="preserve">, and specifically the</w:t>
-      </w:r>
-      <w:r>
-        <w:t xml:space="preserve"> </w:t>
-      </w:r>
-      <w:r>
-        <w:rPr>
-          <w:bCs/>
-          <w:b/>
-        </w:rPr>
         <w:t xml:space="preserve">unification of the two input classes</w:t>
       </w:r>
       <w:r>
-        <w:t xml:space="preserve">: captures</w:t>
-      </w:r>
-      <w:r>
-        <w:t xml:space="preserve"> </w:t>
-      </w:r>
-      <w:r>
-        <w:t xml:space="preserve">whose pose must be estimated (consumer/DSLR fisheye) and captures whose pose is</w:t>
-      </w:r>
-      <w:r>
-        <w:t xml:space="preserve"> </w:t>
-      </w:r>
-      <w:r>
-        <w:t xml:space="preserve">already known (scanner RGB in E57 [5]). The former are stitched; the latter are</w:t>
-      </w:r>
-      <w:r>
-        <w:t xml:space="preserve"> </w:t>
-      </w:r>
-      <w:r>
-        <w:t xml:space="preserve">reprojected directly to the equirectangular domain, which is faster and free of</w:t>
-      </w:r>
-      <w:r>
-        <w:t xml:space="preserve"> </w:t>
-      </w:r>
-      <w:r>
-        <w:t xml:space="preserve">stitching failure modes. The same output can be enriched with data derived from</w:t>
-      </w:r>
-      <w:r>
-        <w:t xml:space="preserve"> </w:t>
-      </w:r>
-      <w:r>
-        <w:t xml:space="preserve">the point cloud (stem detection, diameter at breast height, height, crown</w:t>
-      </w:r>
-      <w:r>
-        <w:t xml:space="preserve"> </w:t>
-      </w:r>
-      <w:r>
-        <w:t xml:space="preserve">metrics, quantitative structure models, growth projection) and served fully</w:t>
-      </w:r>
-      <w:r>
-        <w:t xml:space="preserve"> </w:t>
-      </w:r>
-      <w:r>
-        <w:t xml:space="preserve">self-hosted, giving data sovereignty without a cloud dependency.</w:t>
-      </w:r>
-    </w:p>
-    <w:p>
-      <w:pPr>
-        <w:pStyle w:val="BodyText"/>
-      </w:pPr>
-      <w:r>
-        <w:t xml:space="preserve">The tool spans the cost and device spectrum — from a ~20 € consumer 360° camera to</w:t>
-      </w:r>
-      <w:r>
-        <w:t xml:space="preserve"> </w:t>
-      </w:r>
-      <w:r>
-        <w:t xml:space="preserve">a six-figure TLS — into the same web scene, lowering the barrier for reproducible</w:t>
-      </w:r>
-      <w:r>
-        <w:t xml:space="preserve"> </w:t>
-      </w:r>
-      <w:r>
-        <w:t xml:space="preserve">spatial documentation.</w:t>
+        <w:t xml:space="preserve">: captures whose pose</w:t>
+      </w:r>
+      <w:r>
+        <w:t xml:space="preserve"> </w:t>
+      </w:r>
+      <w:r>
+        <w:t xml:space="preserve">must be estimated are stitched; captures whose pose is known are reprojected</w:t>
+      </w:r>
+      <w:r>
+        <w:t xml:space="preserve"> </w:t>
+      </w:r>
+      <w:r>
+        <w:t xml:space="preserve">directly to the equirectangular domain, which is faster and free of stitching</w:t>
+      </w:r>
+      <w:r>
+        <w:t xml:space="preserve"> </w:t>
+      </w:r>
+      <w:r>
+        <w:t xml:space="preserve">failure modes. Scenes can carry georeferenced markers, for example tree-inventory</w:t>
+      </w:r>
+      <w:r>
+        <w:t xml:space="preserve"> </w:t>
+      </w:r>
+      <w:r>
+        <w:t xml:space="preserve">data derived from the same point cloud, and are served fully self-hosted, without</w:t>
+      </w:r>
+      <w:r>
+        <w:t xml:space="preserve"> </w:t>
+      </w:r>
+      <w:r>
+        <w:t xml:space="preserve">a cloud dependency. The same chain thus covers the device spectrum from consumer</w:t>
+      </w:r>
+      <w:r>
+        <w:t xml:space="preserve"> </w:t>
+      </w:r>
+      <w:r>
+        <w:t xml:space="preserve">360° cameras to survey-grade TLS.</w:t>
       </w:r>
     </w:p>
     <w:bookmarkEnd w:id="22"/>
@@ -828,7 +766,7 @@
           <wp:inline>
             <wp:extent cx="5334000" cy="3318933"/>
             <wp:effectExtent b="0" l="0" r="0" t="0"/>
-            <wp:docPr descr="Figure 1. Two input classes, one chain. The input class is determined from the data (detect_input_class), not declared by the user: an .e57 container carries pose and is reprojected; a single 2:1 image is taken over as is; several images without pose are stitched. For TLS input, inventory derived from the same point cloud is attached to the scene as georeferenced markers." title="" id="24" name="Picture"/>
+            <wp:docPr descr="Figure 1. Two input classes, one chain. The input class is determined from the data (detect_input_class), not declared by the user: an .e57 container carries pose and is reprojected; a single 2:1 image is taken over as is; several images without pose are stitched. For TLS input, the point cloud is added to the scene; inventory data derived from it with the repository scripts can be attached as georeferenced markers (dashed)." title="" id="24" name="Picture"/>
             <a:graphic>
               <a:graphicData uri="http://schemas.openxmlformats.org/drawingml/2006/picture">
                 <pic:pic>
@@ -923,13 +861,19 @@
         <w:t xml:space="preserve"> </w:t>
       </w:r>
       <w:r>
-        <w:t xml:space="preserve">images without pose are stitched. For TLS input, inventory derived from the same</w:t>
-      </w:r>
-      <w:r>
-        <w:t xml:space="preserve"> </w:t>
-      </w:r>
-      <w:r>
-        <w:t xml:space="preserve">point cloud is attached to the scene as georeferenced markers.</w:t>
+        <w:t xml:space="preserve">images without pose are stitched. For TLS input, the point cloud is added to the</w:t>
+      </w:r>
+      <w:r>
+        <w:t xml:space="preserve"> </w:t>
+      </w:r>
+      <w:r>
+        <w:t xml:space="preserve">scene; inventory data derived from it with the repository scripts can be attached</w:t>
+      </w:r>
+      <w:r>
+        <w:t xml:space="preserve"> </w:t>
+      </w:r>
+      <w:r>
+        <w:t xml:space="preserve">as georeferenced markers (dashed).</w:t>
       </w:r>
     </w:p>
     <w:p>
@@ -937,25 +881,25 @@
         <w:pStyle w:val="BodyText"/>
       </w:pPr>
       <w:r>
-        <w:t xml:space="preserve">The system is packaged as a set of Docker services orchestrated by Compose: a</w:t>
-      </w:r>
-      <w:r>
-        <w:t xml:space="preserve"> </w:t>
-      </w:r>
-      <w:r>
-        <w:t xml:space="preserve">processing/API service (Python, FastAPI job queue), an S3-compatible object store</w:t>
-      </w:r>
-      <w:r>
-        <w:t xml:space="preserve"> </w:t>
-      </w:r>
-      <w:r>
-        <w:t xml:space="preserve">(Garage), a reverse proxy with automatic TLS (Caddy), and a browser-based studio</w:t>
-      </w:r>
-      <w:r>
-        <w:t xml:space="preserve"> </w:t>
-      </w:r>
-      <w:r>
-        <w:t xml:space="preserve">GUI. A single command brings up a reproducible stack.</w:t>
+        <w:t xml:space="preserve">The system is packaged as Docker services orchestrated by Compose: a</w:t>
+      </w:r>
+      <w:r>
+        <w:t xml:space="preserve"> </w:t>
+      </w:r>
+      <w:r>
+        <w:t xml:space="preserve">processing/API service (Python, FastAPI, job queue), an S3-compatible object store</w:t>
+      </w:r>
+      <w:r>
+        <w:t xml:space="preserve"> </w:t>
+      </w:r>
+      <w:r>
+        <w:t xml:space="preserve">(Garage), a reverse proxy with automatic TLS (Caddy), and the browser-based studio</w:t>
+      </w:r>
+      <w:r>
+        <w:t xml:space="preserve"> </w:t>
+      </w:r>
+      <w:r>
+        <w:t xml:space="preserve">GUI. A single command brings up the stack.</w:t>
       </w:r>
     </w:p>
     <w:p>
@@ -963,13 +907,7 @@
         <w:pStyle w:val="BodyText"/>
       </w:pPr>
       <w:r>
-        <w:t xml:space="preserve">At ingestion the tool determines the input class automatically</w:t>
-      </w:r>
-      <w:r>
-        <w:t xml:space="preserve"> </w:t>
-      </w:r>
-      <w:r>
-        <w:t xml:space="preserve">(</w:t>
+        <w:t xml:space="preserve">At upload, the input class is determined automatically (</w:t>
       </w:r>
       <w:r>
         <w:rPr>
@@ -978,7 +916,7 @@
         <w:t xml:space="preserve">detect_input_class</w:t>
       </w:r>
       <w:r>
-        <w:t xml:space="preserve">): an uploaded</w:t>
+        <w:t xml:space="preserve">): an</w:t>
       </w:r>
       <w:r>
         <w:t xml:space="preserve"> </w:t>
@@ -993,99 +931,19 @@
         <w:t xml:space="preserve"> </w:t>
       </w:r>
       <w:r>
-        <w:t xml:space="preserve">triggers</w:t>
-      </w:r>
-      <w:r>
-        <w:t xml:space="preserve"> </w:t>
-      </w:r>
-      <w:r>
-        <w:rPr>
-          <w:bCs/>
-          <w:b/>
-        </w:rPr>
-        <w:t xml:space="preserve">reprojection</w:t>
-      </w:r>
-      <w:r>
-        <w:t xml:space="preserve">; a single</w:t>
-      </w:r>
-      <w:r>
-        <w:t xml:space="preserve"> </w:t>
-      </w:r>
-      <w:r>
-        <w:t xml:space="preserve">image with a 2:1 aspect ratio is accepted as a finished equirectangular panorama;</w:t>
-      </w:r>
-      <w:r>
-        <w:t xml:space="preserve"> </w:t>
-      </w:r>
-      <w:r>
-        <w:t xml:space="preserve">several images trigger</w:t>
-      </w:r>
-      <w:r>
-        <w:t xml:space="preserve"> </w:t>
-      </w:r>
-      <w:r>
-        <w:rPr>
-          <w:bCs/>
-          <w:b/>
-        </w:rPr>
-        <w:t xml:space="preserve">stitching</w:t>
-      </w:r>
-      <w:r>
-        <w:t xml:space="preserve">. A single non-2:1 image is deliberately</w:t>
-      </w:r>
-      <w:r>
-        <w:t xml:space="preserve"> </w:t>
-      </w:r>
-      <w:r>
-        <w:t xml:space="preserve">rejected rather than guessed, so the tool never silently mis-handles ambiguous</w:t>
-      </w:r>
-      <w:r>
-        <w:t xml:space="preserve"> </w:t>
-      </w:r>
-      <w:r>
-        <w:t xml:space="preserve">input. In the container, the same upload endpoint without a declared type</w:t>
-      </w:r>
-      <w:r>
-        <w:t xml:space="preserve"> </w:t>
-      </w:r>
-      <w:r>
-        <w:t xml:space="preserve">correctly recognizes</w:t>
-      </w:r>
-      <w:r>
-        <w:t xml:space="preserve"> </w:t>
-      </w:r>
-      <w:r>
-        <w:rPr>
-          <w:rStyle w:val="VerbatimChar"/>
-        </w:rPr>
-        <w:t xml:space="preserve">equirect</w:t>
-      </w:r>
-      <w:r>
-        <w:t xml:space="preserve"> </w:t>
-      </w:r>
-      <w:r>
-        <w:t xml:space="preserve">(one 2:1 image) and</w:t>
-      </w:r>
-      <w:r>
-        <w:t xml:space="preserve"> </w:t>
-      </w:r>
-      <w:r>
-        <w:rPr>
-          <w:rStyle w:val="VerbatimChar"/>
-        </w:rPr>
-        <w:t xml:space="preserve">fisheye</w:t>
-      </w:r>
-      <w:r>
-        <w:t xml:space="preserve"> </w:t>
-      </w:r>
-      <w:r>
-        <w:t xml:space="preserve">(six frames) and</w:t>
-      </w:r>
-      <w:r>
-        <w:t xml:space="preserve"> </w:t>
-      </w:r>
-      <w:r>
-        <w:t xml:space="preserve">runs the corresponding chain through to a published scene.</w:t>
+        <w:t xml:space="preserve">file triggers reprojection; a single image with a 2:1 aspect ratio is</w:t>
+      </w:r>
+      <w:r>
+        <w:t xml:space="preserve"> </w:t>
+      </w:r>
+      <w:r>
+        <w:t xml:space="preserve">accepted as a finished equirectangular panorama; several images trigger stitching.</w:t>
+      </w:r>
+      <w:r>
+        <w:t xml:space="preserve"> </w:t>
+      </w:r>
+      <w:r>
+        <w:t xml:space="preserve">A single image with another aspect ratio is rejected rather than guessed.</w:t>
       </w:r>
     </w:p>
     <w:bookmarkEnd w:id="26"/>
@@ -1202,19 +1060,19 @@
         <w:t xml:space="preserve"> </w:t>
       </w:r>
       <w:r>
-        <w:t xml:space="preserve">(pose known): the per-image poses from the E57 are used</w:t>
-      </w:r>
-      <w:r>
-        <w:t xml:space="preserve"> </w:t>
-      </w:r>
-      <w:r>
-        <w:t xml:space="preserve">to resample the RGB images into a seamless equirectangular panorama (bilinear</w:t>
-      </w:r>
-      <w:r>
-        <w:t xml:space="preserve"> </w:t>
-      </w:r>
-      <w:r>
-        <w:t xml:space="preserve">sampling).</w:t>
+        <w:t xml:space="preserve">(pose known): the per-image poses from the E57 file are</w:t>
+      </w:r>
+      <w:r>
+        <w:t xml:space="preserve"> </w:t>
+      </w:r>
+      <w:r>
+        <w:t xml:space="preserve">used to resample the RGB images into a seamless equirectangular panorama</w:t>
+      </w:r>
+      <w:r>
+        <w:t xml:space="preserve"> </w:t>
+      </w:r>
+      <w:r>
+        <w:t xml:space="preserve">(bilinear sampling).</w:t>
       </w:r>
     </w:p>
     <w:p>
@@ -1230,10 +1088,10 @@
           <w:bCs/>
           <w:b/>
         </w:rPr>
-        <w:t xml:space="preserve">Pre-processing</w:t>
-      </w:r>
-      <w:r>
-        <w:t xml:space="preserve">: batch exposure/crop/nadir–zenith handling (GIMP Script-Fu).</w:t>
+        <w:t xml:space="preserve">Point cloud</w:t>
+      </w:r>
+      <w:r>
+        <w:t xml:space="preserve">: the E57 point cloud is converted into web-ready levels of detail.</w:t>
       </w:r>
     </w:p>
     <w:p>
@@ -1252,19 +1110,19 @@
         <w:t xml:space="preserve">Viewing</w:t>
       </w:r>
       <w:r>
-        <w:t xml:space="preserve">: web-based panorama and point-cloud viewer (Pannellum [3], three.js),</w:t>
-      </w:r>
-      <w:r>
-        <w:t xml:space="preserve"> </w:t>
-      </w:r>
-      <w:r>
-        <w:t xml:space="preserve">multi-resolution output; for very large clouds, dedicated streaming renderers</w:t>
-      </w:r>
-      <w:r>
-        <w:t xml:space="preserve"> </w:t>
-      </w:r>
-      <w:r>
-        <w:t xml:space="preserve">such as Potree [4] remain the reference.</w:t>
+        <w:t xml:space="preserve">: panorama viewer (Pannellum [3]) and point-cloud viewer (three.js);</w:t>
+      </w:r>
+      <w:r>
+        <w:t xml:space="preserve"> </w:t>
+      </w:r>
+      <w:r>
+        <w:t xml:space="preserve">for very large clouds, dedicated streaming renderers such as Potree [4] remain</w:t>
+      </w:r>
+      <w:r>
+        <w:t xml:space="preserve"> </w:t>
+      </w:r>
+      <w:r>
+        <w:t xml:space="preserve">the reference.</w:t>
       </w:r>
     </w:p>
     <w:p>
@@ -1280,16 +1138,16 @@
           <w:bCs/>
           <w:b/>
         </w:rPr>
-        <w:t xml:space="preserve">Enrichment</w:t>
-      </w:r>
-      <w:r>
-        <w:t xml:space="preserve">: georeferenced markers carrying point-cloud-derived inventory</w:t>
-      </w:r>
-      <w:r>
-        <w:t xml:space="preserve"> </w:t>
-      </w:r>
-      <w:r>
-        <w:t xml:space="preserve">data overlaid on the walkable scene.</w:t>
+        <w:t xml:space="preserve">Markers</w:t>
+      </w:r>
+      <w:r>
+        <w:t xml:space="preserve">: placed by clicking into the panorama in the studio GUI, or imported</w:t>
+      </w:r>
+      <w:r>
+        <w:t xml:space="preserve"> </w:t>
+      </w:r>
+      <w:r>
+        <w:t xml:space="preserve">from point-cloud analyses.</w:t>
       </w:r>
     </w:p>
     <w:p>
@@ -1313,7 +1171,7 @@
     </w:p>
     <w:bookmarkEnd w:id="27"/>
     <w:bookmarkEnd w:id="28"/>
-    <w:bookmarkStart w:id="33" w:name="illustrative-examples"/>
+    <w:bookmarkStart w:id="36" w:name="illustrative-examples"/>
     <w:p>
       <w:pPr>
         <w:pStyle w:val="Heading2"/>
@@ -1322,291 +1180,208 @@
         <w:t xml:space="preserve">3. Illustrative examples</w:t>
       </w:r>
     </w:p>
+    <w:bookmarkStart w:id="29" w:name="Xc836ffea68b047d4e912a9e428b689ee52e571f"/>
+    <w:p>
+      <w:pPr>
+        <w:pStyle w:val="Heading3"/>
+      </w:pPr>
+      <w:r>
+        <w:t xml:space="preserve">3.1 Scanner RGB → walkable scene with inventory markers</w:t>
+      </w:r>
+    </w:p>
     <w:p>
       <w:pPr>
         <w:pStyle w:val="FirstParagraph"/>
       </w:pPr>
+      <w:r>
+        <w:t xml:space="preserve">A Leica BLK360 scan of the Renon forest plot (ICOS station IT-Ren, E57 [15]) with</w:t>
+      </w:r>
+      <w:r>
+        <w:t xml:space="preserve"> </w:t>
+      </w:r>
+      <w:r>
+        <w:t xml:space="preserve">six pinhole images and poses per setup is reprojected to a seamless</w:t>
+      </w:r>
+      <w:r>
+        <w:t xml:space="preserve"> </w:t>
+      </w:r>
+      <w:r>
+        <w:t xml:space="preserve">equirectangular panorama; the co-registered point cloud is added, and</w:t>
+      </w:r>
+      <w:r>
+        <w:t xml:space="preserve"> </w:t>
+      </w:r>
+      <w:r>
+        <w:t xml:space="preserve">tree-inventory markers computed with the repository scripts (stem position, DBH,</w:t>
+      </w:r>
+      <w:r>
+        <w:t xml:space="preserve"> </w:t>
+      </w:r>
+      <w:r>
+        <w:t xml:space="preserve">height, crown metrics, growth projection) are placed in the walkable scene. One</w:t>
+      </w:r>
+      <w:r>
+        <w:t xml:space="preserve"> </w:t>
+      </w:r>
+      <w:r>
+        <w:t xml:space="preserve">acquisition thus yields both a visual record and a data carrier.</w:t>
+      </w:r>
+    </w:p>
+    <w:p>
+      <w:pPr>
+        <w:pStyle w:val="BodyText"/>
+      </w:pPr>
+      <w:r>
+        <w:t xml:space="preserve">The markers are only as reliable as the scan geometry behind them. For plot-wide</w:t>
+      </w:r>
+      <w:r>
+        <w:t xml:space="preserve"> </w:t>
+      </w:r>
+      <w:r>
+        <w:t xml:space="preserve">TLS clouds the inventory scripts use 3DFin [11] as stem detector. On two manually</w:t>
+      </w:r>
+      <w:r>
+        <w:t xml:space="preserve"> </w:t>
+      </w:r>
+      <w:r>
+        <w:t xml:space="preserve">labelled plots of the SegmentedForests dataset [12] it reaches 98.5 % recall /</w:t>
+      </w:r>
+      <w:r>
+        <w:t xml:space="preserve"> </w:t>
+      </w:r>
+      <w:r>
+        <w:t xml:space="preserve">95.7 % precision (plot_06, 68 stems) and 94.5 % / 100 % (plot_07, 128 stems). This</w:t>
+      </w:r>
+      <w:r>
+        <w:t xml:space="preserve"> </w:t>
+      </w:r>
+      <w:r>
+        <w:t xml:space="preserve">accuracy depends on circumferential stem coverage: 3DFin accepts a diameter only if</w:t>
+      </w:r>
+      <w:r>
+        <w:t xml:space="preserve"> </w:t>
+      </w:r>
+      <w:r>
+        <w:t xml:space="preserve">the stem cross-section at breast height is covered in at least 9 of 16 sectors</w:t>
+      </w:r>
+      <w:r>
+        <w:t xml:space="preserve"> </w:t>
+      </w:r>
+      <w:r>
+        <w:t xml:space="preserve">(≈ 202°). The labelled plots offer a median arc of 280–360°; on the Renon stand,</w:t>
+      </w:r>
+      <w:r>
+        <w:t xml:space="preserve"> </w:t>
+      </w:r>
+      <w:r>
+        <w:t xml:space="preserve">merged from four nearby scan positions, the median is 180°, and 3DFin declines a</w:t>
+      </w:r>
+      <w:r>
+        <w:t xml:space="preserve"> </w:t>
+      </w:r>
+      <w:r>
+        <w:t xml:space="preserve">diameter for 29 of 37 detected stems — correct behaviour, since the data do not</w:t>
+      </w:r>
+      <w:r>
+        <w:t xml:space="preserve"> </w:t>
+      </w:r>
+      <w:r>
+        <w:t xml:space="preserve">support one. A systematic comparison of detectors as a function of coverage is</w:t>
+      </w:r>
+      <w:r>
+        <w:t xml:space="preserve"> </w:t>
+      </w:r>
+      <w:r>
+        <w:t xml:space="preserve">beyond the scope of this paper; per-method results are documented in the</w:t>
+      </w:r>
+      <w:r>
+        <w:t xml:space="preserve"> </w:t>
+      </w:r>
+      <w:r>
+        <w:t xml:space="preserve">repository (</w:t>
+      </w:r>
+      <w:r>
+        <w:rPr>
+          <w:rStyle w:val="VerbatimChar"/>
+        </w:rPr>
+        <w:t xml:space="preserve">scripts/BENCH_DETECTION.md</w:t>
+      </w:r>
+      <w:r>
+        <w:t xml:space="preserve">).</w:t>
+      </w:r>
+    </w:p>
+    <w:bookmarkEnd w:id="29"/>
+    <w:bookmarkStart w:id="33" w:name="X3757c52ac33f1a37ce4ac431c34e63bf6fa7ede"/>
+    <w:p>
+      <w:pPr>
+        <w:pStyle w:val="Heading3"/>
+      </w:pPr>
+      <w:r>
+        <w:t xml:space="preserve">3.2 Panorama quality against CC0 ground truth</w:t>
+      </w:r>
+    </w:p>
+    <w:p>
+      <w:pPr>
+        <w:pStyle w:val="FirstParagraph"/>
+      </w:pPr>
+      <w:r>
+        <w:t xml:space="preserve">From each of eleven CC0 reference panoramas (Poly Haven, 8192×4096) we render</w:t>
+      </w:r>
+      <w:r>
+        <w:t xml:space="preserve"> </w:t>
+      </w:r>
+      <w:r>
+        <w:t xml:space="preserve">synthetic captures and rebuild a panorama (2048×1024) — once by stitching six 180°</w:t>
+      </w:r>
+      <w:r>
+        <w:t xml:space="preserve"> </w:t>
+      </w:r>
+      <w:r>
+        <w:t xml:space="preserve">fisheye frames (pose withheld), once by reprojecting six 90° pinhole frames plus</w:t>
+      </w:r>
+      <w:r>
+        <w:t xml:space="preserve"> </w:t>
+      </w:r>
+      <w:r>
+        <w:t xml:space="preserve">zenith and nadir (pose used) — and measure both against the same original (PSNR,</w:t>
+      </w:r>
+      <w:r>
+        <w:t xml:space="preserve"> </w:t>
+      </w:r>
+      <w:r>
+        <w:t xml:space="preserve">SSIM [8]). A run counts as</w:t>
+      </w:r>
+      <w:r>
+        <w:t xml:space="preserve"> </w:t>
+      </w:r>
       <w:r>
         <w:rPr>
           <w:bCs/>
           <w:b/>
         </w:rPr>
-        <w:t xml:space="preserve">Scanner RGB → walkable scene with data (Renon / ICOS IT-Ren).</w:t>
-      </w:r>
-      <w:r>
-        <w:t xml:space="preserve"> </w:t>
-      </w:r>
-      <w:r>
-        <w:t xml:space="preserve">A TLS E57 with</w:t>
-      </w:r>
-      <w:r>
-        <w:t xml:space="preserve"> </w:t>
-      </w:r>
-      <w:r>
-        <w:t xml:space="preserve">six pinhole images and poses per setup is reprojected to a seamless equirectangular</w:t>
-      </w:r>
-      <w:r>
-        <w:t xml:space="preserve"> </w:t>
-      </w:r>
-      <w:r>
-        <w:t xml:space="preserve">panorama; the co-registered point cloud is added, and inventory markers (stem</w:t>
-      </w:r>
-      <w:r>
-        <w:t xml:space="preserve"> </w:t>
-      </w:r>
-      <w:r>
-        <w:t xml:space="preserve">detection, DBH, height, crown metrics, quantitative structure model, growth</w:t>
-      </w:r>
-      <w:r>
-        <w:t xml:space="preserve"> </w:t>
-      </w:r>
-      <w:r>
-        <w:t xml:space="preserve">projection) are placed in the walkable scene. This demonstrates both outputs from</w:t>
-      </w:r>
-      <w:r>
-        <w:t xml:space="preserve"> </w:t>
-      </w:r>
-      <w:r>
-        <w:t xml:space="preserve">one acquisition — panorama and data carrier.</w:t>
-      </w:r>
-    </w:p>
-    <w:p>
-      <w:pPr>
-        <w:pStyle w:val="BodyText"/>
-      </w:pPr>
-      <w:r>
-        <w:rPr>
-          <w:iCs/>
-          <w:i/>
-        </w:rPr>
-        <w:t xml:space="preserve">Inventory path and its range of validity.</w:t>
-      </w:r>
-      <w:r>
-        <w:t xml:space="preserve"> </w:t>
-      </w:r>
-      <w:r>
-        <w:t xml:space="preserve">On plot-wide TLS clouds the chain</w:t>
-      </w:r>
-      <w:r>
-        <w:t xml:space="preserve"> </w:t>
-      </w:r>
-      <w:r>
-        <w:t xml:space="preserve">uses 3DFin [11] as stem detector. On two manually labelled plots of the</w:t>
-      </w:r>
-      <w:r>
-        <w:t xml:space="preserve"> </w:t>
-      </w:r>
-      <w:r>
-        <w:t xml:space="preserve">SegmentedForests dataset [12] it reaches 98.5 % recall / 95.7 % precision</w:t>
-      </w:r>
-      <w:r>
-        <w:t xml:space="preserve"> </w:t>
-      </w:r>
-      <w:r>
-        <w:t xml:space="preserve">(plot_06, 68 stems) and 94.5 % / 100 % (plot_07, 128 stems), clearly ahead of</w:t>
-      </w:r>
-      <w:r>
-        <w:t xml:space="preserve"> </w:t>
-      </w:r>
-      <w:r>
-        <w:t xml:space="preserve">the simpler detectors we also tested. This accuracy depends on circumferential</w:t>
-      </w:r>
-      <w:r>
-        <w:t xml:space="preserve"> </w:t>
-      </w:r>
-      <w:r>
-        <w:t xml:space="preserve">stem coverage: 3DFin accepts a diameter only if the stem cross-section at breast</w:t>
-      </w:r>
-      <w:r>
-        <w:t xml:space="preserve"> </w:t>
-      </w:r>
-      <w:r>
-        <w:t xml:space="preserve">height is covered in at least 9 of 16 sectors (≈ 202°). The labelled plots offer a</w:t>
-      </w:r>
-      <w:r>
-        <w:t xml:space="preserve"> </w:t>
-      </w:r>
-      <w:r>
-        <w:t xml:space="preserve">median arc of 280–360°; on the Renon stand, merged from four nearby scan</w:t>
-      </w:r>
-      <w:r>
-        <w:t xml:space="preserve"> </w:t>
-      </w:r>
-      <w:r>
-        <w:t xml:space="preserve">positions, the median is 180°, and 3DFin declines a diameter for 29 of 37 detected</w:t>
-      </w:r>
-      <w:r>
-        <w:t xml:space="preserve"> </w:t>
-      </w:r>
-      <w:r>
-        <w:t xml:space="preserve">stems — correct behaviour, since the data do not support one. The inventory</w:t>
-      </w:r>
-      <w:r>
-        <w:t xml:space="preserve"> </w:t>
-      </w:r>
-      <w:r>
-        <w:t xml:space="preserve">markers are therefore only as reliable as the scan geometry behind them. A</w:t>
-      </w:r>
-      <w:r>
-        <w:t xml:space="preserve"> </w:t>
-      </w:r>
-      <w:r>
-        <w:t xml:space="preserve">systematic comparison of detectors as a function of coverage is beyond the scope</w:t>
-      </w:r>
-      <w:r>
-        <w:t xml:space="preserve"> </w:t>
-      </w:r>
-      <w:r>
-        <w:t xml:space="preserve">of this software paper; per-method results and scripts are documented in the</w:t>
-      </w:r>
-      <w:r>
-        <w:t xml:space="preserve"> </w:t>
-      </w:r>
-      <w:r>
-        <w:t xml:space="preserve">repository (</w:t>
-      </w:r>
-      <w:r>
-        <w:rPr>
-          <w:rStyle w:val="VerbatimChar"/>
-        </w:rPr>
-        <w:t xml:space="preserve">scripts/BENCH_DETECTION.md</w:t>
-      </w:r>
-      <w:r>
-        <w:t xml:space="preserve">).</w:t>
-      </w:r>
-    </w:p>
-    <w:p>
-      <w:pPr>
-        <w:pStyle w:val="BodyText"/>
-      </w:pPr>
+        <w:t xml:space="preserve">completed</w:t>
+      </w:r>
+      <w:r>
+        <w:t xml:space="preserve"> </w:t>
+      </w:r>
+      <w:r>
+        <w:t xml:space="preserve">if the chain writes a panorama and as</w:t>
+      </w:r>
+      <w:r>
+        <w:t xml:space="preserve"> </w:t>
+      </w:r>
       <w:r>
         <w:rPr>
           <w:bCs/>
           <w:b/>
         </w:rPr>
-        <w:t xml:space="preserve">Consumer/DSLR fisheye → scene (stitching).</w:t>
-      </w:r>
-      <w:r>
-        <w:t xml:space="preserve"> </w:t>
-      </w:r>
-      <w:r>
-        <w:t xml:space="preserve">Six overlapping fisheye frames are</w:t>
-      </w:r>
-      <w:r>
-        <w:t xml:space="preserve"> </w:t>
-      </w:r>
-      <w:r>
-        <w:t xml:space="preserve">stitched automatically and published as a navigable scene, demonstrating the</w:t>
-      </w:r>
-      <w:r>
-        <w:t xml:space="preserve"> </w:t>
-      </w:r>
-      <w:r>
-        <w:t xml:space="preserve">pose-unknown branch across the low-cost end of the device spectrum.</w:t>
-      </w:r>
-    </w:p>
-    <w:p>
-      <w:pPr>
-        <w:pStyle w:val="BodyText"/>
-      </w:pPr>
-      <w:r>
-        <w:rPr>
-          <w:bCs/>
-          <w:b/>
-        </w:rPr>
-        <w:t xml:space="preserve">Quantitative comparison against CC0 ground truth.</w:t>
-      </w:r>
-      <w:r>
-        <w:t xml:space="preserve"> </w:t>
-      </w:r>
-      <w:r>
-        <w:t xml:space="preserve">From each of eleven CC0</w:t>
-      </w:r>
-      <w:r>
-        <w:t xml:space="preserve"> </w:t>
-      </w:r>
-      <w:r>
-        <w:t xml:space="preserve">reference panoramas (Poly Haven, 8192×4096) we render synthetic captures and rebuild</w:t>
-      </w:r>
-      <w:r>
-        <w:t xml:space="preserve"> </w:t>
-      </w:r>
-      <w:r>
-        <w:t xml:space="preserve">a panorama (2048×1024) — once by stitching six 180° fisheye frames (pose withheld),</w:t>
-      </w:r>
-      <w:r>
-        <w:t xml:space="preserve"> </w:t>
-      </w:r>
-      <w:r>
-        <w:t xml:space="preserve">once by reprojecting six 90° pinhole frames plus zenith/nadir (pose used) — and</w:t>
-      </w:r>
-      <w:r>
-        <w:t xml:space="preserve"> </w:t>
-      </w:r>
-      <w:r>
-        <w:t xml:space="preserve">measure both against the same original (PSNR, SSIM [8]).</w:t>
-      </w:r>
-    </w:p>
-    <w:p>
-      <w:pPr>
-        <w:pStyle w:val="BodyText"/>
-      </w:pPr>
-      <w:r>
-        <w:rPr>
-          <w:iCs/>
-          <w:i/>
-        </w:rPr>
-        <w:t xml:space="preserve">Counting convention (used throughout):</w:t>
-      </w:r>
-      <w:r>
-        <w:t xml:space="preserve"> </w:t>
-      </w:r>
-      <w:r>
-        <w:rPr>
-          <w:bCs/>
-          <w:b/>
-        </w:rPr>
-        <w:t xml:space="preserve">completed</w:t>
-      </w:r>
-      <w:r>
-        <w:t xml:space="preserve"> </w:t>
-      </w:r>
-      <w:r>
-        <w:t xml:space="preserve">means the chain wrote a</w:t>
-      </w:r>
-      <w:r>
-        <w:t xml:space="preserve"> </w:t>
-      </w:r>
-      <w:r>
-        <w:t xml:space="preserve">panorama at all;</w:t>
-      </w:r>
-      <w:r>
-        <w:t xml:space="preserve"> </w:t>
-      </w:r>
-      <w:r>
-        <w:rPr>
-          <w:bCs/>
-          <w:b/>
-        </w:rPr>
         <w:t xml:space="preserve">usable</w:t>
       </w:r>
       <w:r>
         <w:t xml:space="preserve"> </w:t>
       </w:r>
       <w:r>
-        <w:t xml:space="preserve">additionally means the result is geometrically</w:t>
-      </w:r>
-      <w:r>
-        <w:t xml:space="preserve"> </w:t>
-      </w:r>
-      <w:r>
-        <w:t xml:space="preserve">correct. The distinction matters for stitching, where two runs produce a</w:t>
-      </w:r>
-      <w:r>
-        <w:t xml:space="preserve"> </w:t>
-      </w:r>
-      <w:r>
-        <w:t xml:space="preserve">complete but misregistered image.</w:t>
+        <w:t xml:space="preserve">if the result is also geometrically correct.</w:t>
       </w:r>
     </w:p>
     <w:tbl>
@@ -1912,35 +1687,46 @@
         <w:pStyle w:val="BodyText"/>
       </w:pPr>
       <w:r>
-        <w:t xml:space="preserve">Aggregate figures refer to the</w:t>
-      </w:r>
-      <w:r>
-        <w:t xml:space="preserve"> </w:t>
-      </w:r>
-      <w:r>
-        <w:rPr>
-          <w:iCs/>
-          <w:i/>
-        </w:rPr>
-        <w:t xml:space="preserve">usable</w:t>
-      </w:r>
-      <w:r>
-        <w:t xml:space="preserve"> </w:t>
-      </w:r>
-      <w:r>
-        <w:t xml:space="preserve">runs; the two misregistered stitches</w:t>
-      </w:r>
-      <w:r>
-        <w:t xml:space="preserve"> </w:t>
-      </w:r>
-      <w:r>
-        <w:t xml:space="preserve">(8.6 and 11.7 dB) are excluded because they would otherwise dominate mean and</w:t>
-      </w:r>
-      <w:r>
-        <w:t xml:space="preserve"> </w:t>
-      </w:r>
-      <w:r>
-        <w:t xml:space="preserve">spread, and are reported separately below.</w:t>
+        <w:t xml:space="preserve">Aggregate figures refer to the usable runs. The pose-based branch is better on</w:t>
+      </w:r>
+      <w:r>
+        <w:t xml:space="preserve"> </w:t>
+      </w:r>
+      <w:r>
+        <w:t xml:space="preserve">every measure (+3.9 dB, +0.05 SSIM, a third less local displacement) and</w:t>
+      </w:r>
+      <w:r>
+        <w:t xml:space="preserve"> </w:t>
+      </w:r>
+      <w:r>
+        <w:t xml:space="preserve">reconstructs all eleven scenes. Stitching fails on five: three times</w:t>
+      </w:r>
+      <w:r>
+        <w:t xml:space="preserve"> </w:t>
+      </w:r>
+      <w:r>
+        <w:rPr>
+          <w:rStyle w:val="VerbatimChar"/>
+        </w:rPr>
+        <w:t xml:space="preserve">enblend</w:t>
+      </w:r>
+      <w:r>
+        <w:t xml:space="preserve"> </w:t>
+      </w:r>
+      <w:r>
+        <w:t xml:space="preserve">aborts (excessive overlap, degenerate mask geometry, no detectable seam), and twice</w:t>
+      </w:r>
+      <w:r>
+        <w:t xml:space="preserve"> </w:t>
+      </w:r>
+      <w:r>
+        <w:t xml:space="preserve">the result is geometrically wrong (8.6 and 11.7 dB, confirmed by exhaustive search</w:t>
+      </w:r>
+      <w:r>
+        <w:t xml:space="preserve"> </w:t>
+      </w:r>
+      <w:r>
+        <w:t xml:space="preserve">over rotation, tilt, and mirroring).</w:t>
       </w:r>
     </w:p>
     <w:p>
@@ -1948,52 +1734,67 @@
         <w:pStyle w:val="BodyText"/>
       </w:pPr>
       <w:r>
-        <w:t xml:space="preserve">The pose-based branch is better on every measure (+3.9 dB, +0.05 SSIM, a third</w:t>
-      </w:r>
-      <w:r>
-        <w:t xml:space="preserve"> </w:t>
-      </w:r>
-      <w:r>
-        <w:t xml:space="preserve">less local displacement) and reconstructs all eleven scenes, while stitching fails</w:t>
-      </w:r>
-      <w:r>
-        <w:t xml:space="preserve"> </w:t>
-      </w:r>
-      <w:r>
-        <w:t xml:space="preserve">on five: three times</w:t>
-      </w:r>
-      <w:r>
-        <w:t xml:space="preserve"> </w:t>
-      </w:r>
-      <w:r>
-        <w:rPr>
-          <w:rStyle w:val="VerbatimChar"/>
-        </w:rPr>
-        <w:t xml:space="preserve">enblend</w:t>
-      </w:r>
-      <w:r>
-        <w:t xml:space="preserve"> </w:t>
-      </w:r>
-      <w:r>
-        <w:t xml:space="preserve">aborts (excessive overlap, degenerate mask</w:t>
-      </w:r>
-      <w:r>
-        <w:t xml:space="preserve"> </w:t>
-      </w:r>
-      <w:r>
-        <w:t xml:space="preserve">geometry, no detectable seam) and twice a geometrically wrong panorama results</w:t>
-      </w:r>
-      <w:r>
-        <w:t xml:space="preserve"> </w:t>
-      </w:r>
-      <w:r>
-        <w:t xml:space="preserve">(confirmed under exhaustive search over rotation, tilt, and mirroring, staying</w:t>
-      </w:r>
-      <w:r>
-        <w:t xml:space="preserve"> </w:t>
-      </w:r>
-      <w:r>
-        <w:t xml:space="preserve">below 11.7 dB).</w:t>
+        <w:rPr>
+          <w:bCs/>
+          <w:b/>
+        </w:rPr>
+        <w:t xml:space="preserve">Seam offset</w:t>
+      </w:r>
+      <w:r>
+        <w:t xml:space="preserve"> </w:t>
+      </w:r>
+      <w:r>
+        <w:t xml:space="preserve">is the local displacement measured by block-wise phase</w:t>
+      </w:r>
+      <w:r>
+        <w:t xml:space="preserve"> </w:t>
+      </w:r>
+      <w:r>
+        <w:t xml:space="preserve">correlation [9] (64-px blocks, 50 % overlap, low-structure blocks discarded).</w:t>
+      </w:r>
+      <w:r>
+        <w:t xml:space="preserve"> </w:t>
+      </w:r>
+      <w:r>
+        <w:t xml:space="preserve">Against the reference panorama it separates good from failed reconstructions more</w:t>
+      </w:r>
+      <w:r>
+        <w:t xml:space="preserve"> </w:t>
+      </w:r>
+      <w:r>
+        <w:t xml:space="preserve">sharply than PSNR or SSIM: medians of 0.07–0.13 px (reprojection) and 0.11–0.19 px</w:t>
+      </w:r>
+      <w:r>
+        <w:t xml:space="preserve"> </w:t>
+      </w:r>
+      <w:r>
+        <w:t xml:space="preserve">(good stitches) versus 5.95–6.14 px (failed stitches), a factor of ~40.</w:t>
+      </w:r>
+    </w:p>
+    <w:p>
+      <w:pPr>
+        <w:pStyle w:val="BodyText"/>
+      </w:pPr>
+      <w:r>
+        <w:t xml:space="preserve">The synthetic captures share one nodal point and simulate no sensor noise,</w:t>
+      </w:r>
+      <w:r>
+        <w:t xml:space="preserve"> </w:t>
+      </w:r>
+      <w:r>
+        <w:t xml:space="preserve">exposure differences, or lens distortion; they measure the geometry of the chain,</w:t>
+      </w:r>
+      <w:r>
+        <w:t xml:space="preserve"> </w:t>
+      </w:r>
+      <w:r>
+        <w:t xml:space="preserve">not camera image quality. Absolute PSNR is limited by the resolution chain and is</w:t>
+      </w:r>
+      <w:r>
+        <w:t xml:space="preserve"> </w:t>
+      </w:r>
+      <w:r>
+        <w:t xml:space="preserve">meaningful only in the comparison of the two branches.</w:t>
       </w:r>
     </w:p>
     <w:p>
@@ -2005,18 +1806,18 @@
           <wp:inline>
             <wp:extent cx="5334000" cy="2252133"/>
             <wp:effectExtent b="0" l="0" r="0" t="0"/>
-            <wp:docPr descr="Figure 2. Panorama evaluation against eleven CC0 references. The pose-based branch is more accurate and reconstructs every scene; the seam offset separates good from failed reconstructions by a factor of ~40 and is therefore usable as a ground-truth-free quality flag. Real captures with parallax lie ~56× above the synthetic case, which makes the synthetic figures a lower bound." title="" id="30" name="Picture"/>
+            <wp:docPr descr="Figure 2. Panorama evaluation against eleven CC0 references. The pose-based branch is more accurate and reconstructs every scene. Seam offset against the reference separates good from failed stitches by a factor of ~40; the reference-free offset of a real capture (PASSTA) is ~56× higher than in the parallax-free synthetic control." title="" id="31" name="Picture"/>
             <a:graphic>
               <a:graphicData uri="http://schemas.openxmlformats.org/drawingml/2006/picture">
                 <pic:pic>
                   <pic:nvPicPr>
-                    <pic:cNvPr descr="figures/fig2_evaluation.png" id="31" name="Picture"/>
+                    <pic:cNvPr descr="figures/fig2_evaluation.png" id="32" name="Picture"/>
                     <pic:cNvPicPr>
                       <a:picLocks noChangeArrowheads="1" noChangeAspect="1"/>
                     </pic:cNvPicPr>
                   </pic:nvPicPr>
                   <pic:blipFill>
-                    <a:blip r:embed="rId29"/>
+                    <a:blip r:embed="rId30"/>
                     <a:stretch>
                       <a:fillRect/>
                     </a:stretch>
@@ -2064,102 +1865,71 @@
         <w:t xml:space="preserve"> </w:t>
       </w:r>
       <w:r>
-        <w:t xml:space="preserve">branch is more accurate and reconstructs every scene; the seam offset separates</w:t>
-      </w:r>
-      <w:r>
-        <w:t xml:space="preserve"> </w:t>
-      </w:r>
-      <w:r>
-        <w:t xml:space="preserve">good from failed reconstructions by a factor of ~40 and is therefore usable as a</w:t>
-      </w:r>
-      <w:r>
-        <w:t xml:space="preserve"> </w:t>
-      </w:r>
-      <w:r>
-        <w:t xml:space="preserve">ground-truth-free quality flag. Real captures with parallax lie ~56× above the</w:t>
-      </w:r>
-      <w:r>
-        <w:t xml:space="preserve"> </w:t>
-      </w:r>
-      <w:r>
-        <w:t xml:space="preserve">synthetic case, which makes the synthetic figures a lower bound.</w:t>
-      </w:r>
-    </w:p>
-    <w:p>
-      <w:pPr>
-        <w:pStyle w:val="BodyText"/>
-      </w:pPr>
+        <w:t xml:space="preserve">branch is more accurate and reconstructs every scene. Seam offset against the</w:t>
+      </w:r>
+      <w:r>
+        <w:t xml:space="preserve"> </w:t>
+      </w:r>
+      <w:r>
+        <w:t xml:space="preserve">reference separates good from failed stitches by a factor of ~40; the reference-free</w:t>
+      </w:r>
+      <w:r>
+        <w:t xml:space="preserve"> </w:t>
+      </w:r>
+      <w:r>
+        <w:t xml:space="preserve">offset of a real capture (PASSTA) is ~56× higher than in the parallax-free</w:t>
+      </w:r>
+      <w:r>
+        <w:t xml:space="preserve"> </w:t>
+      </w:r>
+      <w:r>
+        <w:t xml:space="preserve">synthetic control.</w:t>
+      </w:r>
+    </w:p>
+    <w:bookmarkEnd w:id="33"/>
+    <w:bookmarkStart w:id="34" w:name="real-captures-the-cost-of-parallax"/>
+    <w:p>
+      <w:pPr>
+        <w:pStyle w:val="Heading3"/>
+      </w:pPr>
+      <w:r>
+        <w:t xml:space="preserve">3.3 Real captures: the cost of parallax</w:t>
+      </w:r>
+    </w:p>
+    <w:p>
+      <w:pPr>
+        <w:pStyle w:val="FirstParagraph"/>
+      </w:pPr>
+      <w:r>
+        <w:t xml:space="preserve">To quantify how far the synthetic setting is from reality,</w:t>
+      </w:r>
+      <w:r>
+        <w:t xml:space="preserve"> </w:t>
+      </w:r>
+      <w:r>
+        <w:rPr>
+          <w:rStyle w:val="VerbatimChar"/>
+        </w:rPr>
+        <w:t xml:space="preserve">eval_seams.py</w:t>
+      </w:r>
+      <w:r>
+        <w:t xml:space="preserve"> </w:t>
+      </w:r>
+      <w:r>
+        <w:t xml:space="preserve">measures seam offset</w:t>
+      </w:r>
+      <w:r>
+        <w:t xml:space="preserve"> </w:t>
+      </w:r>
       <w:r>
         <w:rPr>
           <w:bCs/>
           <w:b/>
         </w:rPr>
-        <w:t xml:space="preserve">Seam offset as an automatic quality flag.</w:t>
-      </w:r>
-      <w:r>
-        <w:t xml:space="preserve"> </w:t>
-      </w:r>
-      <w:r>
-        <w:t xml:space="preserve">Block-wise phase correlation [9] against</w:t>
-      </w:r>
-      <w:r>
-        <w:t xml:space="preserve"> </w:t>
-      </w:r>
-      <w:r>
-        <w:t xml:space="preserve">the reference (64-px blocks, 50% overlap, low-structure blocks discarded)</w:t>
-      </w:r>
-      <w:r>
-        <w:t xml:space="preserve"> </w:t>
-      </w:r>
-      <w:r>
-        <w:t xml:space="preserve">separates good from failed reconstructions more sharply than PSNR or SSIM: median</w:t>
-      </w:r>
-      <w:r>
-        <w:t xml:space="preserve"> </w:t>
-      </w:r>
-      <w:r>
-        <w:t xml:space="preserve">seam offset 0.11–0.19 px (good stitches) and 0.07–0.13 px (reprojection) versus</w:t>
-      </w:r>
-      <w:r>
-        <w:t xml:space="preserve"> </w:t>
-      </w:r>
-      <w:r>
-        <w:t xml:space="preserve">5.95–6.14 px (failed stitches) — a factor of ~40, interpretable without knowing</w:t>
-      </w:r>
-      <w:r>
-        <w:t xml:space="preserve"> </w:t>
-      </w:r>
-      <w:r>
-        <w:t xml:space="preserve">the ground truth of a single scene, and thus a robust threshold (here &gt; 1 px</w:t>
-      </w:r>
-      <w:r>
-        <w:t xml:space="preserve"> </w:t>
-      </w:r>
-      <w:r>
-        <w:t xml:space="preserve">median) for a GUI quality flag.</w:t>
-      </w:r>
-    </w:p>
-    <w:bookmarkStart w:id="32" w:name="X0f6433fc2097ace01559b9390e043a0431d66d5"/>
-    <w:p>
-      <w:pPr>
-        <w:pStyle w:val="Heading3"/>
-      </w:pPr>
-      <w:r>
-        <w:t xml:space="preserve">Real captures: the actual cost of parallax</w:t>
-      </w:r>
-    </w:p>
-    <w:p>
-      <w:pPr>
-        <w:pStyle w:val="FirstParagraph"/>
-      </w:pPr>
-      <w:r>
-        <w:t xml:space="preserve">The caveat that the synthetic figures are upper bounds can be resolved with open</w:t>
-      </w:r>
-      <w:r>
-        <w:t xml:space="preserve"> </w:t>
-      </w:r>
-      <w:r>
-        <w:t xml:space="preserve">data.</w:t>
+        <w:t xml:space="preserve">without a reference panorama</w:t>
+      </w:r>
+      <w:r>
+        <w:t xml:space="preserve">:</w:t>
       </w:r>
       <w:r>
         <w:t xml:space="preserve"> </w:t>
@@ -2168,13 +1938,39 @@
         <w:rPr>
           <w:rStyle w:val="VerbatimChar"/>
         </w:rPr>
-        <w:t xml:space="preserve">eval_seams.py</w:t>
-      </w:r>
-      <w:r>
-        <w:t xml:space="preserve"> </w:t>
-      </w:r>
-      <w:r>
-        <w:t xml:space="preserve">measures seam offset</w:t>
+        <w:t xml:space="preserve">nona</w:t>
+      </w:r>
+      <w:r>
+        <w:t xml:space="preserve"> </w:t>
+      </w:r>
+      <w:r>
+        <w:t xml:space="preserve">remaps each capture</w:t>
+      </w:r>
+      <w:r>
+        <w:t xml:space="preserve"> </w:t>
+      </w:r>
+      <w:r>
+        <w:t xml:space="preserve">separately into the panorama canvas, and where two source images overlap they show</w:t>
+      </w:r>
+      <w:r>
+        <w:t xml:space="preserve"> </w:t>
+      </w:r>
+      <w:r>
+        <w:t xml:space="preserve">the same viewing direction — with perfect registration and rotation about the</w:t>
+      </w:r>
+      <w:r>
+        <w:t xml:space="preserve"> </w:t>
+      </w:r>
+      <w:r>
+        <w:t xml:space="preserve">nodal point they would be identical there. Their local displacement is the error.</w:t>
+      </w:r>
+    </w:p>
+    <w:p>
+      <w:pPr>
+        <w:pStyle w:val="BodyText"/>
+      </w:pPr>
+      <w:r>
+        <w:t xml:space="preserve">The real capture is</w:t>
       </w:r>
       <w:r>
         <w:t xml:space="preserve"> </w:t>
@@ -2184,113 +1980,37 @@
           <w:bCs/>
           <w:b/>
         </w:rPr>
-        <w:t xml:space="preserve">without a reference panorama</w:t>
-      </w:r>
-      <w:r>
-        <w:t xml:space="preserve">:</w:t>
-      </w:r>
-      <w:r>
-        <w:t xml:space="preserve"> </w:t>
-      </w:r>
-      <w:r>
-        <w:rPr>
-          <w:rStyle w:val="VerbatimChar"/>
-        </w:rPr>
-        <w:t xml:space="preserve">nona</w:t>
-      </w:r>
-      <w:r>
-        <w:t xml:space="preserve"> </w:t>
-      </w:r>
-      <w:r>
-        <w:t xml:space="preserve">remaps each capture separately into the panorama canvas, and in the</w:t>
-      </w:r>
-      <w:r>
-        <w:t xml:space="preserve"> </w:t>
-      </w:r>
-      <w:r>
-        <w:t xml:space="preserve">overlaps two source images show the same viewing direction — with perfect</w:t>
-      </w:r>
-      <w:r>
-        <w:t xml:space="preserve"> </w:t>
-      </w:r>
-      <w:r>
-        <w:t xml:space="preserve">registration and rotation about the nodal point they would be identical there.</w:t>
-      </w:r>
-      <w:r>
-        <w:t xml:space="preserve"> </w:t>
-      </w:r>
-      <w:r>
-        <w:t xml:space="preserve">Their local displacement is the error.</w:t>
-      </w:r>
-    </w:p>
-    <w:p>
-      <w:pPr>
-        <w:pStyle w:val="BodyText"/>
-      </w:pPr>
-      <w:r>
-        <w:t xml:space="preserve">The real capture is</w:t>
-      </w:r>
-      <w:r>
-        <w:t xml:space="preserve"> </w:t>
-      </w:r>
-      <w:r>
-        <w:rPr>
-          <w:bCs/>
-          <w:b/>
-        </w:rPr>
         <w:t xml:space="preserve">PASSTA LunchRoom</w:t>
       </w:r>
       <w:r>
         <w:t xml:space="preserve"> </w:t>
       </w:r>
       <w:r>
-        <w:t xml:space="preserve">[10] (Zenodo, CC BY 4.0): 72 photographs from</w:t>
-      </w:r>
-      <w:r>
-        <w:t xml:space="preserve"> </w:t>
-      </w:r>
-      <w:r>
-        <w:t xml:space="preserve">a rotating Canon EOS 70D with supplied calibration. As a control, synthetic</w:t>
-      </w:r>
-      <w:r>
-        <w:t xml:space="preserve"> </w:t>
-      </w:r>
-      <w:r>
-        <w:t xml:space="preserve">captures with</w:t>
-      </w:r>
-      <w:r>
-        <w:t xml:space="preserve"> </w:t>
-      </w:r>
-      <w:r>
-        <w:rPr>
-          <w:bCs/>
-          <w:b/>
-        </w:rPr>
-        <w:t xml:space="preserve">identical geometry</w:t>
-      </w:r>
-      <w:r>
-        <w:t xml:space="preserve"> </w:t>
-      </w:r>
-      <w:r>
-        <w:t xml:space="preserve">are rendered from a CC0 panorama — 18</w:t>
-      </w:r>
-      <w:r>
-        <w:t xml:space="preserve"> </w:t>
-      </w:r>
-      <w:r>
-        <w:t xml:space="preserve">positions, 93.6° rectilinear, same stitching chain, same canvas width. The only</w:t>
-      </w:r>
-      <w:r>
-        <w:t xml:space="preserve"> </w:t>
-      </w:r>
-      <w:r>
-        <w:t xml:space="preserve">difference is that the real captures carry genuine parallax, sensor noise, and</w:t>
-      </w:r>
-      <w:r>
-        <w:t xml:space="preserve"> </w:t>
-      </w:r>
-      <w:r>
-        <w:t xml:space="preserve">exposure differences:</w:t>
+        <w:t xml:space="preserve">[10]: 72 photographs from a rotating</w:t>
+      </w:r>
+      <w:r>
+        <w:t xml:space="preserve"> </w:t>
+      </w:r>
+      <w:r>
+        <w:t xml:space="preserve">Canon EOS 70D with supplied calibration. As a control, synthetic captures with</w:t>
+      </w:r>
+      <w:r>
+        <w:t xml:space="preserve"> </w:t>
+      </w:r>
+      <w:r>
+        <w:t xml:space="preserve">identical geometry are rendered from a CC0 panorama (18 positions, 93.6°</w:t>
+      </w:r>
+      <w:r>
+        <w:t xml:space="preserve"> </w:t>
+      </w:r>
+      <w:r>
+        <w:t xml:space="preserve">rectilinear, same stitching chain, same canvas width), so that the real captures</w:t>
+      </w:r>
+      <w:r>
+        <w:t xml:space="preserve"> </w:t>
+      </w:r>
+      <w:r>
+        <w:t xml:space="preserve">differ only by genuine parallax, sensor noise, and exposure differences:</w:t>
       </w:r>
     </w:p>
     <w:tbl>
@@ -2508,227 +2228,79 @@
         <w:pStyle w:val="BodyText"/>
       </w:pPr>
       <w:r>
-        <w:rPr>
-          <w:bCs/>
-          <w:b/>
-        </w:rPr>
-        <w:t xml:space="preserve">The median is ~56× higher and the 95th percentile ~140×.</w:t>
-      </w:r>
-      <w:r>
-        <w:t xml:space="preserve"> </w:t>
-      </w:r>
-      <w:r>
-        <w:t xml:space="preserve">This substantiates</w:t>
-      </w:r>
-      <w:r>
-        <w:t xml:space="preserve"> </w:t>
-      </w:r>
-      <w:r>
-        <w:t xml:space="preserve">what could previously only be asserted: the synthetic evaluation understates the</w:t>
-      </w:r>
-      <w:r>
-        <w:t xml:space="preserve"> </w:t>
-      </w:r>
-      <w:r>
-        <w:t xml:space="preserve">real stitching error by orders of magnitude, and the gap measured there between</w:t>
-      </w:r>
-      <w:r>
-        <w:t xml:space="preserve"> </w:t>
-      </w:r>
-      <w:r>
-        <w:t xml:space="preserve">the two branches is a</w:t>
-      </w:r>
-      <w:r>
-        <w:t xml:space="preserve"> </w:t>
-      </w:r>
-      <w:r>
-        <w:rPr>
-          <w:bCs/>
-          <w:b/>
-        </w:rPr>
-        <w:t xml:space="preserve">lower bound</w:t>
-      </w:r>
-      <w:r>
-        <w:t xml:space="preserve">.</w:t>
-      </w:r>
-    </w:p>
-    <w:p>
-      <w:pPr>
-        <w:pStyle w:val="BodyText"/>
-      </w:pPr>
-      <w:r>
-        <w:rPr>
-          <w:iCs/>
-          <w:i/>
-        </w:rPr>
-        <w:t xml:space="preserve">Interpretation.</w:t>
-      </w:r>
-      <w:r>
-        <w:t xml:space="preserve"> </w:t>
-      </w:r>
-      <w:r>
-        <w:t xml:space="preserve">PASSTA LunchRoom is an indoor scene with nearby objects, and</w:t>
-      </w:r>
-      <w:r>
-        <w:t xml:space="preserve"> </w:t>
-      </w:r>
-      <w:r>
-        <w:t xml:space="preserve">parallax is worst at short range. An outdoor stand with predominantly distant</w:t>
-      </w:r>
-      <w:r>
-        <w:t xml:space="preserve"> </w:t>
-      </w:r>
-      <w:r>
-        <w:t xml:space="preserve">objects will fare better; the 3.95 px is therefore an example of the unfavourable</w:t>
-      </w:r>
-      <w:r>
-        <w:t xml:space="preserve"> </w:t>
-      </w:r>
-      <w:r>
-        <w:t xml:space="preserve">case, not a universal value. Part of the difference also stems from noise and</w:t>
-      </w:r>
-      <w:r>
-        <w:t xml:space="preserve"> </w:t>
-      </w:r>
-      <w:r>
-        <w:t xml:space="preserve">exposure variation rather than parallax alone. The pose-based branch is unaffected</w:t>
-      </w:r>
-      <w:r>
-        <w:t xml:space="preserve"> </w:t>
-      </w:r>
-      <w:r>
-        <w:t xml:space="preserve">by all of this: it has no overlap seams, because every viewing direction comes</w:t>
-      </w:r>
-      <w:r>
-        <w:t xml:space="preserve"> </w:t>
-      </w:r>
-      <w:r>
-        <w:t xml:space="preserve">from exactly one camera.</w:t>
-      </w:r>
-    </w:p>
-    <w:p>
-      <w:pPr>
-        <w:pStyle w:val="BodyText"/>
-      </w:pPr>
-      <w:r>
-        <w:rPr>
-          <w:iCs/>
-          <w:i/>
-        </w:rPr>
-        <w:t xml:space="preserve">Honesty of the numbers.</w:t>
-      </w:r>
-      <w:r>
-        <w:t xml:space="preserve"> </w:t>
-      </w:r>
-      <w:r>
-        <w:t xml:space="preserve">All synthetic captures share one nodal point; the</w:t>
-      </w:r>
-      <w:r>
-        <w:t xml:space="preserve"> </w:t>
-      </w:r>
-      <w:r>
-        <w:t xml:space="preserve">PSNR/SSIM stitching figures are therefore</w:t>
-      </w:r>
-      <w:r>
-        <w:t xml:space="preserve"> </w:t>
-      </w:r>
-      <w:r>
-        <w:rPr>
-          <w:bCs/>
-          <w:b/>
-        </w:rPr>
-        <w:t xml:space="preserve">upper bounds</w:t>
-      </w:r>
-      <w:r>
-        <w:t xml:space="preserve">, and the section above</w:t>
-      </w:r>
-      <w:r>
-        <w:t xml:space="preserve"> </w:t>
-      </w:r>
-      <w:r>
-        <w:t xml:space="preserve">quantifies the distance to reality (~56× in median seam offset). No sensor noise, exposure differences, or distortion are simulated — the</w:t>
-      </w:r>
-      <w:r>
-        <w:t xml:space="preserve"> </w:t>
-      </w:r>
-      <w:r>
-        <w:t xml:space="preserve">geometry of the chain is measured, not camera image quality. Absolute PSNR is</w:t>
-      </w:r>
-      <w:r>
-        <w:t xml:space="preserve"> </w:t>
-      </w:r>
-      <w:r>
-        <w:t xml:space="preserve">capped by the resolution chain and is meaningful only in the comparison of the two</w:t>
-      </w:r>
-      <w:r>
-        <w:t xml:space="preserve"> </w:t>
-      </w:r>
-      <w:r>
-        <w:t xml:space="preserve">branches. The reprojection figures hold only since switching to bilinear sampling;</w:t>
-      </w:r>
-      <w:r>
-        <w:t xml:space="preserve"> </w:t>
-      </w:r>
-      <w:r>
-        <w:t xml:space="preserve">with nearest-neighbour sampling the same branch scored 25.4 dB / SSIM 0.871</w:t>
-      </w:r>
-      <w:r>
-        <w:t xml:space="preserve"> </w:t>
-      </w:r>
-      <w:r>
-        <w:t xml:space="preserve">instead of 28.2 / 0.935 (ph-mossy-forest) — an implementation artefact that could</w:t>
-      </w:r>
-      <w:r>
-        <w:t xml:space="preserve"> </w:t>
-      </w:r>
-      <w:r>
-        <w:t xml:space="preserve">have been reported as a property of the method.</w:t>
-      </w:r>
-    </w:p>
-    <w:p>
-      <w:pPr>
-        <w:pStyle w:val="BodyText"/>
-      </w:pPr>
-      <w:r>
-        <w:rPr>
-          <w:bCs/>
-          <w:b/>
-        </w:rPr>
-        <w:t xml:space="preserve">Runtime per input class, end to end.</w:t>
-      </w:r>
-      <w:r>
-        <w:t xml:space="preserve"> </w:t>
-      </w:r>
-      <w:r>
-        <w:t xml:space="preserve">Measured through the running</w:t>
-      </w:r>
-      <w:r>
-        <w:t xml:space="preserve"> </w:t>
-      </w:r>
-      <w:r>
-        <w:t xml:space="preserve">containerized service — upload, queue, processing, and publication included — with</w:t>
-      </w:r>
-      <w:r>
-        <w:t xml:space="preserve"> </w:t>
-      </w:r>
-      <w:r>
-        <w:t xml:space="preserve">the input type</w:t>
-      </w:r>
-      <w:r>
-        <w:t xml:space="preserve"> </w:t>
-      </w:r>
-      <w:r>
-        <w:rPr>
-          <w:iCs/>
-          <w:i/>
-        </w:rPr>
-        <w:t xml:space="preserve">not</w:t>
-      </w:r>
-      <w:r>
-        <w:t xml:space="preserve"> </w:t>
-      </w:r>
-      <w:r>
-        <w:t xml:space="preserve">declared, so the chain detects it itself:</w:t>
+        <w:t xml:space="preserve">The median is ~56× higher and the 95th percentile ~140×. The synthetic stitching</w:t>
+      </w:r>
+      <w:r>
+        <w:t xml:space="preserve"> </w:t>
+      </w:r>
+      <w:r>
+        <w:t xml:space="preserve">figures are therefore upper bounds of real stitching quality, and the advantage of</w:t>
+      </w:r>
+      <w:r>
+        <w:t xml:space="preserve"> </w:t>
+      </w:r>
+      <w:r>
+        <w:t xml:space="preserve">reprojection measured in Section 3.2 is a lower bound. PASSTA LunchRoom is an</w:t>
+      </w:r>
+      <w:r>
+        <w:t xml:space="preserve"> </w:t>
+      </w:r>
+      <w:r>
+        <w:t xml:space="preserve">indoor scene with nearby objects, where parallax is strongest; outdoor scenes with</w:t>
+      </w:r>
+      <w:r>
+        <w:t xml:space="preserve"> </w:t>
+      </w:r>
+      <w:r>
+        <w:t xml:space="preserve">mostly distant objects will fare better. The reprojection branch is unaffected: it</w:t>
+      </w:r>
+      <w:r>
+        <w:t xml:space="preserve"> </w:t>
+      </w:r>
+      <w:r>
+        <w:t xml:space="preserve">has no overlap seams, because every viewing direction comes from exactly one</w:t>
+      </w:r>
+      <w:r>
+        <w:t xml:space="preserve"> </w:t>
+      </w:r>
+      <w:r>
+        <w:t xml:space="preserve">camera. For an automatic quality flag this means that a threshold derived from</w:t>
+      </w:r>
+      <w:r>
+        <w:t xml:space="preserve"> </w:t>
+      </w:r>
+      <w:r>
+        <w:t xml:space="preserve">synthetic data (e.g. &gt; 1 px) does not transfer to real captures and has to be</w:t>
+      </w:r>
+      <w:r>
+        <w:t xml:space="preserve"> </w:t>
+      </w:r>
+      <w:r>
+        <w:t xml:space="preserve">calibrated on real data.</w:t>
+      </w:r>
+    </w:p>
+    <w:bookmarkEnd w:id="34"/>
+    <w:bookmarkStart w:id="35" w:name="runtime-per-input-class"/>
+    <w:p>
+      <w:pPr>
+        <w:pStyle w:val="Heading3"/>
+      </w:pPr>
+      <w:r>
+        <w:t xml:space="preserve">3.4 Runtime per input class</w:t>
+      </w:r>
+    </w:p>
+    <w:p>
+      <w:pPr>
+        <w:pStyle w:val="FirstParagraph"/>
+      </w:pPr>
+      <w:r>
+        <w:t xml:space="preserve">Measured end to end through the running containerized service (upload, queue,</w:t>
+      </w:r>
+      <w:r>
+        <w:t xml:space="preserve"> </w:t>
+      </w:r>
+      <w:r>
+        <w:t xml:space="preserve">processing, publication), with the input type not declared:</w:t>
       </w:r>
     </w:p>
     <w:tbl>
@@ -3067,31 +2639,360 @@
         <w:pStyle w:val="BodyText"/>
       </w:pPr>
       <w:r>
-        <w:t xml:space="preserve">(Medians of two runs each, consumer CPU.) The input class was detected correctly</w:t>
-      </w:r>
-      <w:r>
-        <w:t xml:space="preserve"> </w:t>
-      </w:r>
-      <w:r>
-        <w:t xml:space="preserve">in all six runs — an independent confirmation of the dispatch described in</w:t>
-      </w:r>
-      <w:r>
-        <w:t xml:space="preserve"> </w:t>
-      </w:r>
-      <w:r>
-        <w:t xml:space="preserve">Section 2.1. Note that the most expensive case is not the largest dataset: the</w:t>
-      </w:r>
-      <w:r>
-        <w:t xml:space="preserve"> </w:t>
-      </w:r>
-      <w:r>
-        <w:t xml:space="preserve">178 MB scan finishes in 32 s while 6.9 MB of individual frames take 70 s. Cost</w:t>
-      </w:r>
-      <w:r>
-        <w:t xml:space="preserve"> </w:t>
-      </w:r>
-      <w:r>
-        <w:t xml:space="preserve">comes from</w:t>
+        <w:t xml:space="preserve">Medians of two runs each on a consumer CPU; the input class was detected</w:t>
+      </w:r>
+      <w:r>
+        <w:t xml:space="preserve"> </w:t>
+      </w:r>
+      <w:r>
+        <w:t xml:space="preserve">correctly in all runs, and no manual intervention was needed. The 178 MB scan</w:t>
+      </w:r>
+      <w:r>
+        <w:t xml:space="preserve"> </w:t>
+      </w:r>
+      <w:r>
+        <w:t xml:space="preserve">finishes in 32 s, the 6.9 MB of individual frames take 70 s: cost comes from</w:t>
+      </w:r>
+      <w:r>
+        <w:t xml:space="preserve"> </w:t>
+      </w:r>
+      <w:r>
+        <w:t xml:space="preserve">registration, not from data volume — precisely what pose-based reprojection</w:t>
+      </w:r>
+      <w:r>
+        <w:t xml:space="preserve"> </w:t>
+      </w:r>
+      <w:r>
+        <w:t xml:space="preserve">avoids.</w:t>
+      </w:r>
+    </w:p>
+    <w:bookmarkEnd w:id="35"/>
+    <w:bookmarkEnd w:id="36"/>
+    <w:bookmarkStart w:id="37" w:name="impact"/>
+    <w:p>
+      <w:pPr>
+        <w:pStyle w:val="Heading2"/>
+      </w:pPr>
+      <w:r>
+        <w:t xml:space="preserve">4. Impact</w:t>
+      </w:r>
+    </w:p>
+    <w:p>
+      <w:pPr>
+        <w:pStyle w:val="FirstParagraph"/>
+      </w:pPr>
+      <w:r>
+        <w:t xml:space="preserve">The tool makes reproducible, self-hosted 360°/3D documentation available without</w:t>
+      </w:r>
+      <w:r>
+        <w:t xml:space="preserve"> </w:t>
+      </w:r>
+      <w:r>
+        <w:t xml:space="preserve">vendor lock-in, from consumer cameras to TLS, through one GUI. It turns the</w:t>
+      </w:r>
+      <w:r>
+        <w:t xml:space="preserve"> </w:t>
+      </w:r>
+      <w:r>
+        <w:t xml:space="preserve">pose-bearing RGB images of laser scanners into navigable panoramas; the evaluation</w:t>
+      </w:r>
+      <w:r>
+        <w:t xml:space="preserve"> </w:t>
+      </w:r>
+      <w:r>
+        <w:t xml:space="preserve">shows why this is preferable whenever pose is available (no stitching failures,</w:t>
+      </w:r>
+      <w:r>
+        <w:t xml:space="preserve"> </w:t>
+      </w:r>
+      <w:r>
+        <w:t xml:space="preserve">higher accuracy, ~7× faster). For forest and environmental monitoring, one</w:t>
+      </w:r>
+      <w:r>
+        <w:t xml:space="preserve"> </w:t>
+      </w:r>
+      <w:r>
+        <w:t xml:space="preserve">acquisition yields a walkable panorama, the point cloud, and inventory markers in</w:t>
+      </w:r>
+      <w:r>
+        <w:t xml:space="preserve"> </w:t>
+      </w:r>
+      <w:r>
+        <w:t xml:space="preserve">the same scene, which supports communication and revisiting of plots. Seam offset</w:t>
+      </w:r>
+      <w:r>
+        <w:t xml:space="preserve"> </w:t>
+      </w:r>
+      <w:r>
+        <w:t xml:space="preserve">provides a candidate quality signal for automated batch processing, subject to</w:t>
+      </w:r>
+      <w:r>
+        <w:t xml:space="preserve"> </w:t>
+      </w:r>
+      <w:r>
+        <w:t xml:space="preserve">calibration on real captures.</w:t>
+      </w:r>
+    </w:p>
+    <w:bookmarkEnd w:id="37"/>
+    <w:bookmarkStart w:id="38" w:name="conclusions"/>
+    <w:p>
+      <w:pPr>
+        <w:pStyle w:val="Heading2"/>
+      </w:pPr>
+      <w:r>
+        <w:t xml:space="preserve">5. Conclusions</w:t>
+      </w:r>
+    </w:p>
+    <w:p>
+      <w:pPr>
+        <w:pStyle w:val="FirstParagraph"/>
+      </w:pPr>
+      <w:r>
+        <w:t xml:space="preserve">We presented an open-source, containerized, GUI-driven chain that converts</w:t>
+      </w:r>
+      <w:r>
+        <w:t xml:space="preserve"> </w:t>
+      </w:r>
+      <w:r>
+        <w:t xml:space="preserve">multi-image captures — with or without known pose — into walkable web scenes,</w:t>
+      </w:r>
+      <w:r>
+        <w:t xml:space="preserve"> </w:t>
+      </w:r>
+      <w:r>
+        <w:t xml:space="preserve">self-hostable end to end. A ground-truth evaluation shows the pose-based</w:t>
+      </w:r>
+      <w:r>
+        <w:t xml:space="preserve"> </w:t>
+      </w:r>
+      <w:r>
+        <w:t xml:space="preserve">reprojection branch to be more accurate, more robust, and faster than stitching</w:t>
+      </w:r>
+      <w:r>
+        <w:t xml:space="preserve"> </w:t>
+      </w:r>
+      <w:r>
+        <w:t xml:space="preserve">when scanner poses are available; a reference-free measurement on real captures</w:t>
+      </w:r>
+      <w:r>
+        <w:t xml:space="preserve"> </w:t>
+      </w:r>
+      <w:r>
+        <w:t xml:space="preserve">quantifies how strongly parallax degrades stitching. Future work: calibrate the</w:t>
+      </w:r>
+      <w:r>
+        <w:t xml:space="preserve"> </w:t>
+      </w:r>
+      <w:r>
+        <w:t xml:space="preserve">seam-offset quality flag on real captures and integrate it into the GUI; add a</w:t>
+      </w:r>
+      <w:r>
+        <w:t xml:space="preserve"> </w:t>
+      </w:r>
+      <w:r>
+        <w:t xml:space="preserve">freely licensed set of raw dual-fisheye frames from a consumer 360° camera to the</w:t>
+      </w:r>
+      <w:r>
+        <w:t xml:space="preserve"> </w:t>
+      </w:r>
+      <w:r>
+        <w:t xml:space="preserve">evaluation; and run a usability study with non-expert users (System Usability</w:t>
+      </w:r>
+      <w:r>
+        <w:t xml:space="preserve"> </w:t>
+      </w:r>
+      <w:r>
+        <w:t xml:space="preserve">Scale [13, 14]).</w:t>
+      </w:r>
+    </w:p>
+    <w:bookmarkEnd w:id="38"/>
+    <w:bookmarkStart w:id="39" w:name="data-availability"/>
+    <w:p>
+      <w:pPr>
+        <w:pStyle w:val="Heading2"/>
+      </w:pPr>
+      <w:r>
+        <w:t xml:space="preserve">Data availability</w:t>
+      </w:r>
+    </w:p>
+    <w:p>
+      <w:pPr>
+        <w:pStyle w:val="FirstParagraph"/>
+      </w:pPr>
+      <w:r>
+        <w:t xml:space="preserve">All data used in this work are third-party open data. Terrestrial laser scans:</w:t>
+      </w:r>
+      <w:r>
+        <w:t xml:space="preserve"> </w:t>
+      </w:r>
+      <w:r>
+        <w:t xml:space="preserve">Renon / ICOS IT-Ren (Leica BLK360, E57; CC BY 4.0) [15] and SegmentedForests</w:t>
+      </w:r>
+      <w:r>
+        <w:t xml:space="preserve"> </w:t>
+      </w:r>
+      <w:r>
+        <w:t xml:space="preserve">(MIT) [12]. Reference panoramas: eleven Poly Haven HDRIs (CC0,</w:t>
+      </w:r>
+      <w:r>
+        <w:t xml:space="preserve"> </w:t>
+      </w:r>
+      <w:r>
+        <w:t xml:space="preserve">https://polyhaven.com). Real multi-image capture: PASSTA LunchRoom (CC BY 4.0)</w:t>
+      </w:r>
+      <w:r>
+        <w:t xml:space="preserve"> </w:t>
+      </w:r>
+      <w:r>
+        <w:t xml:space="preserve">[10]. Source code, container recipe, and evaluation scripts:</w:t>
+      </w:r>
+      <w:r>
+        <w:t xml:space="preserve"> </w:t>
+      </w:r>
+      <w:r>
+        <w:t xml:space="preserve">https://github.com/anayana/For3Dsuite (GPL-3.0-or-later), archived at</w:t>
+      </w:r>
+      <w:r>
+        <w:t xml:space="preserve"> </w:t>
+      </w:r>
+      <w:r>
+        <w:t xml:space="preserve">https://doi.org/10.5281/zenodo.23323560.</w:t>
+      </w:r>
+    </w:p>
+    <w:bookmarkEnd w:id="39"/>
+    <w:bookmarkStart w:id="40" w:name="declaration-of-competing-interest"/>
+    <w:p>
+      <w:pPr>
+        <w:pStyle w:val="Heading2"/>
+      </w:pPr>
+      <w:r>
+        <w:t xml:space="preserve">Declaration of competing interest</w:t>
+      </w:r>
+    </w:p>
+    <w:p>
+      <w:pPr>
+        <w:pStyle w:val="FirstParagraph"/>
+      </w:pPr>
+      <w:r>
+        <w:t xml:space="preserve">The author declares no known competing financial interests or personal</w:t>
+      </w:r>
+      <w:r>
+        <w:t xml:space="preserve"> </w:t>
+      </w:r>
+      <w:r>
+        <w:t xml:space="preserve">relationships that could have appeared to influence the work reported in this</w:t>
+      </w:r>
+      <w:r>
+        <w:t xml:space="preserve"> </w:t>
+      </w:r>
+      <w:r>
+        <w:t xml:space="preserve">paper.</w:t>
+      </w:r>
+    </w:p>
+    <w:bookmarkEnd w:id="40"/>
+    <w:bookmarkStart w:id="41" w:name="credit-authorship-contribution-statement"/>
+    <w:p>
+      <w:pPr>
+        <w:pStyle w:val="Heading2"/>
+      </w:pPr>
+      <w:r>
+        <w:t xml:space="preserve">CRediT authorship contribution statement</w:t>
+      </w:r>
+    </w:p>
+    <w:p>
+      <w:pPr>
+        <w:pStyle w:val="FirstParagraph"/>
+      </w:pPr>
+      <w:r>
+        <w:rPr>
+          <w:bCs/>
+          <w:b/>
+        </w:rPr>
+        <w:t xml:space="preserve">Angel Naya:</w:t>
+      </w:r>
+      <w:r>
+        <w:t xml:space="preserve"> </w:t>
+      </w:r>
+      <w:r>
+        <w:t xml:space="preserve">Conceptualization, Methodology, Software, Validation, Formal</w:t>
+      </w:r>
+      <w:r>
+        <w:t xml:space="preserve"> </w:t>
+      </w:r>
+      <w:r>
+        <w:t xml:space="preserve">analysis, Data curation, Visualization, Writing – original draft, Writing –</w:t>
+      </w:r>
+      <w:r>
+        <w:t xml:space="preserve"> </w:t>
+      </w:r>
+      <w:r>
+        <w:t xml:space="preserve">review &amp; editing.</w:t>
+      </w:r>
+    </w:p>
+    <w:bookmarkEnd w:id="41"/>
+    <w:bookmarkStart w:id="42" w:name="acknowledgements"/>
+    <w:p>
+      <w:pPr>
+        <w:pStyle w:val="Heading2"/>
+      </w:pPr>
+      <w:r>
+        <w:t xml:space="preserve">Acknowledgements</w:t>
+      </w:r>
+    </w:p>
+    <w:p>
+      <w:pPr>
+        <w:pStyle w:val="FirstParagraph"/>
+      </w:pPr>
+      <w:r>
+        <w:t xml:space="preserve">The author thanks the providers of the open datasets used here: Chang et al. and</w:t>
+      </w:r>
+      <w:r>
+        <w:t xml:space="preserve"> </w:t>
+      </w:r>
+      <w:r>
+        <w:t xml:space="preserve">the ICOS ecosystem station IT-Ren for the Renon laser scans, the authors of</w:t>
+      </w:r>
+      <w:r>
+        <w:t xml:space="preserve"> </w:t>
+      </w:r>
+      <w:r>
+        <w:t xml:space="preserve">SegmentedForests and PASSTA, and the Poly Haven contributors. This research</w:t>
+      </w:r>
+      <w:r>
+        <w:t xml:space="preserve"> </w:t>
+      </w:r>
+      <w:r>
+        <w:t xml:space="preserve">received no specific grant from any funding agency in the public, commercial, or</w:t>
+      </w:r>
+      <w:r>
+        <w:t xml:space="preserve"> </w:t>
+      </w:r>
+      <w:r>
+        <w:t xml:space="preserve">not-for-profit sectors.</w:t>
+      </w:r>
+    </w:p>
+    <w:bookmarkEnd w:id="42"/>
+    <w:bookmarkStart w:id="43" w:name="references"/>
+    <w:p>
+      <w:pPr>
+        <w:pStyle w:val="Heading2"/>
+      </w:pPr>
+      <w:r>
+        <w:t xml:space="preserve">References</w:t>
+      </w:r>
+    </w:p>
+    <w:p>
+      <w:pPr>
+        <w:pStyle w:val="FirstParagraph"/>
+      </w:pPr>
+      <w:r>
+        <w:t xml:space="preserve">[1] Brown, M., Lowe, D. G. (2007). Automatic panoramic image stitching using</w:t>
+      </w:r>
+      <w:r>
+        <w:t xml:space="preserve"> </w:t>
+      </w:r>
+      <w:r>
+        <w:t xml:space="preserve">invariant features.</w:t>
       </w:r>
       <w:r>
         <w:t xml:space="preserve"> </w:t>
@@ -3101,351 +3002,27 @@
           <w:iCs/>
           <w:i/>
         </w:rPr>
-        <w:t xml:space="preserve">registration</w:t>
-      </w:r>
-      <w:r>
-        <w:t xml:space="preserve">, not data volume — precisely what pose-based</w:t>
-      </w:r>
-      <w:r>
-        <w:t xml:space="preserve"> </w:t>
-      </w:r>
-      <w:r>
-        <w:t xml:space="preserve">reprojection avoids. No manual intervention was required in any class.</w:t>
-      </w:r>
-    </w:p>
-    <w:bookmarkEnd w:id="32"/>
-    <w:bookmarkEnd w:id="33"/>
-    <w:bookmarkStart w:id="34" w:name="impact"/>
-    <w:p>
-      <w:pPr>
-        <w:pStyle w:val="Heading2"/>
-      </w:pPr>
-      <w:r>
-        <w:t xml:space="preserve">4. Impact</w:t>
-      </w:r>
-    </w:p>
-    <w:p>
-      <w:pPr>
-        <w:pStyle w:val="FirstParagraph"/>
-      </w:pPr>
-      <w:r>
-        <w:t xml:space="preserve">The tool makes reproducible, self-hosted 360°/3D documentation accessible without</w:t>
-      </w:r>
-      <w:r>
-        <w:t xml:space="preserve"> </w:t>
-      </w:r>
-      <w:r>
-        <w:t xml:space="preserve">vendor lock-in and across the full device–cost spectrum. Two contributions are of</w:t>
-      </w:r>
-      <w:r>
-        <w:t xml:space="preserve"> </w:t>
-      </w:r>
-      <w:r>
-        <w:t xml:space="preserve">wider use. First, it turns the routinely discarded, pose-bearing scanner RGB</w:t>
-      </w:r>
-      <w:r>
-        <w:t xml:space="preserve"> </w:t>
-      </w:r>
-      <w:r>
-        <w:t xml:space="preserve">images into first-class navigable panoramas and data carriers; the evaluation</w:t>
-      </w:r>
-      <w:r>
-        <w:t xml:space="preserve"> </w:t>
-      </w:r>
-      <w:r>
-        <w:t xml:space="preserve">quantifies why this is preferable when pose is available (seamless, ~7× faster,</w:t>
-      </w:r>
-      <w:r>
-        <w:t xml:space="preserve"> </w:t>
-      </w:r>
-      <w:r>
-        <w:t xml:space="preserve">no stitching failures). Second, the seam-offset metric provides a ground-truth-free</w:t>
-      </w:r>
-      <w:r>
-        <w:t xml:space="preserve"> </w:t>
-      </w:r>
-      <w:r>
-        <w:t xml:space="preserve">quality signal that can gate automated batch processing. For environmental and</w:t>
-      </w:r>
-      <w:r>
-        <w:t xml:space="preserve"> </w:t>
-      </w:r>
-      <w:r>
-        <w:t xml:space="preserve">forest monitoring specifically, the enrichment path couples a walkable visual</w:t>
-      </w:r>
-      <w:r>
-        <w:t xml:space="preserve"> </w:t>
-      </w:r>
-      <w:r>
-        <w:t xml:space="preserve">record with quantitative inventory on the same acquisition, supporting</w:t>
-      </w:r>
-      <w:r>
-        <w:t xml:space="preserve"> </w:t>
-      </w:r>
-      <w:r>
-        <w:t xml:space="preserve">communication and revisitation of plots.</w:t>
-      </w:r>
-    </w:p>
-    <w:bookmarkEnd w:id="34"/>
-    <w:bookmarkStart w:id="35" w:name="conclusions"/>
-    <w:p>
-      <w:pPr>
-        <w:pStyle w:val="Heading2"/>
-      </w:pPr>
-      <w:r>
-        <w:t xml:space="preserve">5. Conclusions</w:t>
-      </w:r>
-    </w:p>
-    <w:p>
-      <w:pPr>
-        <w:pStyle w:val="FirstParagraph"/>
-      </w:pPr>
-      <w:r>
-        <w:t xml:space="preserve">We presented an open-source, containerized, GUI-driven chain that converts</w:t>
-      </w:r>
-      <w:r>
-        <w:t xml:space="preserve"> </w:t>
-      </w:r>
-      <w:r>
-        <w:t xml:space="preserve">multi-image captures — with or without known pose — into walkable web 3D scenes,</w:t>
-      </w:r>
-      <w:r>
-        <w:t xml:space="preserve"> </w:t>
-      </w:r>
-      <w:r>
-        <w:t xml:space="preserve">self-hostable end to end. A ground-truth evaluation shows the pose-based</w:t>
-      </w:r>
-      <w:r>
-        <w:t xml:space="preserve"> </w:t>
-      </w:r>
-      <w:r>
-        <w:t xml:space="preserve">reprojection branch to be more accurate, more robust, and faster than stitching</w:t>
-      </w:r>
-      <w:r>
-        <w:t xml:space="preserve"> </w:t>
-      </w:r>
-      <w:r>
-        <w:t xml:space="preserve">when scanner poses are available, and yields an interpretable automatic quality</w:t>
-      </w:r>
-      <w:r>
-        <w:t xml:space="preserve"> </w:t>
-      </w:r>
-      <w:r>
-        <w:t xml:space="preserve">flag for the stitching branch. Future work: wire the quality flag into the GUI;</w:t>
-      </w:r>
-      <w:r>
-        <w:t xml:space="preserve"> </w:t>
-      </w:r>
-      <w:r>
-        <w:t xml:space="preserve">integrate further representations (3D Gaussian splatting, meshes) in the same</w:t>
-      </w:r>
-      <w:r>
-        <w:t xml:space="preserve"> </w:t>
-      </w:r>
-      <w:r>
-        <w:t xml:space="preserve">viewer; obtain a freely licensed set of raw dual-fisheye frames from a consumer</w:t>
-      </w:r>
-      <w:r>
-        <w:t xml:space="preserve"> </w:t>
-      </w:r>
-      <w:r>
-        <w:t xml:space="preserve">360° camera, which would close the last gap in device coverage for the stitching</w:t>
-      </w:r>
-      <w:r>
-        <w:t xml:space="preserve"> </w:t>
-      </w:r>
-      <w:r>
-        <w:t xml:space="preserve">branch; and run the prepared usability study (System Usability Scale [13, 14]).</w:t>
-      </w:r>
-    </w:p>
-    <w:bookmarkEnd w:id="35"/>
-    <w:bookmarkStart w:id="36" w:name="data-availability"/>
-    <w:p>
-      <w:pPr>
-        <w:pStyle w:val="Heading2"/>
-      </w:pPr>
-      <w:r>
-        <w:t xml:space="preserve">Data availability</w:t>
-      </w:r>
-    </w:p>
-    <w:p>
-      <w:pPr>
-        <w:pStyle w:val="FirstParagraph"/>
-      </w:pPr>
-      <w:r>
-        <w:t xml:space="preserve">All data used in this work are third-party open data. Terrestrial laser scans:</w:t>
-      </w:r>
-      <w:r>
-        <w:t xml:space="preserve"> </w:t>
-      </w:r>
-      <w:r>
-        <w:t xml:space="preserve">Renon / ICOS IT-Ren (Leica BLK360, E57; CC BY 4.0) [15] and SegmentedForests</w:t>
-      </w:r>
-      <w:r>
-        <w:t xml:space="preserve"> </w:t>
-      </w:r>
-      <w:r>
-        <w:t xml:space="preserve">(MIT) [12]. Reference panoramas for the quantitative evaluation: eleven Poly Haven</w:t>
-      </w:r>
-      <w:r>
-        <w:t xml:space="preserve"> </w:t>
-      </w:r>
-      <w:r>
-        <w:t xml:space="preserve">HDRIs (CC0, https://polyhaven.com). Real multi-image capture: PASSTA LunchRoom</w:t>
-      </w:r>
-      <w:r>
-        <w:t xml:space="preserve"> </w:t>
-      </w:r>
-      <w:r>
-        <w:t xml:space="preserve">(CC BY 4.0) [10]. Source code, container recipe and evaluation scripts:</w:t>
-      </w:r>
-      <w:r>
-        <w:t xml:space="preserve"> </w:t>
-      </w:r>
-      <w:r>
-        <w:t xml:space="preserve">https://github.com/anayana/For3Dsuite (GPL-3.0-or-later), archived at</w:t>
-      </w:r>
-      <w:r>
-        <w:t xml:space="preserve"> </w:t>
-      </w:r>
-      <w:r>
-        <w:t xml:space="preserve">https://doi.org/10.5281/zenodo.23323560.</w:t>
-      </w:r>
-    </w:p>
-    <w:bookmarkEnd w:id="36"/>
-    <w:bookmarkStart w:id="37" w:name="declaration-of-competing-interest"/>
-    <w:p>
-      <w:pPr>
-        <w:pStyle w:val="Heading2"/>
-      </w:pPr>
-      <w:r>
-        <w:t xml:space="preserve">Declaration of competing interest</w:t>
-      </w:r>
-    </w:p>
-    <w:p>
-      <w:pPr>
-        <w:pStyle w:val="FirstParagraph"/>
-      </w:pPr>
-      <w:r>
-        <w:t xml:space="preserve">The author declares no known competing financial interests or personal</w:t>
-      </w:r>
-      <w:r>
-        <w:t xml:space="preserve"> </w:t>
-      </w:r>
-      <w:r>
-        <w:t xml:space="preserve">relationships that could have appeared to influence the work reported in this</w:t>
-      </w:r>
-      <w:r>
-        <w:t xml:space="preserve"> </w:t>
-      </w:r>
-      <w:r>
-        <w:t xml:space="preserve">paper.</w:t>
-      </w:r>
-    </w:p>
-    <w:bookmarkEnd w:id="37"/>
-    <w:bookmarkStart w:id="38" w:name="credit-authorship-contribution-statement"/>
-    <w:p>
-      <w:pPr>
-        <w:pStyle w:val="Heading2"/>
-      </w:pPr>
-      <w:r>
-        <w:t xml:space="preserve">CRediT authorship contribution statement</w:t>
-      </w:r>
-    </w:p>
-    <w:p>
-      <w:pPr>
-        <w:pStyle w:val="FirstParagraph"/>
-      </w:pPr>
-      <w:r>
-        <w:rPr>
-          <w:bCs/>
-          <w:b/>
-        </w:rPr>
-        <w:t xml:space="preserve">Angel Naya:</w:t>
-      </w:r>
-      <w:r>
-        <w:t xml:space="preserve"> </w:t>
-      </w:r>
-      <w:r>
-        <w:t xml:space="preserve">Conceptualization, Methodology, Software, Validation, Formal</w:t>
-      </w:r>
-      <w:r>
-        <w:t xml:space="preserve"> </w:t>
-      </w:r>
-      <w:r>
-        <w:t xml:space="preserve">analysis, Data curation, Visualization, Writing – original draft, Writing –</w:t>
-      </w:r>
-      <w:r>
-        <w:t xml:space="preserve"> </w:t>
-      </w:r>
-      <w:r>
-        <w:t xml:space="preserve">review &amp; editing.</w:t>
-      </w:r>
-    </w:p>
-    <w:bookmarkEnd w:id="38"/>
-    <w:bookmarkStart w:id="39" w:name="acknowledgements"/>
-    <w:p>
-      <w:pPr>
-        <w:pStyle w:val="Heading2"/>
-      </w:pPr>
-      <w:r>
-        <w:t xml:space="preserve">Acknowledgements</w:t>
-      </w:r>
-    </w:p>
-    <w:p>
-      <w:pPr>
-        <w:pStyle w:val="FirstParagraph"/>
-      </w:pPr>
-      <w:r>
-        <w:t xml:space="preserve">The author thanks the providers of the open datasets used here: the ICOS</w:t>
-      </w:r>
-      <w:r>
-        <w:t xml:space="preserve"> </w:t>
-      </w:r>
-      <w:r>
-        <w:t xml:space="preserve">ecosystem station IT-Ren (Renon) and Chang et al. for the Renon laser scans, the</w:t>
-      </w:r>
-      <w:r>
-        <w:t xml:space="preserve"> </w:t>
-      </w:r>
-      <w:r>
-        <w:t xml:space="preserve">authors of SegmentedForests and PASSTA, and</w:t>
-      </w:r>
-      <w:r>
-        <w:t xml:space="preserve"> </w:t>
-      </w:r>
-      <w:r>
-        <w:t xml:space="preserve">the Poly Haven contributors. This research received no specific grant from any</w:t>
-      </w:r>
-      <w:r>
-        <w:t xml:space="preserve"> </w:t>
-      </w:r>
-      <w:r>
-        <w:t xml:space="preserve">funding agency in the public, commercial, or not-for-profit sectors.</w:t>
-      </w:r>
-    </w:p>
-    <w:bookmarkEnd w:id="39"/>
-    <w:bookmarkStart w:id="40" w:name="references"/>
-    <w:p>
-      <w:pPr>
-        <w:pStyle w:val="Heading2"/>
-      </w:pPr>
-      <w:r>
-        <w:t xml:space="preserve">References</w:t>
-      </w:r>
-    </w:p>
-    <w:p>
-      <w:pPr>
-        <w:pStyle w:val="FirstParagraph"/>
-      </w:pPr>
-      <w:r>
-        <w:t xml:space="preserve">[1] Brown, M., Lowe, D. G. (2007). Automatic panoramic image stitching using</w:t>
-      </w:r>
-      <w:r>
-        <w:t xml:space="preserve"> </w:t>
-      </w:r>
-      <w:r>
-        <w:t xml:space="preserve">invariant features.</w:t>
+        <w:t xml:space="preserve">International Journal of Computer Vision</w:t>
+      </w:r>
+      <w:r>
+        <w:t xml:space="preserve"> </w:t>
+      </w:r>
+      <w:r>
+        <w:t xml:space="preserve">74(1), 59–73.</w:t>
+      </w:r>
+      <w:r>
+        <w:t xml:space="preserve"> </w:t>
+      </w:r>
+      <w:r>
+        <w:t xml:space="preserve">https://doi.org/10.1007/s11263-006-0002-3</w:t>
+      </w:r>
+    </w:p>
+    <w:p>
+      <w:pPr>
+        <w:pStyle w:val="BodyText"/>
+      </w:pPr>
+      <w:r>
+        <w:t xml:space="preserve">[2] Szeliski, R. (2006). Image alignment and stitching: a tutorial.</w:t>
       </w:r>
       <w:r>
         <w:t xml:space="preserve"> </w:t>
@@ -3455,43 +3032,43 @@
           <w:iCs/>
           <w:i/>
         </w:rPr>
-        <w:t xml:space="preserve">International Journal of Computer Vision</w:t>
-      </w:r>
-      <w:r>
-        <w:t xml:space="preserve"> </w:t>
-      </w:r>
-      <w:r>
-        <w:t xml:space="preserve">74(1), 59–73.</w:t>
-      </w:r>
-      <w:r>
-        <w:t xml:space="preserve"> </w:t>
-      </w:r>
-      <w:r>
-        <w:t xml:space="preserve">https://doi.org/10.1007/s11263-006-0002-3</w:t>
-      </w:r>
-    </w:p>
-    <w:p>
-      <w:pPr>
-        <w:pStyle w:val="BodyText"/>
-      </w:pPr>
-      <w:r>
-        <w:t xml:space="preserve">[2] Szeliski, R. (2006). Image alignment and stitching: a tutorial.</w:t>
-      </w:r>
-      <w:r>
-        <w:t xml:space="preserve"> </w:t>
+        <w:t xml:space="preserve">Foundations</w:t>
       </w:r>
       <w:r>
         <w:rPr>
           <w:iCs/>
           <w:i/>
         </w:rPr>
-        <w:t xml:space="preserve">Foundations</w:t>
+        <w:t xml:space="preserve"> </w:t>
       </w:r>
       <w:r>
         <w:rPr>
           <w:iCs/>
           <w:i/>
         </w:rPr>
+        <w:t xml:space="preserve">and Trends in Computer Graphics and Vision</w:t>
+      </w:r>
+      <w:r>
+        <w:t xml:space="preserve"> </w:t>
+      </w:r>
+      <w:r>
+        <w:t xml:space="preserve">2(1), 1–104.</w:t>
+      </w:r>
+      <w:r>
+        <w:t xml:space="preserve"> </w:t>
+      </w:r>
+      <w:r>
+        <w:t xml:space="preserve">https://doi.org/10.1561/0600000009</w:t>
+      </w:r>
+    </w:p>
+    <w:p>
+      <w:pPr>
+        <w:pStyle w:val="BodyText"/>
+      </w:pPr>
+      <w:r>
+        <w:t xml:space="preserve">[3] Petroff, M. A. (2019). Pannellum: a lightweight web-based panorama viewer.</w:t>
+      </w:r>
+      <w:r>
         <w:t xml:space="preserve"> </w:t>
       </w:r>
       <w:r>
@@ -3499,19 +3076,19 @@
           <w:iCs/>
           <w:i/>
         </w:rPr>
-        <w:t xml:space="preserve">and Trends in Computer Graphics and Vision</w:t>
-      </w:r>
-      <w:r>
-        <w:t xml:space="preserve"> </w:t>
-      </w:r>
-      <w:r>
-        <w:t xml:space="preserve">2(1), 1–104.</w:t>
-      </w:r>
-      <w:r>
-        <w:t xml:space="preserve"> </w:t>
-      </w:r>
-      <w:r>
-        <w:t xml:space="preserve">https://doi.org/10.1561/0600000009</w:t>
+        <w:t xml:space="preserve">Journal of Open Source Software</w:t>
+      </w:r>
+      <w:r>
+        <w:t xml:space="preserve"> </w:t>
+      </w:r>
+      <w:r>
+        <w:t xml:space="preserve">4(40), 1628.</w:t>
+      </w:r>
+      <w:r>
+        <w:t xml:space="preserve"> </w:t>
+      </w:r>
+      <w:r>
+        <w:t xml:space="preserve">https://doi.org/10.21105/joss.01628</w:t>
       </w:r>
     </w:p>
     <w:p>
@@ -3519,7 +3096,7 @@
         <w:pStyle w:val="BodyText"/>
       </w:pPr>
       <w:r>
-        <w:t xml:space="preserve">[3] Petroff, M. A. (2019). Pannellum: a lightweight web-based panorama viewer.</w:t>
+        <w:t xml:space="preserve">[4] Schütz, M. (2016).</w:t>
       </w:r>
       <w:r>
         <w:t xml:space="preserve"> </w:t>
@@ -3529,19 +3106,13 @@
           <w:iCs/>
           <w:i/>
         </w:rPr>
-        <w:t xml:space="preserve">Journal of Open Source Software</w:t>
-      </w:r>
-      <w:r>
-        <w:t xml:space="preserve"> </w:t>
-      </w:r>
-      <w:r>
-        <w:t xml:space="preserve">4(40), 1628.</w:t>
-      </w:r>
-      <w:r>
-        <w:t xml:space="preserve"> </w:t>
-      </w:r>
-      <w:r>
-        <w:t xml:space="preserve">https://doi.org/10.21105/joss.01628</w:t>
+        <w:t xml:space="preserve">Potree: Rendering large point clouds in web browsers.</w:t>
+      </w:r>
+      <w:r>
+        <w:t xml:space="preserve"> </w:t>
+      </w:r>
+      <w:r>
+        <w:t xml:space="preserve">Diploma thesis, TU Wien.</w:t>
       </w:r>
     </w:p>
     <w:p>
@@ -3549,7 +3120,7 @@
         <w:pStyle w:val="BodyText"/>
       </w:pPr>
       <w:r>
-        <w:t xml:space="preserve">[4] Schütz, M. (2016).</w:t>
+        <w:t xml:space="preserve">[5] Huber, D. (2011). The ASTM E57 file format for 3D imaging data exchange.</w:t>
       </w:r>
       <w:r>
         <w:t xml:space="preserve"> </w:t>
@@ -3559,13 +3130,19 @@
           <w:iCs/>
           <w:i/>
         </w:rPr>
-        <w:t xml:space="preserve">Potree: Rendering large point clouds in web browsers.</w:t>
-      </w:r>
-      <w:r>
-        <w:t xml:space="preserve"> </w:t>
-      </w:r>
-      <w:r>
-        <w:t xml:space="preserve">Diploma thesis, TU Wien.</w:t>
+        <w:t xml:space="preserve">Proc. SPIE</w:t>
+      </w:r>
+      <w:r>
+        <w:t xml:space="preserve"> </w:t>
+      </w:r>
+      <w:r>
+        <w:t xml:space="preserve">7864, Three-Dimensional Imaging, Interaction, and Measurement,</w:t>
+      </w:r>
+      <w:r>
+        <w:t xml:space="preserve"> </w:t>
+      </w:r>
+      <w:r>
+        <w:t xml:space="preserve">78640A. https://doi.org/10.1117/12.876555</w:t>
       </w:r>
     </w:p>
     <w:p>
@@ -3573,7 +3150,19 @@
         <w:pStyle w:val="BodyText"/>
       </w:pPr>
       <w:r>
-        <w:t xml:space="preserve">[5] Huber, D. (2011). The ASTM E57 file format for 3D imaging data exchange.</w:t>
+        <w:t xml:space="preserve">[6] Houshiar, H., Elseberg, J., Borrmann, D., Nüchter, A. (2015). A study of</w:t>
+      </w:r>
+      <w:r>
+        <w:t xml:space="preserve"> </w:t>
+      </w:r>
+      <w:r>
+        <w:t xml:space="preserve">projections for key point based registration of panoramic terrestrial 3D laser</w:t>
+      </w:r>
+      <w:r>
+        <w:t xml:space="preserve"> </w:t>
+      </w:r>
+      <w:r>
+        <w:t xml:space="preserve">scan.</w:t>
       </w:r>
       <w:r>
         <w:t xml:space="preserve"> </w:t>
@@ -3583,19 +3172,19 @@
           <w:iCs/>
           <w:i/>
         </w:rPr>
-        <w:t xml:space="preserve">Proc. SPIE</w:t>
-      </w:r>
-      <w:r>
-        <w:t xml:space="preserve"> </w:t>
-      </w:r>
-      <w:r>
-        <w:t xml:space="preserve">7864, Three-Dimensional Imaging, Interaction, and Measurement,</w:t>
-      </w:r>
-      <w:r>
-        <w:t xml:space="preserve"> </w:t>
-      </w:r>
-      <w:r>
-        <w:t xml:space="preserve">78640A. https://doi.org/10.1117/12.876555</w:t>
+        <w:t xml:space="preserve">Geo-spatial Information Science</w:t>
+      </w:r>
+      <w:r>
+        <w:t xml:space="preserve"> </w:t>
+      </w:r>
+      <w:r>
+        <w:t xml:space="preserve">18(1), 11–31.</w:t>
+      </w:r>
+      <w:r>
+        <w:t xml:space="preserve"> </w:t>
+      </w:r>
+      <w:r>
+        <w:t xml:space="preserve">https://doi.org/10.1080/10095020.2015.1017913</w:t>
       </w:r>
     </w:p>
     <w:p>
@@ -3603,19 +3192,13 @@
         <w:pStyle w:val="BodyText"/>
       </w:pPr>
       <w:r>
-        <w:t xml:space="preserve">[6] Houshiar, H., Elseberg, J., Borrmann, D., Nüchter, A. (2015). A study of</w:t>
-      </w:r>
-      <w:r>
-        <w:t xml:space="preserve"> </w:t>
-      </w:r>
-      <w:r>
-        <w:t xml:space="preserve">projections for key point based registration of panoramic terrestrial 3D laser</w:t>
-      </w:r>
-      <w:r>
-        <w:t xml:space="preserve"> </w:t>
-      </w:r>
-      <w:r>
-        <w:t xml:space="preserve">scan.</w:t>
+        <w:t xml:space="preserve">[7] Kang, Z., et al. (2009). Automatic registration of terrestrial laser scanning</w:t>
+      </w:r>
+      <w:r>
+        <w:t xml:space="preserve"> </w:t>
+      </w:r>
+      <w:r>
+        <w:t xml:space="preserve">point clouds using panoramic reflectance images.</w:t>
       </w:r>
       <w:r>
         <w:t xml:space="preserve"> </w:t>
@@ -3625,19 +3208,19 @@
           <w:iCs/>
           <w:i/>
         </w:rPr>
-        <w:t xml:space="preserve">Geo-spatial Information Science</w:t>
-      </w:r>
-      <w:r>
-        <w:t xml:space="preserve"> </w:t>
-      </w:r>
-      <w:r>
-        <w:t xml:space="preserve">18(1), 11–31.</w:t>
-      </w:r>
-      <w:r>
-        <w:t xml:space="preserve"> </w:t>
-      </w:r>
-      <w:r>
-        <w:t xml:space="preserve">https://doi.org/10.1080/10095020.2015.1017913</w:t>
+        <w:t xml:space="preserve">Sensors</w:t>
+      </w:r>
+      <w:r>
+        <w:t xml:space="preserve"> </w:t>
+      </w:r>
+      <w:r>
+        <w:t xml:space="preserve">9(4), 2621–2646.</w:t>
+      </w:r>
+      <w:r>
+        <w:t xml:space="preserve"> </w:t>
+      </w:r>
+      <w:r>
+        <w:t xml:space="preserve">https://doi.org/10.3390/s90402621</w:t>
       </w:r>
     </w:p>
     <w:p>
@@ -3645,13 +3228,13 @@
         <w:pStyle w:val="BodyText"/>
       </w:pPr>
       <w:r>
-        <w:t xml:space="preserve">[7] Kang, Z., et al. (2009). Automatic registration of terrestrial laser scanning</w:t>
-      </w:r>
-      <w:r>
-        <w:t xml:space="preserve"> </w:t>
-      </w:r>
-      <w:r>
-        <w:t xml:space="preserve">point clouds using panoramic reflectance images.</w:t>
+        <w:t xml:space="preserve">[8] Wang, Z., Bovik, A. C., Sheikh, H. R., Simoncelli, E. P. (2004). Image quality</w:t>
+      </w:r>
+      <w:r>
+        <w:t xml:space="preserve"> </w:t>
+      </w:r>
+      <w:r>
+        <w:t xml:space="preserve">assessment: from error visibility to structural similarity.</w:t>
       </w:r>
       <w:r>
         <w:t xml:space="preserve"> </w:t>
@@ -3661,49 +3244,43 @@
           <w:iCs/>
           <w:i/>
         </w:rPr>
-        <w:t xml:space="preserve">Sensors</w:t>
-      </w:r>
-      <w:r>
-        <w:t xml:space="preserve"> </w:t>
-      </w:r>
-      <w:r>
-        <w:t xml:space="preserve">9(4), 2621–2646.</w:t>
-      </w:r>
-      <w:r>
-        <w:t xml:space="preserve"> </w:t>
-      </w:r>
-      <w:r>
-        <w:t xml:space="preserve">https://doi.org/10.3390/s90402621</w:t>
-      </w:r>
-    </w:p>
-    <w:p>
-      <w:pPr>
-        <w:pStyle w:val="BodyText"/>
-      </w:pPr>
-      <w:r>
-        <w:t xml:space="preserve">[8] Wang, Z., Bovik, A. C., Sheikh, H. R., Simoncelli, E. P. (2004). Image quality</w:t>
-      </w:r>
-      <w:r>
-        <w:t xml:space="preserve"> </w:t>
-      </w:r>
-      <w:r>
-        <w:t xml:space="preserve">assessment: from error visibility to structural similarity.</w:t>
-      </w:r>
-      <w:r>
-        <w:t xml:space="preserve"> </w:t>
+        <w:t xml:space="preserve">IEEE Transactions on</w:t>
       </w:r>
       <w:r>
         <w:rPr>
           <w:iCs/>
           <w:i/>
         </w:rPr>
-        <w:t xml:space="preserve">IEEE Transactions on</w:t>
+        <w:t xml:space="preserve"> </w:t>
       </w:r>
       <w:r>
         <w:rPr>
           <w:iCs/>
           <w:i/>
         </w:rPr>
+        <w:t xml:space="preserve">Image Processing</w:t>
+      </w:r>
+      <w:r>
+        <w:t xml:space="preserve"> </w:t>
+      </w:r>
+      <w:r>
+        <w:t xml:space="preserve">13(4), 600–612. https://doi.org/10.1109/TIP.2003.819861</w:t>
+      </w:r>
+    </w:p>
+    <w:p>
+      <w:pPr>
+        <w:pStyle w:val="BodyText"/>
+      </w:pPr>
+      <w:r>
+        <w:t xml:space="preserve">[9] Kuglin, C. D., Hines, D. C. (1975). The phase correlation image alignment</w:t>
+      </w:r>
+      <w:r>
+        <w:t xml:space="preserve"> </w:t>
+      </w:r>
+      <w:r>
+        <w:t xml:space="preserve">method.</w:t>
+      </w:r>
+      <w:r>
         <w:t xml:space="preserve"> </w:t>
       </w:r>
       <w:r>
@@ -3711,13 +3288,10 @@
           <w:iCs/>
           <w:i/>
         </w:rPr>
-        <w:t xml:space="preserve">Image Processing</w:t>
-      </w:r>
-      <w:r>
-        <w:t xml:space="preserve"> </w:t>
-      </w:r>
-      <w:r>
-        <w:t xml:space="preserve">13(4), 600–612. https://doi.org/10.1109/TIP.2003.819861</w:t>
+        <w:t xml:space="preserve">Proc. IEEE Int. Conf. on Cybernetics and Society</w:t>
+      </w:r>
+      <w:r>
+        <w:t xml:space="preserve">, 163–165.</w:t>
       </w:r>
     </w:p>
     <w:p>
@@ -3725,13 +3299,33 @@
         <w:pStyle w:val="BodyText"/>
       </w:pPr>
       <w:r>
-        <w:t xml:space="preserve">[9] Kuglin, C. D., Hines, D. C. (1975). The phase correlation image alignment</w:t>
-      </w:r>
-      <w:r>
-        <w:t xml:space="preserve"> </w:t>
-      </w:r>
-      <w:r>
-        <w:t xml:space="preserve">method.</w:t>
+        <w:t xml:space="preserve">[10] Meneghetti, G., Danelljan, M., Felsberg, M. (2015). Image alignment for</w:t>
+      </w:r>
+      <w:r>
+        <w:t xml:space="preserve"> </w:t>
+      </w:r>
+      <w:r>
+        <w:t xml:space="preserve">panorama stitching in sparsely structured environments [Dataset]. Zenodo.</w:t>
+      </w:r>
+      <w:r>
+        <w:t xml:space="preserve"> </w:t>
+      </w:r>
+      <w:r>
+        <w:t xml:space="preserve">CC BY 4.0. https://doi.org/10.5281/zenodo.19663081</w:t>
+      </w:r>
+    </w:p>
+    <w:p>
+      <w:pPr>
+        <w:pStyle w:val="BodyText"/>
+      </w:pPr>
+      <w:r>
+        <w:t xml:space="preserve">[11] Laino, D., Cabo, C., Prendes, C., et al. (2024). 3DFin: a software for</w:t>
+      </w:r>
+      <w:r>
+        <w:t xml:space="preserve"> </w:t>
+      </w:r>
+      <w:r>
+        <w:t xml:space="preserve">automated 3D forest inventories from terrestrial point clouds.</w:t>
       </w:r>
       <w:r>
         <w:t xml:space="preserve"> </w:t>
@@ -3741,10 +3335,19 @@
           <w:iCs/>
           <w:i/>
         </w:rPr>
-        <w:t xml:space="preserve">Proc. IEEE Int. Conf. on Cybernetics and Society</w:t>
-      </w:r>
-      <w:r>
-        <w:t xml:space="preserve">, 163–165.</w:t>
+        <w:t xml:space="preserve">Forestry</w:t>
+      </w:r>
+      <w:r>
+        <w:t xml:space="preserve"> </w:t>
+      </w:r>
+      <w:r>
+        <w:t xml:space="preserve">97(4),</w:t>
+      </w:r>
+      <w:r>
+        <w:t xml:space="preserve"> </w:t>
+      </w:r>
+      <w:r>
+        <w:t xml:space="preserve">479–496. https://doi.org/10.1093/forestry/cpae020</w:t>
       </w:r>
     </w:p>
     <w:p>
@@ -3752,33 +3355,13 @@
         <w:pStyle w:val="BodyText"/>
       </w:pPr>
       <w:r>
-        <w:t xml:space="preserve">[10] Meneghetti, G., Danelljan, M., Felsberg, M. (2015). Image alignment for</w:t>
-      </w:r>
-      <w:r>
-        <w:t xml:space="preserve"> </w:t>
-      </w:r>
-      <w:r>
-        <w:t xml:space="preserve">panorama stitching in sparsely structured environments [Dataset]. Zenodo.</w:t>
-      </w:r>
-      <w:r>
-        <w:t xml:space="preserve"> </w:t>
-      </w:r>
-      <w:r>
-        <w:t xml:space="preserve">CC BY 4.0. https://doi.org/10.5281/zenodo.19663081</w:t>
-      </w:r>
-    </w:p>
-    <w:p>
-      <w:pPr>
-        <w:pStyle w:val="BodyText"/>
-      </w:pPr>
-      <w:r>
-        <w:t xml:space="preserve">[11] Laino, D., Cabo, C., Prendes, C., et al. (2024). 3DFin: a software for</w:t>
-      </w:r>
-      <w:r>
-        <w:t xml:space="preserve"> </w:t>
-      </w:r>
-      <w:r>
-        <w:t xml:space="preserve">automated 3D forest inventories from terrestrial point clouds.</w:t>
+        <w:t xml:space="preserve">[12] Laino, D., Cabo, C., Ordóñez, C., et al. (2026). SegmentedForests: a labelled</w:t>
+      </w:r>
+      <w:r>
+        <w:t xml:space="preserve"> </w:t>
+      </w:r>
+      <w:r>
+        <w:t xml:space="preserve">dataset of terrestrial LiDAR point clouds for semantic segmentation of forests.</w:t>
       </w:r>
       <w:r>
         <w:t xml:space="preserve"> </w:t>
@@ -3794,19 +3377,13 @@
         <w:t xml:space="preserve"> </w:t>
       </w:r>
       <w:r>
-        <w:t xml:space="preserve">97(4),</w:t>
-      </w:r>
-      <w:r>
-        <w:t xml:space="preserve"> </w:t>
-      </w:r>
-      <w:r>
-        <w:t xml:space="preserve">479–496.</w:t>
-      </w:r>
-      <w:r>
-        <w:t xml:space="preserve"> </w:t>
-      </w:r>
-      <w:r>
-        <w:t xml:space="preserve">https://doi.org/10.1093/forestry/cpae020</w:t>
+        <w:t xml:space="preserve">99(2). https://doi.org/10.1093/forestry/cpaf062 · Data:</w:t>
+      </w:r>
+      <w:r>
+        <w:t xml:space="preserve"> </w:t>
+      </w:r>
+      <w:r>
+        <w:t xml:space="preserve">https://doi.org/10.5281/zenodo.17396681</w:t>
       </w:r>
     </w:p>
     <w:p>
@@ -3814,13 +3391,25 @@
         <w:pStyle w:val="BodyText"/>
       </w:pPr>
       <w:r>
-        <w:t xml:space="preserve">[12] Laino, D., Cabo, C., Ordóñez, C., et al. (2026). SegmentedForests: a labelled</w:t>
-      </w:r>
-      <w:r>
-        <w:t xml:space="preserve"> </w:t>
-      </w:r>
-      <w:r>
-        <w:t xml:space="preserve">dataset of terrestrial LiDAR point clouds for semantic segmentation of forests.</w:t>
+        <w:t xml:space="preserve">[13] Brooke, J. (1996). SUS: a</w:t>
+      </w:r>
+      <w:r>
+        <w:t xml:space="preserve"> </w:t>
+      </w:r>
+      <w:r>
+        <w:t xml:space="preserve">“</w:t>
+      </w:r>
+      <w:r>
+        <w:t xml:space="preserve">quick and dirty</w:t>
+      </w:r>
+      <w:r>
+        <w:t xml:space="preserve">”</w:t>
+      </w:r>
+      <w:r>
+        <w:t xml:space="preserve"> </w:t>
+      </w:r>
+      <w:r>
+        <w:t xml:space="preserve">usability scale. In:</w:t>
       </w:r>
       <w:r>
         <w:t xml:space="preserve"> </w:t>
@@ -3830,61 +3419,34 @@
           <w:iCs/>
           <w:i/>
         </w:rPr>
-        <w:t xml:space="preserve">Forestry</w:t>
-      </w:r>
-      <w:r>
-        <w:t xml:space="preserve"> </w:t>
-      </w:r>
-      <w:r>
-        <w:t xml:space="preserve">99(2). https://doi.org/10.1093/forestry/cpaf062 · Data:</w:t>
-      </w:r>
-      <w:r>
-        <w:t xml:space="preserve"> </w:t>
-      </w:r>
-      <w:r>
-        <w:t xml:space="preserve">https://doi.org/10.5281/zenodo.17396681</w:t>
-      </w:r>
-    </w:p>
-    <w:p>
-      <w:pPr>
-        <w:pStyle w:val="BodyText"/>
-      </w:pPr>
-      <w:r>
-        <w:t xml:space="preserve">[13] Brooke, J. (1996). SUS: a</w:t>
-      </w:r>
-      <w:r>
-        <w:t xml:space="preserve"> </w:t>
-      </w:r>
-      <w:r>
-        <w:t xml:space="preserve">“</w:t>
-      </w:r>
-      <w:r>
-        <w:t xml:space="preserve">quick and dirty</w:t>
-      </w:r>
-      <w:r>
-        <w:t xml:space="preserve">”</w:t>
-      </w:r>
-      <w:r>
-        <w:t xml:space="preserve"> </w:t>
-      </w:r>
-      <w:r>
-        <w:t xml:space="preserve">usability scale. In:</w:t>
-      </w:r>
-      <w:r>
-        <w:t xml:space="preserve"> </w:t>
+        <w:t xml:space="preserve">Usability</w:t>
       </w:r>
       <w:r>
         <w:rPr>
           <w:iCs/>
           <w:i/>
         </w:rPr>
-        <w:t xml:space="preserve">Usability</w:t>
+        <w:t xml:space="preserve"> </w:t>
       </w:r>
       <w:r>
         <w:rPr>
           <w:iCs/>
           <w:i/>
         </w:rPr>
+        <w:t xml:space="preserve">Evaluation in Industry</w:t>
+      </w:r>
+      <w:r>
+        <w:t xml:space="preserve">, Taylor &amp; Francis, 189–194.</w:t>
+      </w:r>
+    </w:p>
+    <w:p>
+      <w:pPr>
+        <w:pStyle w:val="BodyText"/>
+      </w:pPr>
+      <w:r>
+        <w:t xml:space="preserve">[14] Sauro, J., Lewis, J. R. (2016).</w:t>
+      </w:r>
+      <w:r>
         <w:t xml:space="preserve"> </w:t>
       </w:r>
       <w:r>
@@ -3892,100 +3454,79 @@
           <w:iCs/>
           <w:i/>
         </w:rPr>
-        <w:t xml:space="preserve">Evaluation in Industry</w:t>
-      </w:r>
-      <w:r>
-        <w:t xml:space="preserve">, Taylor &amp; Francis, 189–194.</w:t>
-      </w:r>
-    </w:p>
-    <w:p>
-      <w:pPr>
-        <w:pStyle w:val="BodyText"/>
-      </w:pPr>
-      <w:r>
-        <w:t xml:space="preserve">[14] Sauro, J., Lewis, J. R. (2016).</w:t>
-      </w:r>
-      <w:r>
-        <w:t xml:space="preserve"> </w:t>
+        <w:t xml:space="preserve">Quantifying the User Experience: Practical</w:t>
       </w:r>
       <w:r>
         <w:rPr>
           <w:iCs/>
           <w:i/>
         </w:rPr>
-        <w:t xml:space="preserve">Quantifying the User Experience: Practical</w:t>
+        <w:t xml:space="preserve"> </w:t>
       </w:r>
       <w:r>
         <w:rPr>
           <w:iCs/>
           <w:i/>
         </w:rPr>
-        <w:t xml:space="preserve"> </w:t>
-      </w:r>
+        <w:t xml:space="preserve">Statistics for User Research</w:t>
+      </w:r>
+      <w:r>
+        <w:t xml:space="preserve">, 2nd ed., Morgan Kaufmann.</w:t>
+      </w:r>
+    </w:p>
+    <w:p>
+      <w:pPr>
+        <w:pStyle w:val="BodyText"/>
+      </w:pPr>
+      <w:r>
+        <w:t xml:space="preserve">[15] Chang, M., Candotti, A., von Ellenrieder, K., Tomelleri, E., Camurri, M.</w:t>
+      </w:r>
+      <w:r>
+        <w:t xml:space="preserve"> </w:t>
+      </w:r>
+      <w:r>
+        <w:t xml:space="preserve">(2025). Data for:</w:t>
+      </w:r>
+      <w:r>
+        <w:t xml:space="preserve"> </w:t>
+      </w:r>
+      <w:r>
+        <w:t xml:space="preserve">“</w:t>
+      </w:r>
+      <w:r>
+        <w:t xml:space="preserve">A multi-platform LiDAR dataset for standardized forest</w:t>
+      </w:r>
+      <w:r>
+        <w:t xml:space="preserve"> </w:t>
+      </w:r>
+      <w:r>
+        <w:t xml:space="preserve">inventory measurement at long term ecological monitoring sites</w:t>
+      </w:r>
+      <w:r>
+        <w:t xml:space="preserve">”</w:t>
+      </w:r>
+      <w:r>
+        <w:t xml:space="preserve"> </w:t>
+      </w:r>
+      <w:r>
+        <w:t xml:space="preserve">[Dataset].</w:t>
+      </w:r>
+      <w:r>
+        <w:t xml:space="preserve"> </w:t>
+      </w:r>
+      <w:r>
+        <w:t xml:space="preserve">Zenodo. https://doi.org/10.5281/zenodo.17186174</w:t>
+      </w:r>
+    </w:p>
+    <w:p>
+      <w:pPr>
+        <w:pStyle w:val="BodyText"/>
+      </w:pPr>
       <w:r>
         <w:rPr>
           <w:iCs/>
           <w:i/>
         </w:rPr>
-        <w:t xml:space="preserve">Statistics for User Research</w:t>
-      </w:r>
-      <w:r>
-        <w:t xml:space="preserve">, 2nd ed., Morgan Kaufmann.</w:t>
-      </w:r>
-    </w:p>
-    <w:p>
-      <w:pPr>
-        <w:pStyle w:val="BodyText"/>
-      </w:pPr>
-      <w:r>
-        <w:t xml:space="preserve">[15] Chang, M., Candotti, A., von Ellenrieder, K., Tomelleri, E., Camurri, M.</w:t>
-      </w:r>
-      <w:r>
-        <w:t xml:space="preserve"> </w:t>
-      </w:r>
-      <w:r>
-        <w:t xml:space="preserve">(2025). Data for:</w:t>
-      </w:r>
-      <w:r>
-        <w:t xml:space="preserve"> </w:t>
-      </w:r>
-      <w:r>
-        <w:t xml:space="preserve">“</w:t>
-      </w:r>
-      <w:r>
-        <w:t xml:space="preserve">A multi-platform LiDAR dataset for standardized forest</w:t>
-      </w:r>
-      <w:r>
-        <w:t xml:space="preserve"> </w:t>
-      </w:r>
-      <w:r>
-        <w:t xml:space="preserve">inventory measurement at long term ecological monitoring sites</w:t>
-      </w:r>
-      <w:r>
-        <w:t xml:space="preserve">”</w:t>
-      </w:r>
-      <w:r>
-        <w:t xml:space="preserve"> </w:t>
-      </w:r>
-      <w:r>
-        <w:t xml:space="preserve">[Dataset].</w:t>
-      </w:r>
-      <w:r>
-        <w:t xml:space="preserve"> </w:t>
-      </w:r>
-      <w:r>
-        <w:t xml:space="preserve">Zenodo. https://doi.org/10.5281/zenodo.17186174</w:t>
-      </w:r>
-    </w:p>
-    <w:p>
-      <w:pPr>
-        <w:pStyle w:val="BodyText"/>
-      </w:pPr>
-      <w:r>
-        <w:rPr>
-          <w:iCs/>
-          <w:i/>
-        </w:rPr>
         <w:t xml:space="preserve">Software used, with the versions that produced the reported figures:</w:t>
       </w:r>
       <w:r>
@@ -3998,34 +3539,22 @@
         <w:t xml:space="preserve"> </w:t>
       </w:r>
       <w:r>
-        <w:t xml:space="preserve">Leaflet 1.9.4 (BSD-2), Caddy 2 (Apache-2.0), Garage 1.0.1 (AGPL-3.0), FastAPI</w:t>
-      </w:r>
-      <w:r>
-        <w:t xml:space="preserve"> </w:t>
-      </w:r>
-      <w:r>
-        <w:t xml:space="preserve">(MIT), NumPy 1.26.4, Pillow 12.3.0, OpenCV 5.0.0, laspy 2.5.4, 3DFin/dendromatics,</w:t>
-      </w:r>
-      <w:r>
-        <w:t xml:space="preserve"> </w:t>
-      </w:r>
-      <w:r>
-        <w:t xml:space="preserve">TreeGrOSS (GPL-3.0, isolated as a separate process).</w:t>
-      </w:r>
-    </w:p>
-    <w:p>
-      <w:pPr>
-        <w:pStyle w:val="BodyText"/>
-      </w:pPr>
-      <w:r>
-        <w:rPr>
-          <w:iCs/>
-          <w:i/>
-        </w:rPr>
-        <w:t xml:space="preserve">Checked against publisher records (Oct 2026): [1]–[3], [5]–[7], [10]–[12], [15].</w:t>
-      </w:r>
-    </w:p>
-    <w:bookmarkEnd w:id="40"/>
+        <w:t xml:space="preserve">Caddy 2 (Apache-2.0), Garage 1.0.1 (AGPL-3.0), FastAPI (MIT), NumPy 1.26.4,</w:t>
+      </w:r>
+      <w:r>
+        <w:t xml:space="preserve"> </w:t>
+      </w:r>
+      <w:r>
+        <w:t xml:space="preserve">Pillow 12.3.0, OpenCV 5.0.0, laspy 2.5.4, 3DFin/dendromatics, TreeGrOSS (GPL-3.0,</w:t>
+      </w:r>
+      <w:r>
+        <w:t xml:space="preserve"> </w:t>
+      </w:r>
+      <w:r>
+        <w:t xml:space="preserve">isolated as a separate process).</w:t>
+      </w:r>
+    </w:p>
+    <w:bookmarkEnd w:id="43"/>
     <w:sectPr/>
   </w:body>
 </w:document>
